--- a/eng/docx/020.content.docx
+++ b/eng/docx/020.content.docx
@@ -150,26 +150,6 @@
           <w:lang w:val="en_US" w:bidi="en_US"/>
         </w:rPr>
         <w:t>S</w:t>
-      </w:r>
-      <w:r>
-        <w:rPr>
-          <w:lang w:val="en_US" w:bidi="en_US"/>
-        </w:rPr>
-      </w:r>
-    </w:p>
-    <w:p>
-      <w:pPr/>
-      <w:r>
-        <w:rPr>
-          <w:lang w:val="en_US" w:bidi="en_US"/>
-        </w:rPr>
-      </w:r>
-      <w:r>
-        <w:rPr>
-          <w:i/>
-          <w:lang w:val="en_US" w:bidi="en_US"/>
-        </w:rPr>
-        <w:t>Salvation in Isaiah, Salvation in the Psalms, Security and Obedience, Seeking the Lord, Shechem, Sin Enters the World, Slavery, Social Chaos in Judges, Social Justice, Solomon’s Wisdom, Speaking, Spirit Empowerment, Spiritual Maturity, Spiritual Renewal in the Later Prophets, Suffering in Following God, Symbolic Numbers</w:t>
       </w:r>
       <w:r>
         <w:rPr>

--- a/eng/docx/020.content.docx
+++ b/eng/docx/020.content.docx
@@ -19,7 +19,7 @@
         <w:rPr>
           <w:lang w:val="en_US" w:bidi="en_US"/>
         </w:rPr>
-        <w:t>Resource: Study Notes - Themes (Tyndale)</w:t>
+        <w:t>Resource: Tyndale Open Study Notes</w:t>
       </w:r>
       <w:r>
         <w:rPr>
@@ -112,7 +112,7 @@
         <w:rPr>
           <w:lang w:val="en_US" w:bidi="en_US"/>
         </w:rPr>
-        <w:t>Study Notes - Themes (Tyndale)</w:t>
+        <w:t>Tyndale Open Study Notes</w:t>
       </w:r>
     </w:p>
     <w:p>

--- a/eng/docx/020.content.docx
+++ b/eng/docx/020.content.docx
@@ -19,7 +19,7 @@
         <w:rPr>
           <w:lang w:val="en_US" w:bidi="en_US"/>
         </w:rPr>
-        <w:t>Resource: Tyndale Open Study Notes</w:t>
+        <w:t>Resource: Aquifer Open Study Notes (Themes)</w:t>
       </w:r>
       <w:r>
         <w:rPr>
@@ -112,7 +112,7 @@
         <w:rPr>
           <w:lang w:val="en_US" w:bidi="en_US"/>
         </w:rPr>
-        <w:t>Tyndale Open Study Notes</w:t>
+        <w:t>Aquifer Open Study Notes (Themes)</w:t>
       </w:r>
     </w:p>
     <w:p>

--- a/eng/docx/020.content.docx
+++ b/eng/docx/020.content.docx
@@ -233,18 +233,12 @@
         </w:rPr>
         <w:t>The tabernacle was a portable sanctuary where God lived among the Israelite people. From the beginning of creation, God's plan was to share his life with humans and allow people to have a close relationship with him. However, when sin entered the world, it created a serious problem (</w:t>
       </w:r>
-      <w:hyperlink r:id="rId13">
-        <w:r>
-          <w:rPr>
-            <w:lang w:val="en_US" w:bidi="en_US"/>
-          </w:rPr>
-          <w:rPr>
-            <w:color w:val="0000EE"/>
-            <w:u w:val="single"/>
-          </w:rPr>
-          <w:t>Genesis 3</w:t>
-        </w:r>
-      </w:hyperlink>
+      <w:r>
+        <w:rPr>
+          <w:lang w:val="en_US" w:bidi="en_US"/>
+        </w:rPr>
+        <w:t>Genesis 3</w:t>
+      </w:r>
       <w:r>
         <w:rPr>
           <w:lang w:val="en_US" w:bidi="en_US"/>
@@ -265,18 +259,12 @@
         </w:rPr>
         <w:t>The tabernacle provided a temporary solution to this problem. It was a special structure like a tent that allowed the Israelites to enjoy God's presence without being destroyed by it(</w:t>
       </w:r>
-      <w:hyperlink r:id="rId14">
-        <w:r>
-          <w:rPr>
-            <w:lang w:val="en_US" w:bidi="en_US"/>
-          </w:rPr>
-          <w:rPr>
-            <w:color w:val="0000EE"/>
-            <w:u w:val="single"/>
-          </w:rPr>
-          <w:t>Exodus 25:8</w:t>
-        </w:r>
-      </w:hyperlink>
+      <w:r>
+        <w:rPr>
+          <w:lang w:val="en_US" w:bidi="en_US"/>
+        </w:rPr>
+        <w:t>Exodus 25:8</w:t>
+      </w:r>
       <w:r>
         <w:rPr>
           <w:lang w:val="en_US" w:bidi="en_US"/>
@@ -419,54 +407,36 @@
         </w:rPr>
         <w:t xml:space="preserve">Our new covenant relationship with God is possible because of Jesus' perfect sacrifice for sin and his role as our high priest before God (see especially </w:t>
       </w:r>
-      <w:hyperlink r:id="rId15">
-        <w:r>
-          <w:rPr>
-            <w:lang w:val="en_US" w:bidi="en_US"/>
-          </w:rPr>
-          <w:rPr>
-            <w:color w:val="0000EE"/>
-            <w:u w:val="single"/>
-          </w:rPr>
-          <w:t>Hebrews 9–10</w:t>
-        </w:r>
-      </w:hyperlink>
+      <w:r>
+        <w:rPr>
+          <w:lang w:val="en_US" w:bidi="en_US"/>
+        </w:rPr>
+        <w:t>Hebrews 9–10</w:t>
+      </w:r>
       <w:r>
         <w:rPr>
           <w:lang w:val="en_US" w:bidi="en_US"/>
         </w:rPr>
         <w:t xml:space="preserve">). He has fulfilled the requirements shown by the ancient tabernacle. We can now approach God's throne with courage and confidence (see </w:t>
       </w:r>
-      <w:hyperlink r:id="rId16">
-        <w:r>
-          <w:rPr>
-            <w:lang w:val="en_US" w:bidi="en_US"/>
-          </w:rPr>
-          <w:rPr>
-            <w:color w:val="0000EE"/>
-            <w:u w:val="single"/>
-          </w:rPr>
-          <w:t>Ephesians 3:12</w:t>
-        </w:r>
-      </w:hyperlink>
-      <w:r>
-        <w:rPr>
-          <w:lang w:val="en_US" w:bidi="en_US"/>
-        </w:rPr>
-        <w:t xml:space="preserve">; </w:t>
-      </w:r>
-      <w:hyperlink r:id="rId17">
-        <w:r>
-          <w:rPr>
-            <w:lang w:val="en_US" w:bidi="en_US"/>
-          </w:rPr>
-          <w:rPr>
-            <w:color w:val="0000EE"/>
-            <w:u w:val="single"/>
-          </w:rPr>
-          <w:t>Hebrews 4:14–16</w:t>
-        </w:r>
-      </w:hyperlink>
+      <w:r>
+        <w:rPr>
+          <w:lang w:val="en_US" w:bidi="en_US"/>
+        </w:rPr>
+        <w:t>Ephesians 3:12</w:t>
+      </w:r>
+      <w:r>
+        <w:rPr>
+          <w:lang w:val="en_US" w:bidi="en_US"/>
+        </w:rPr>
+        <w:t xml:space="preserve">; </w:t>
+      </w:r>
+      <w:r>
+        <w:rPr>
+          <w:lang w:val="en_US" w:bidi="en_US"/>
+        </w:rPr>
+        <w:t>Hebrews 4:14–16</w:t>
+      </w:r>
       <w:r>
         <w:rPr>
           <w:lang w:val="en_US" w:bidi="en_US"/>
@@ -496,126 +466,84 @@
           <w:lang w:val="en_US" w:bidi="en_US"/>
         </w:rPr>
       </w:r>
-      <w:hyperlink r:id="rId18">
-        <w:r>
-          <w:rPr>
-            <w:lang w:val="en_US" w:bidi="en_US"/>
-          </w:rPr>
-          <w:rPr>
-            <w:color w:val="0000EE"/>
-            <w:u w:val="single"/>
-          </w:rPr>
-          <w:t>Exodus 25:1–9</w:t>
-        </w:r>
-      </w:hyperlink>
-      <w:r>
-        <w:rPr>
-          <w:lang w:val="en_US" w:bidi="en_US"/>
-        </w:rPr>
-        <w:t xml:space="preserve">; </w:t>
-      </w:r>
-      <w:hyperlink r:id="rId19">
-        <w:r>
-          <w:rPr>
-            <w:lang w:val="en_US" w:bidi="en_US"/>
-          </w:rPr>
-          <w:rPr>
-            <w:color w:val="0000EE"/>
-            <w:u w:val="single"/>
-          </w:rPr>
-          <w:t>26:1–37</w:t>
-        </w:r>
-      </w:hyperlink>
-      <w:r>
-        <w:rPr>
-          <w:lang w:val="en_US" w:bidi="en_US"/>
-        </w:rPr>
-        <w:t xml:space="preserve">; </w:t>
-      </w:r>
-      <w:hyperlink r:id="rId20">
-        <w:r>
-          <w:rPr>
-            <w:lang w:val="en_US" w:bidi="en_US"/>
-          </w:rPr>
-          <w:rPr>
-            <w:color w:val="0000EE"/>
-            <w:u w:val="single"/>
-          </w:rPr>
-          <w:t>35:4–36:38</w:t>
-        </w:r>
-      </w:hyperlink>
-      <w:r>
-        <w:rPr>
-          <w:lang w:val="en_US" w:bidi="en_US"/>
-        </w:rPr>
-        <w:t xml:space="preserve">; </w:t>
-      </w:r>
-      <w:hyperlink r:id="rId21">
-        <w:r>
-          <w:rPr>
-            <w:lang w:val="en_US" w:bidi="en_US"/>
-          </w:rPr>
-          <w:rPr>
-            <w:color w:val="0000EE"/>
-            <w:u w:val="single"/>
-          </w:rPr>
-          <w:t>38:21–31</w:t>
-        </w:r>
-      </w:hyperlink>
-      <w:r>
-        <w:rPr>
-          <w:lang w:val="en_US" w:bidi="en_US"/>
-        </w:rPr>
-        <w:t xml:space="preserve">; </w:t>
-      </w:r>
-      <w:hyperlink r:id="rId22">
-        <w:r>
-          <w:rPr>
-            <w:lang w:val="en_US" w:bidi="en_US"/>
-          </w:rPr>
-          <w:rPr>
-            <w:color w:val="0000EE"/>
-            <w:u w:val="single"/>
-          </w:rPr>
-          <w:t>39:32–40:35</w:t>
-        </w:r>
-      </w:hyperlink>
-      <w:r>
-        <w:rPr>
-          <w:lang w:val="en_US" w:bidi="en_US"/>
-        </w:rPr>
-        <w:t xml:space="preserve">; </w:t>
-      </w:r>
-      <w:hyperlink r:id="rId23">
-        <w:r>
-          <w:rPr>
-            <w:lang w:val="en_US" w:bidi="en_US"/>
-          </w:rPr>
-          <w:rPr>
-            <w:color w:val="0000EE"/>
-            <w:u w:val="single"/>
-          </w:rPr>
-          <w:t>2 Chronicles 3:1–7:22</w:t>
-        </w:r>
-      </w:hyperlink>
-      <w:r>
-        <w:rPr>
-          <w:lang w:val="en_US" w:bidi="en_US"/>
-        </w:rPr>
-        <w:t xml:space="preserve">; </w:t>
-      </w:r>
-      <w:hyperlink r:id="rId24">
-        <w:r>
-          <w:rPr>
-            <w:lang w:val="en_US" w:bidi="en_US"/>
-          </w:rPr>
-          <w:rPr>
-            <w:color w:val="0000EE"/>
-            <w:u w:val="single"/>
-          </w:rPr>
-          <w:t>Hebrews 9:1–28</w:t>
-        </w:r>
-      </w:hyperlink>
+      <w:r>
+        <w:rPr>
+          <w:lang w:val="en_US" w:bidi="en_US"/>
+        </w:rPr>
+        <w:t>Exodus 25:1–9</w:t>
+      </w:r>
+      <w:r>
+        <w:rPr>
+          <w:lang w:val="en_US" w:bidi="en_US"/>
+        </w:rPr>
+        <w:t xml:space="preserve">; </w:t>
+      </w:r>
+      <w:r>
+        <w:rPr>
+          <w:lang w:val="en_US" w:bidi="en_US"/>
+        </w:rPr>
+        <w:t>26:1–37</w:t>
+      </w:r>
+      <w:r>
+        <w:rPr>
+          <w:lang w:val="en_US" w:bidi="en_US"/>
+        </w:rPr>
+        <w:t xml:space="preserve">; </w:t>
+      </w:r>
+      <w:r>
+        <w:rPr>
+          <w:lang w:val="en_US" w:bidi="en_US"/>
+        </w:rPr>
+        <w:t>35:4–36:38</w:t>
+      </w:r>
+      <w:r>
+        <w:rPr>
+          <w:lang w:val="en_US" w:bidi="en_US"/>
+        </w:rPr>
+        <w:t xml:space="preserve">; </w:t>
+      </w:r>
+      <w:r>
+        <w:rPr>
+          <w:lang w:val="en_US" w:bidi="en_US"/>
+        </w:rPr>
+        <w:t>38:21–31</w:t>
+      </w:r>
+      <w:r>
+        <w:rPr>
+          <w:lang w:val="en_US" w:bidi="en_US"/>
+        </w:rPr>
+        <w:t xml:space="preserve">; </w:t>
+      </w:r>
+      <w:r>
+        <w:rPr>
+          <w:lang w:val="en_US" w:bidi="en_US"/>
+        </w:rPr>
+        <w:t>39:32–40:35</w:t>
+      </w:r>
+      <w:r>
+        <w:rPr>
+          <w:lang w:val="en_US" w:bidi="en_US"/>
+        </w:rPr>
+        <w:t xml:space="preserve">; </w:t>
+      </w:r>
+      <w:r>
+        <w:rPr>
+          <w:lang w:val="en_US" w:bidi="en_US"/>
+        </w:rPr>
+        <w:t>2 Chronicles 3:1–7:22</w:t>
+      </w:r>
+      <w:r>
+        <w:rPr>
+          <w:lang w:val="en_US" w:bidi="en_US"/>
+        </w:rPr>
+        <w:t xml:space="preserve">; </w:t>
+      </w:r>
+      <w:r>
+        <w:rPr>
+          <w:lang w:val="en_US" w:bidi="en_US"/>
+        </w:rPr>
+        <w:t>Hebrews 9:1–28</w:t>
+      </w:r>
       <w:r>
         <w:rPr>
           <w:lang w:val="en_US" w:bidi="en_US"/>
@@ -664,36 +592,24 @@
         </w:rPr>
         <w:t xml:space="preserve">The temple plan in </w:t>
       </w:r>
-      <w:hyperlink r:id="rId25">
-        <w:r>
-          <w:rPr>
-            <w:lang w:val="en_US" w:bidi="en_US"/>
-          </w:rPr>
-          <w:rPr>
-            <w:color w:val="0000EE"/>
-            <w:u w:val="single"/>
-          </w:rPr>
-          <w:t>Ezekiel 40–43</w:t>
-        </w:r>
-      </w:hyperlink>
+      <w:r>
+        <w:rPr>
+          <w:lang w:val="en_US" w:bidi="en_US"/>
+        </w:rPr>
+        <w:t>Ezekiel 40–43</w:t>
+      </w:r>
       <w:r>
         <w:rPr>
           <w:lang w:val="en_US" w:bidi="en_US"/>
         </w:rPr>
         <w:t xml:space="preserve"> does not seem possible to build, nor was it meant to be. The plan lacks enough detail for construction, as shown by the different diagrams scholars have created. Unlike the tabernacle, the plan does not specify materials (</w:t>
       </w:r>
-      <w:hyperlink r:id="rId26">
-        <w:r>
-          <w:rPr>
-            <w:lang w:val="en_US" w:bidi="en_US"/>
-          </w:rPr>
-          <w:rPr>
-            <w:color w:val="0000EE"/>
-            <w:u w:val="single"/>
-          </w:rPr>
-          <w:t>Exodus 25:10–40:33</w:t>
-        </w:r>
-      </w:hyperlink>
+      <w:r>
+        <w:rPr>
+          <w:lang w:val="en_US" w:bidi="en_US"/>
+        </w:rPr>
+        <w:t>Exodus 25:10–40:33</w:t>
+      </w:r>
       <w:r>
         <w:rPr>
           <w:lang w:val="en_US" w:bidi="en_US"/>
@@ -714,72 +630,48 @@
         </w:rPr>
         <w:t>Ezekiel's temple vision shows God's message through a building design. It intends to shame Ezekiel's generation for their past and encourage future faithfulness (</w:t>
       </w:r>
-      <w:hyperlink r:id="rId27">
-        <w:r>
-          <w:rPr>
-            <w:lang w:val="en_US" w:bidi="en_US"/>
-          </w:rPr>
-          <w:rPr>
-            <w:color w:val="0000EE"/>
-            <w:u w:val="single"/>
-          </w:rPr>
-          <w:t>Ezekiel 43:10–12</w:t>
-        </w:r>
-      </w:hyperlink>
+      <w:r>
+        <w:rPr>
+          <w:lang w:val="en_US" w:bidi="en_US"/>
+        </w:rPr>
+        <w:t>Ezekiel 43:10–12</w:t>
+      </w:r>
       <w:r>
         <w:rPr>
           <w:lang w:val="en_US" w:bidi="en_US"/>
         </w:rPr>
         <w:t xml:space="preserve">). The vision describes a new world where obvious boundaries between the holy and unholy exist, and standards are higher. This allows God to return to his temple and live among his people again (see </w:t>
       </w:r>
-      <w:hyperlink r:id="rId28">
-        <w:r>
-          <w:rPr>
-            <w:lang w:val="en_US" w:bidi="en_US"/>
-          </w:rPr>
-          <w:rPr>
-            <w:color w:val="0000EE"/>
-            <w:u w:val="single"/>
-          </w:rPr>
-          <w:t>10:3–4</w:t>
-        </w:r>
-      </w:hyperlink>
+      <w:r>
+        <w:rPr>
+          <w:lang w:val="en_US" w:bidi="en_US"/>
+        </w:rPr>
+        <w:t>10:3–4</w:t>
+      </w:r>
       <w:r>
         <w:rPr>
           <w:lang w:val="en_US" w:bidi="en_US"/>
         </w:rPr>
         <w:t xml:space="preserve">, </w:t>
       </w:r>
-      <w:hyperlink r:id="rId29">
-        <w:r>
-          <w:rPr>
-            <w:lang w:val="en_US" w:bidi="en_US"/>
-          </w:rPr>
-          <w:rPr>
-            <w:color w:val="0000EE"/>
-            <w:u w:val="single"/>
-          </w:rPr>
-          <w:t>18</w:t>
-        </w:r>
-      </w:hyperlink>
-      <w:r>
-        <w:rPr>
-          <w:lang w:val="en_US" w:bidi="en_US"/>
-        </w:rPr>
-        <w:t xml:space="preserve">; </w:t>
-      </w:r>
-      <w:hyperlink r:id="rId30">
-        <w:r>
-          <w:rPr>
-            <w:lang w:val="en_US" w:bidi="en_US"/>
-          </w:rPr>
-          <w:rPr>
-            <w:color w:val="0000EE"/>
-            <w:u w:val="single"/>
-          </w:rPr>
-          <w:t>11:22–23</w:t>
-        </w:r>
-      </w:hyperlink>
+      <w:r>
+        <w:rPr>
+          <w:lang w:val="en_US" w:bidi="en_US"/>
+        </w:rPr>
+        <w:t>18</w:t>
+      </w:r>
+      <w:r>
+        <w:rPr>
+          <w:lang w:val="en_US" w:bidi="en_US"/>
+        </w:rPr>
+        <w:t xml:space="preserve">; </w:t>
+      </w:r>
+      <w:r>
+        <w:rPr>
+          <w:lang w:val="en_US" w:bidi="en_US"/>
+        </w:rPr>
+        <w:t>11:22–23</w:t>
+      </w:r>
       <w:r>
         <w:rPr>
           <w:lang w:val="en_US" w:bidi="en_US"/>
@@ -814,54 +706,36 @@
         </w:rPr>
         <w:t>This new temple represents Jesus Christ, who reveals God's glory. His body was a temple that others would destroy and he would rebuild in three days (</w:t>
       </w:r>
-      <w:hyperlink r:id="rId31">
-        <w:r>
-          <w:rPr>
-            <w:lang w:val="en_US" w:bidi="en_US"/>
-          </w:rPr>
-          <w:rPr>
-            <w:color w:val="0000EE"/>
-            <w:u w:val="single"/>
-          </w:rPr>
-          <w:t>John 2:19</w:t>
-        </w:r>
-      </w:hyperlink>
+      <w:r>
+        <w:rPr>
+          <w:lang w:val="en_US" w:bidi="en_US"/>
+        </w:rPr>
+        <w:t>John 2:19</w:t>
+      </w:r>
       <w:r>
         <w:rPr>
           <w:lang w:val="en_US" w:bidi="en_US"/>
         </w:rPr>
         <w:t>). In Jesus, God's holiness shone brightly in the darkness, and the darkness could not overcome it (</w:t>
       </w:r>
-      <w:hyperlink r:id="rId32">
-        <w:r>
-          <w:rPr>
-            <w:lang w:val="en_US" w:bidi="en_US"/>
-          </w:rPr>
-          <w:rPr>
-            <w:color w:val="0000EE"/>
-            <w:u w:val="single"/>
-          </w:rPr>
-          <w:t>John 1:5</w:t>
-        </w:r>
-      </w:hyperlink>
+      <w:r>
+        <w:rPr>
+          <w:lang w:val="en_US" w:bidi="en_US"/>
+        </w:rPr>
+        <w:t>John 1:5</w:t>
+      </w:r>
       <w:r>
         <w:rPr>
           <w:lang w:val="en_US" w:bidi="en_US"/>
         </w:rPr>
         <w:t>). His body was the perfect, one-time sacrifice that purified the people (</w:t>
       </w:r>
-      <w:hyperlink r:id="rId33">
-        <w:r>
-          <w:rPr>
-            <w:lang w:val="en_US" w:bidi="en_US"/>
-          </w:rPr>
-          <w:rPr>
-            <w:color w:val="0000EE"/>
-            <w:u w:val="single"/>
-          </w:rPr>
-          <w:t>Hebrews 10:12</w:t>
-        </w:r>
-      </w:hyperlink>
+      <w:r>
+        <w:rPr>
+          <w:lang w:val="en_US" w:bidi="en_US"/>
+        </w:rPr>
+        <w:t>Hebrews 10:12</w:t>
+      </w:r>
       <w:r>
         <w:rPr>
           <w:lang w:val="en_US" w:bidi="en_US"/>
@@ -894,36 +768,24 @@
         </w:rPr>
         <w:t xml:space="preserve"> (see </w:t>
       </w:r>
-      <w:hyperlink r:id="rId34">
-        <w:r>
-          <w:rPr>
-            <w:lang w:val="en_US" w:bidi="en_US"/>
-          </w:rPr>
-          <w:rPr>
-            <w:color w:val="0000EE"/>
-            <w:u w:val="single"/>
-          </w:rPr>
-          <w:t>Revelation 21</w:t>
-        </w:r>
-      </w:hyperlink>
-      <w:r>
-        <w:rPr>
-          <w:lang w:val="en_US" w:bidi="en_US"/>
-        </w:rPr>
-        <w:t xml:space="preserve">; </w:t>
-      </w:r>
-      <w:hyperlink r:id="rId35">
-        <w:r>
-          <w:rPr>
-            <w:lang w:val="en_US" w:bidi="en_US"/>
-          </w:rPr>
-          <w:rPr>
-            <w:color w:val="0000EE"/>
-            <w:u w:val="single"/>
-          </w:rPr>
-          <w:t>22:14</w:t>
-        </w:r>
-      </w:hyperlink>
+      <w:r>
+        <w:rPr>
+          <w:lang w:val="en_US" w:bidi="en_US"/>
+        </w:rPr>
+        <w:t>Revelation 21</w:t>
+      </w:r>
+      <w:r>
+        <w:rPr>
+          <w:lang w:val="en_US" w:bidi="en_US"/>
+        </w:rPr>
+        <w:t xml:space="preserve">; </w:t>
+      </w:r>
+      <w:r>
+        <w:rPr>
+          <w:lang w:val="en_US" w:bidi="en_US"/>
+        </w:rPr>
+        <w:t>22:14</w:t>
+      </w:r>
       <w:r>
         <w:rPr>
           <w:lang w:val="en_US" w:bidi="en_US"/>
@@ -944,36 +806,24 @@
         </w:rPr>
         <w:t>Since God unites us Christians with Christ and we are part of his body, the new temple, we cannot live as we did before. The Holy Spirit lives in and among us, and our bodies now belong to him as parts of his new temple (</w:t>
       </w:r>
-      <w:hyperlink r:id="rId36">
-        <w:r>
-          <w:rPr>
-            <w:lang w:val="en_US" w:bidi="en_US"/>
-          </w:rPr>
-          <w:rPr>
-            <w:color w:val="0000EE"/>
-            <w:u w:val="single"/>
-          </w:rPr>
-          <w:t>1 Corinthians 6:15–20</w:t>
-        </w:r>
-      </w:hyperlink>
+      <w:r>
+        <w:rPr>
+          <w:lang w:val="en_US" w:bidi="en_US"/>
+        </w:rPr>
+        <w:t>1 Corinthians 6:15–20</w:t>
+      </w:r>
       <w:r>
         <w:rPr>
           <w:lang w:val="en_US" w:bidi="en_US"/>
         </w:rPr>
         <w:t>). A holy life is proof that we are God's children (</w:t>
       </w:r>
-      <w:hyperlink r:id="rId37">
-        <w:r>
-          <w:rPr>
-            <w:lang w:val="en_US" w:bidi="en_US"/>
-          </w:rPr>
-          <w:rPr>
-            <w:color w:val="0000EE"/>
-            <w:u w:val="single"/>
-          </w:rPr>
-          <w:t>1 Peter 1:13–16</w:t>
-        </w:r>
-      </w:hyperlink>
+      <w:r>
+        <w:rPr>
+          <w:lang w:val="en_US" w:bidi="en_US"/>
+        </w:rPr>
+        <w:t>1 Peter 1:13–16</w:t>
+      </w:r>
       <w:r>
         <w:rPr>
           <w:lang w:val="en_US" w:bidi="en_US"/>
@@ -1003,162 +853,108 @@
           <w:lang w:val="en_US" w:bidi="en_US"/>
         </w:rPr>
       </w:r>
-      <w:hyperlink r:id="rId26">
-        <w:r>
-          <w:rPr>
-            <w:lang w:val="en_US" w:bidi="en_US"/>
-          </w:rPr>
-          <w:rPr>
-            <w:color w:val="0000EE"/>
-            <w:u w:val="single"/>
-          </w:rPr>
-          <w:t>Exodus 25:10–40:33</w:t>
-        </w:r>
-      </w:hyperlink>
-      <w:r>
-        <w:rPr>
-          <w:lang w:val="en_US" w:bidi="en_US"/>
-        </w:rPr>
-        <w:t xml:space="preserve">; </w:t>
-      </w:r>
-      <w:hyperlink r:id="rId38">
-        <w:r>
-          <w:rPr>
-            <w:lang w:val="en_US" w:bidi="en_US"/>
-          </w:rPr>
-          <w:rPr>
-            <w:color w:val="0000EE"/>
-            <w:u w:val="single"/>
-          </w:rPr>
-          <w:t>Leviticus 10:9–11</w:t>
-        </w:r>
-      </w:hyperlink>
-      <w:r>
-        <w:rPr>
-          <w:lang w:val="en_US" w:bidi="en_US"/>
-        </w:rPr>
-        <w:t xml:space="preserve">; </w:t>
-      </w:r>
-      <w:hyperlink r:id="rId39">
-        <w:r>
-          <w:rPr>
-            <w:lang w:val="en_US" w:bidi="en_US"/>
-          </w:rPr>
-          <w:rPr>
-            <w:color w:val="0000EE"/>
-            <w:u w:val="single"/>
-          </w:rPr>
-          <w:t>Ezekiel 22:26</w:t>
-        </w:r>
-      </w:hyperlink>
-      <w:r>
-        <w:rPr>
-          <w:lang w:val="en_US" w:bidi="en_US"/>
-        </w:rPr>
-        <w:t xml:space="preserve">; </w:t>
-      </w:r>
-      <w:hyperlink r:id="rId25">
-        <w:r>
-          <w:rPr>
-            <w:lang w:val="en_US" w:bidi="en_US"/>
-          </w:rPr>
-          <w:rPr>
-            <w:color w:val="0000EE"/>
-            <w:u w:val="single"/>
-          </w:rPr>
-          <w:t>40:1–43:27</w:t>
-        </w:r>
-      </w:hyperlink>
-      <w:r>
-        <w:rPr>
-          <w:lang w:val="en_US" w:bidi="en_US"/>
-        </w:rPr>
-        <w:t xml:space="preserve">; </w:t>
-      </w:r>
-      <w:hyperlink r:id="rId31">
-        <w:r>
-          <w:rPr>
-            <w:lang w:val="en_US" w:bidi="en_US"/>
-          </w:rPr>
-          <w:rPr>
-            <w:color w:val="0000EE"/>
-            <w:u w:val="single"/>
-          </w:rPr>
-          <w:t>John 2:19</w:t>
-        </w:r>
-      </w:hyperlink>
-      <w:r>
-        <w:rPr>
-          <w:lang w:val="en_US" w:bidi="en_US"/>
-        </w:rPr>
-        <w:t xml:space="preserve">; </w:t>
-      </w:r>
-      <w:hyperlink r:id="rId36">
-        <w:r>
-          <w:rPr>
-            <w:lang w:val="en_US" w:bidi="en_US"/>
-          </w:rPr>
-          <w:rPr>
-            <w:color w:val="0000EE"/>
-            <w:u w:val="single"/>
-          </w:rPr>
-          <w:t>1 Corinthians 6:15–20</w:t>
-        </w:r>
-      </w:hyperlink>
-      <w:r>
-        <w:rPr>
-          <w:lang w:val="en_US" w:bidi="en_US"/>
-        </w:rPr>
-        <w:t xml:space="preserve">; </w:t>
-      </w:r>
-      <w:hyperlink r:id="rId40">
-        <w:r>
-          <w:rPr>
-            <w:lang w:val="en_US" w:bidi="en_US"/>
-          </w:rPr>
-          <w:rPr>
-            <w:color w:val="0000EE"/>
-            <w:u w:val="single"/>
-          </w:rPr>
-          <w:t>Hebrews 9:22–10:19</w:t>
-        </w:r>
-      </w:hyperlink>
-      <w:r>
-        <w:rPr>
-          <w:lang w:val="en_US" w:bidi="en_US"/>
-        </w:rPr>
-        <w:t xml:space="preserve">; </w:t>
-      </w:r>
-      <w:hyperlink r:id="rId37">
-        <w:r>
-          <w:rPr>
-            <w:lang w:val="en_US" w:bidi="en_US"/>
-          </w:rPr>
-          <w:rPr>
-            <w:color w:val="0000EE"/>
-            <w:u w:val="single"/>
-          </w:rPr>
-          <w:t>1 Peter 1:13–16</w:t>
-        </w:r>
-      </w:hyperlink>
-      <w:r>
-        <w:rPr>
-          <w:lang w:val="en_US" w:bidi="en_US"/>
-        </w:rPr>
-        <w:t xml:space="preserve">; </w:t>
-      </w:r>
-      <w:hyperlink r:id="rId34">
-        <w:r>
-          <w:rPr>
-            <w:lang w:val="en_US" w:bidi="en_US"/>
-          </w:rPr>
-          <w:rPr>
-            <w:color w:val="0000EE"/>
-            <w:u w:val="single"/>
-          </w:rPr>
-          <w:t>Revelation 21:1–27</w:t>
-        </w:r>
-      </w:hyperlink>
+      <w:r>
+        <w:rPr>
+          <w:lang w:val="en_US" w:bidi="en_US"/>
+        </w:rPr>
+        <w:t>Exodus 25:10–40:33</w:t>
+      </w:r>
+      <w:r>
+        <w:rPr>
+          <w:lang w:val="en_US" w:bidi="en_US"/>
+        </w:rPr>
+        <w:t xml:space="preserve">; </w:t>
+      </w:r>
+      <w:r>
+        <w:rPr>
+          <w:lang w:val="en_US" w:bidi="en_US"/>
+        </w:rPr>
+        <w:t>Leviticus 10:9–11</w:t>
+      </w:r>
+      <w:r>
+        <w:rPr>
+          <w:lang w:val="en_US" w:bidi="en_US"/>
+        </w:rPr>
+        <w:t xml:space="preserve">; </w:t>
+      </w:r>
+      <w:r>
+        <w:rPr>
+          <w:lang w:val="en_US" w:bidi="en_US"/>
+        </w:rPr>
+        <w:t>Ezekiel 22:26</w:t>
+      </w:r>
+      <w:r>
+        <w:rPr>
+          <w:lang w:val="en_US" w:bidi="en_US"/>
+        </w:rPr>
+        <w:t xml:space="preserve">; </w:t>
+      </w:r>
+      <w:r>
+        <w:rPr>
+          <w:lang w:val="en_US" w:bidi="en_US"/>
+        </w:rPr>
+        <w:t>40:1–43:27</w:t>
+      </w:r>
+      <w:r>
+        <w:rPr>
+          <w:lang w:val="en_US" w:bidi="en_US"/>
+        </w:rPr>
+        <w:t xml:space="preserve">; </w:t>
+      </w:r>
+      <w:r>
+        <w:rPr>
+          <w:lang w:val="en_US" w:bidi="en_US"/>
+        </w:rPr>
+        <w:t>John 2:19</w:t>
+      </w:r>
+      <w:r>
+        <w:rPr>
+          <w:lang w:val="en_US" w:bidi="en_US"/>
+        </w:rPr>
+        <w:t xml:space="preserve">; </w:t>
+      </w:r>
+      <w:r>
+        <w:rPr>
+          <w:lang w:val="en_US" w:bidi="en_US"/>
+        </w:rPr>
+        <w:t>1 Corinthians 6:15–20</w:t>
+      </w:r>
+      <w:r>
+        <w:rPr>
+          <w:lang w:val="en_US" w:bidi="en_US"/>
+        </w:rPr>
+        <w:t xml:space="preserve">; </w:t>
+      </w:r>
+      <w:r>
+        <w:rPr>
+          <w:lang w:val="en_US" w:bidi="en_US"/>
+        </w:rPr>
+        <w:t>Hebrews 9:22–10:19</w:t>
+      </w:r>
+      <w:r>
+        <w:rPr>
+          <w:lang w:val="en_US" w:bidi="en_US"/>
+        </w:rPr>
+        <w:t xml:space="preserve">; </w:t>
+      </w:r>
+      <w:r>
+        <w:rPr>
+          <w:lang w:val="en_US" w:bidi="en_US"/>
+        </w:rPr>
+        <w:t>1 Peter 1:13–16</w:t>
+      </w:r>
+      <w:r>
+        <w:rPr>
+          <w:lang w:val="en_US" w:bidi="en_US"/>
+        </w:rPr>
+        <w:t xml:space="preserve">; </w:t>
+      </w:r>
+      <w:r>
+        <w:rPr>
+          <w:lang w:val="en_US" w:bidi="en_US"/>
+        </w:rPr>
+        <w:t>Revelation 21:1–27</w:t>
+      </w:r>
       <w:r>
         <w:rPr>
           <w:lang w:val="en_US" w:bidi="en_US"/>
@@ -1207,36 +1003,24 @@
         </w:rPr>
         <w:t xml:space="preserve">The religious teachers of Judaism (called "rabbis") spent much time trying to make the laws of </w:t>
       </w:r>
-      <w:hyperlink r:id="rId41">
-        <w:r>
-          <w:rPr>
-            <w:lang w:val="en_US" w:bidi="en_US"/>
-          </w:rPr>
-          <w:rPr>
-            <w:color w:val="0000EE"/>
-            <w:u w:val="single"/>
-          </w:rPr>
-          <w:t>Ezekiel 44–48</w:t>
-        </w:r>
-      </w:hyperlink>
+      <w:r>
+        <w:rPr>
+          <w:lang w:val="en_US" w:bidi="en_US"/>
+        </w:rPr>
+        <w:t>Ezekiel 44–48</w:t>
+      </w:r>
       <w:r>
         <w:rPr>
           <w:lang w:val="en_US" w:bidi="en_US"/>
         </w:rPr>
         <w:t xml:space="preserve"> agree with those laws of the Torah (the law given to Moses). They failed because these chapters do not intend to match the law of Moses. This is similar to how the vision of the temple building was not designed to look like the tabernacle or Solomon's Temple (</w:t>
       </w:r>
-      <w:hyperlink r:id="rId25">
-        <w:r>
-          <w:rPr>
-            <w:lang w:val="en_US" w:bidi="en_US"/>
-          </w:rPr>
-          <w:rPr>
-            <w:color w:val="0000EE"/>
-            <w:u w:val="single"/>
-          </w:rPr>
-          <w:t>Ezekiel 40–43</w:t>
-        </w:r>
-      </w:hyperlink>
+      <w:r>
+        <w:rPr>
+          <w:lang w:val="en_US" w:bidi="en_US"/>
+        </w:rPr>
+        <w:t>Ezekiel 40–43</w:t>
+      </w:r>
       <w:r>
         <w:rPr>
           <w:lang w:val="en_US" w:bidi="en_US"/>
@@ -1257,18 +1041,12 @@
         </w:rPr>
         <w:t>These rules emphasized the need to separate the temple from the palace. Sacrificial ceremonies would increase and focus more on purification. Holy people would again make offerings to the holy God. These practices intended to separate the holy from the unholy and purify God's people. Pollution of the temple and idol worship had caused the Lord to leave (</w:t>
       </w:r>
-      <w:hyperlink r:id="rId42">
-        <w:r>
-          <w:rPr>
-            <w:lang w:val="en_US" w:bidi="en_US"/>
-          </w:rPr>
-          <w:rPr>
-            <w:color w:val="0000EE"/>
-            <w:u w:val="single"/>
-          </w:rPr>
-          <w:t>Ezekiel 8–11</w:t>
-        </w:r>
-      </w:hyperlink>
+      <w:r>
+        <w:rPr>
+          <w:lang w:val="en_US" w:bidi="en_US"/>
+        </w:rPr>
+        <w:t>Ezekiel 8–11</w:t>
+      </w:r>
       <w:r>
         <w:rPr>
           <w:lang w:val="en_US" w:bidi="en_US"/>
@@ -1303,72 +1081,48 @@
         </w:rPr>
         <w:t>These rules also put the prince, the king descended from King David, in a position of submission to the Lord. The arrival of Jesus fulfills this element. Jesus came as a servant king who was happy to do what the Father wanted (</w:t>
       </w:r>
-      <w:hyperlink r:id="rId43">
-        <w:r>
-          <w:rPr>
-            <w:lang w:val="en_US" w:bidi="en_US"/>
-          </w:rPr>
-          <w:rPr>
-            <w:color w:val="0000EE"/>
-            <w:u w:val="single"/>
-          </w:rPr>
-          <w:t>Matthew 4:1–11</w:t>
-        </w:r>
-      </w:hyperlink>
-      <w:r>
-        <w:rPr>
-          <w:lang w:val="en_US" w:bidi="en_US"/>
-        </w:rPr>
-        <w:t xml:space="preserve">; </w:t>
-      </w:r>
-      <w:hyperlink r:id="rId44">
-        <w:r>
-          <w:rPr>
-            <w:lang w:val="en_US" w:bidi="en_US"/>
-          </w:rPr>
-          <w:rPr>
-            <w:color w:val="0000EE"/>
-            <w:u w:val="single"/>
-          </w:rPr>
-          <w:t>20:25–28</w:t>
-        </w:r>
-      </w:hyperlink>
+      <w:r>
+        <w:rPr>
+          <w:lang w:val="en_US" w:bidi="en_US"/>
+        </w:rPr>
+        <w:t>Matthew 4:1–11</w:t>
+      </w:r>
+      <w:r>
+        <w:rPr>
+          <w:lang w:val="en_US" w:bidi="en_US"/>
+        </w:rPr>
+        <w:t xml:space="preserve">; </w:t>
+      </w:r>
+      <w:r>
+        <w:rPr>
+          <w:lang w:val="en_US" w:bidi="en_US"/>
+        </w:rPr>
+        <w:t>20:25–28</w:t>
+      </w:r>
       <w:r>
         <w:rPr>
           <w:lang w:val="en_US" w:bidi="en_US"/>
         </w:rPr>
         <w:t>). He offered the perfect sacrifice that cleanses sin, purified the heavenly sanctuary once for all time, and ensured that God could live among his people forever (</w:t>
       </w:r>
-      <w:hyperlink r:id="rId45">
-        <w:r>
-          <w:rPr>
-            <w:lang w:val="en_US" w:bidi="en_US"/>
-          </w:rPr>
-          <w:rPr>
-            <w:color w:val="0000EE"/>
-            <w:u w:val="single"/>
-          </w:rPr>
-          <w:t>Hebrews 9:11–12</w:t>
-        </w:r>
-      </w:hyperlink>
+      <w:r>
+        <w:rPr>
+          <w:lang w:val="en_US" w:bidi="en_US"/>
+        </w:rPr>
+        <w:t>Hebrews 9:11–12</w:t>
+      </w:r>
       <w:r>
         <w:rPr>
           <w:lang w:val="en_US" w:bidi="en_US"/>
         </w:rPr>
         <w:t xml:space="preserve">, </w:t>
       </w:r>
-      <w:hyperlink r:id="rId46">
-        <w:r>
-          <w:rPr>
-            <w:lang w:val="en_US" w:bidi="en_US"/>
-          </w:rPr>
-          <w:rPr>
-            <w:color w:val="0000EE"/>
-            <w:u w:val="single"/>
-          </w:rPr>
-          <w:t>23</w:t>
-        </w:r>
-      </w:hyperlink>
+      <w:r>
+        <w:rPr>
+          <w:lang w:val="en_US" w:bidi="en_US"/>
+        </w:rPr>
+        <w:t>23</w:t>
+      </w:r>
       <w:r>
         <w:rPr>
           <w:lang w:val="en_US" w:bidi="en_US"/>
@@ -1398,72 +1152,48 @@
           <w:lang w:val="en_US" w:bidi="en_US"/>
         </w:rPr>
       </w:r>
-      <w:hyperlink r:id="rId47">
-        <w:r>
-          <w:rPr>
-            <w:lang w:val="en_US" w:bidi="en_US"/>
-          </w:rPr>
-          <w:rPr>
-            <w:color w:val="0000EE"/>
-            <w:u w:val="single"/>
-          </w:rPr>
-          <w:t>Isaiah 56:7</w:t>
-        </w:r>
-      </w:hyperlink>
-      <w:r>
-        <w:rPr>
-          <w:lang w:val="en_US" w:bidi="en_US"/>
-        </w:rPr>
-        <w:t xml:space="preserve">; </w:t>
-      </w:r>
-      <w:hyperlink r:id="rId42">
-        <w:r>
-          <w:rPr>
-            <w:lang w:val="en_US" w:bidi="en_US"/>
-          </w:rPr>
-          <w:rPr>
-            <w:color w:val="0000EE"/>
-            <w:u w:val="single"/>
-          </w:rPr>
-          <w:t>Ezekiel 8:1–11:25</w:t>
-        </w:r>
-      </w:hyperlink>
-      <w:r>
-        <w:rPr>
-          <w:lang w:val="en_US" w:bidi="en_US"/>
-        </w:rPr>
-        <w:t xml:space="preserve">; </w:t>
-      </w:r>
-      <w:hyperlink r:id="rId25">
-        <w:r>
-          <w:rPr>
-            <w:lang w:val="en_US" w:bidi="en_US"/>
-          </w:rPr>
-          <w:rPr>
-            <w:color w:val="0000EE"/>
-            <w:u w:val="single"/>
-          </w:rPr>
-          <w:t>40:1–43:27</w:t>
-        </w:r>
-      </w:hyperlink>
-      <w:r>
-        <w:rPr>
-          <w:lang w:val="en_US" w:bidi="en_US"/>
-        </w:rPr>
-        <w:t xml:space="preserve">; </w:t>
-      </w:r>
-      <w:hyperlink r:id="rId48">
-        <w:r>
-          <w:rPr>
-            <w:lang w:val="en_US" w:bidi="en_US"/>
-          </w:rPr>
-          <w:rPr>
-            <w:color w:val="0000EE"/>
-            <w:u w:val="single"/>
-          </w:rPr>
-          <w:t>44:1–46:18</w:t>
-        </w:r>
-      </w:hyperlink>
+      <w:r>
+        <w:rPr>
+          <w:lang w:val="en_US" w:bidi="en_US"/>
+        </w:rPr>
+        <w:t>Isaiah 56:7</w:t>
+      </w:r>
+      <w:r>
+        <w:rPr>
+          <w:lang w:val="en_US" w:bidi="en_US"/>
+        </w:rPr>
+        <w:t xml:space="preserve">; </w:t>
+      </w:r>
+      <w:r>
+        <w:rPr>
+          <w:lang w:val="en_US" w:bidi="en_US"/>
+        </w:rPr>
+        <w:t>Ezekiel 8:1–11:25</w:t>
+      </w:r>
+      <w:r>
+        <w:rPr>
+          <w:lang w:val="en_US" w:bidi="en_US"/>
+        </w:rPr>
+        <w:t xml:space="preserve">; </w:t>
+      </w:r>
+      <w:r>
+        <w:rPr>
+          <w:lang w:val="en_US" w:bidi="en_US"/>
+        </w:rPr>
+        <w:t>40:1–43:27</w:t>
+      </w:r>
+      <w:r>
+        <w:rPr>
+          <w:lang w:val="en_US" w:bidi="en_US"/>
+        </w:rPr>
+        <w:t xml:space="preserve">; </w:t>
+      </w:r>
+      <w:r>
+        <w:rPr>
+          <w:lang w:val="en_US" w:bidi="en_US"/>
+        </w:rPr>
+        <w:t>44:1–46:18</w:t>
+      </w:r>
       <w:r>
         <w:rPr>
           <w:lang w:val="en_US" w:bidi="en_US"/>
@@ -1512,18 +1242,12 @@
         </w:rPr>
         <w:t>In the ancient Near East, kings had to provide for their nation's temple. King David, who started the family line (dynasty) of Judah's kings, made Jerusalem the capital of Israel (</w:t>
       </w:r>
-      <w:hyperlink r:id="rId49">
-        <w:r>
-          <w:rPr>
-            <w:lang w:val="en_US" w:bidi="en_US"/>
-          </w:rPr>
-          <w:rPr>
-            <w:color w:val="0000EE"/>
-            <w:u w:val="single"/>
-          </w:rPr>
-          <w:t>2 Samuel 5:4–10</w:t>
-        </w:r>
-      </w:hyperlink>
+      <w:r>
+        <w:rPr>
+          <w:lang w:val="en_US" w:bidi="en_US"/>
+        </w:rPr>
+        <w:t>2 Samuel 5:4–10</w:t>
+      </w:r>
       <w:r>
         <w:rPr>
           <w:lang w:val="en_US" w:bidi="en_US"/>
@@ -1544,18 +1268,12 @@
         </w:rPr>
         <w:t xml:space="preserve">Solomon took seven years to build the temple in Jerusalem. He started in the fourth year of his rule (967 BC). The temple was large. It was 27 meters long (90 feet), 9 meters wide (30 feet), and almost 13 meters high (45 feet). Its entrance court (portico or vestibule) was 4.5 meters deep (15 feet), spanning the width (see </w:t>
       </w:r>
-      <w:hyperlink r:id="rId50">
-        <w:r>
-          <w:rPr>
-            <w:lang w:val="en_US" w:bidi="en_US"/>
-          </w:rPr>
-          <w:rPr>
-            <w:color w:val="0000EE"/>
-            <w:u w:val="single"/>
-          </w:rPr>
-          <w:t>1 Kings 6:2–10</w:t>
-        </w:r>
-      </w:hyperlink>
+      <w:r>
+        <w:rPr>
+          <w:lang w:val="en_US" w:bidi="en_US"/>
+        </w:rPr>
+        <w:t>1 Kings 6:2–10</w:t>
+      </w:r>
       <w:r>
         <w:rPr>
           <w:lang w:val="en_US" w:bidi="en_US"/>
@@ -1576,18 +1294,12 @@
         </w:rPr>
         <w:t>He used the most advanced building techniques of the time. The cost was not a concern for construction, decoration, or equipment. Even so, Solomon admitted it was not good enough to house the eternal God (</w:t>
       </w:r>
-      <w:hyperlink r:id="rId51">
-        <w:r>
-          <w:rPr>
-            <w:lang w:val="en_US" w:bidi="en_US"/>
-          </w:rPr>
-          <w:rPr>
-            <w:color w:val="0000EE"/>
-            <w:u w:val="single"/>
-          </w:rPr>
-          <w:t>1 Kings 8:27</w:t>
-        </w:r>
-      </w:hyperlink>
+      <w:r>
+        <w:rPr>
+          <w:lang w:val="en_US" w:bidi="en_US"/>
+        </w:rPr>
+        <w:t>1 Kings 8:27</w:t>
+      </w:r>
       <w:r>
         <w:rPr>
           <w:lang w:val="en_US" w:bidi="en_US"/>
@@ -1620,18 +1332,12 @@
         </w:rPr>
         <w:t>” (</w:t>
       </w:r>
-      <w:hyperlink r:id="rId52">
-        <w:r>
-          <w:rPr>
-            <w:lang w:val="en_US" w:bidi="en_US"/>
-          </w:rPr>
-          <w:rPr>
-            <w:color w:val="0000EE"/>
-            <w:u w:val="single"/>
-          </w:rPr>
-          <w:t>Habakkuk 2:20</w:t>
-        </w:r>
-      </w:hyperlink>
+      <w:r>
+        <w:rPr>
+          <w:lang w:val="en_US" w:bidi="en_US"/>
+        </w:rPr>
+        <w:t>Habakkuk 2:20</w:t>
+      </w:r>
       <w:r>
         <w:rPr>
           <w:lang w:val="en_US" w:bidi="en_US"/>
@@ -1652,54 +1358,36 @@
         </w:rPr>
         <w:t xml:space="preserve">God gave the kings the task of committing themselves to him and promoting proper worship at the temple. The temple confirmed that God authorized the human king to represent divine rule. </w:t>
       </w:r>
-      <w:hyperlink r:id="rId53">
-        <w:r>
-          <w:rPr>
-            <w:lang w:val="en_US" w:bidi="en_US"/>
-          </w:rPr>
-          <w:rPr>
-            <w:color w:val="0000EE"/>
-            <w:u w:val="single"/>
-          </w:rPr>
-          <w:t>Psalm 132</w:t>
-        </w:r>
-      </w:hyperlink>
+      <w:r>
+        <w:rPr>
+          <w:lang w:val="en_US" w:bidi="en_US"/>
+        </w:rPr>
+        <w:t>Psalm 132</w:t>
+      </w:r>
       <w:r>
         <w:rPr>
           <w:lang w:val="en_US" w:bidi="en_US"/>
         </w:rPr>
         <w:t xml:space="preserve"> expressed this role by celebrating David's return of the ark of the covenant to Jerusalem (</w:t>
       </w:r>
-      <w:hyperlink r:id="rId54">
-        <w:r>
-          <w:rPr>
-            <w:lang w:val="en_US" w:bidi="en_US"/>
-          </w:rPr>
-          <w:rPr>
-            <w:color w:val="0000EE"/>
-            <w:u w:val="single"/>
-          </w:rPr>
-          <w:t>Psalm 132:6–12</w:t>
-        </w:r>
-      </w:hyperlink>
+      <w:r>
+        <w:rPr>
+          <w:lang w:val="en_US" w:bidi="en_US"/>
+        </w:rPr>
+        <w:t>Psalm 132:6–12</w:t>
+      </w:r>
       <w:r>
         <w:rPr>
           <w:lang w:val="en_US" w:bidi="en_US"/>
         </w:rPr>
         <w:t>). Solomon used this psalm at the end of his prayer when he established the temple (</w:t>
       </w:r>
-      <w:hyperlink r:id="rId55">
-        <w:r>
-          <w:rPr>
-            <w:lang w:val="en_US" w:bidi="en_US"/>
-          </w:rPr>
-          <w:rPr>
-            <w:color w:val="0000EE"/>
-            <w:u w:val="single"/>
-          </w:rPr>
-          <w:t>2 Chronicles 6:41–42</w:t>
-        </w:r>
-      </w:hyperlink>
+      <w:r>
+        <w:rPr>
+          <w:lang w:val="en_US" w:bidi="en_US"/>
+        </w:rPr>
+        <w:t>2 Chronicles 6:41–42</w:t>
+      </w:r>
       <w:r>
         <w:rPr>
           <w:lang w:val="en_US" w:bidi="en_US"/>
@@ -1720,36 +1408,24 @@
         </w:rPr>
         <w:t xml:space="preserve">Later, Christ and the church fulfilled the temple's role in showing God's presence. Jesus indicated the shift from the temple buildings to his own body as the spiritual temple (see </w:t>
       </w:r>
-      <w:hyperlink r:id="rId31">
-        <w:r>
-          <w:rPr>
-            <w:lang w:val="en_US" w:bidi="en_US"/>
-          </w:rPr>
-          <w:rPr>
-            <w:color w:val="0000EE"/>
-            <w:u w:val="single"/>
-          </w:rPr>
-          <w:t>John 2:19</w:t>
-        </w:r>
-      </w:hyperlink>
+      <w:r>
+        <w:rPr>
+          <w:lang w:val="en_US" w:bidi="en_US"/>
+        </w:rPr>
+        <w:t>John 2:19</w:t>
+      </w:r>
       <w:r>
         <w:rPr>
           <w:lang w:val="en_US" w:bidi="en_US"/>
         </w:rPr>
         <w:t>). The disciples began to understand this change after Christ's resurrection (</w:t>
       </w:r>
-      <w:hyperlink r:id="rId56">
-        <w:r>
-          <w:rPr>
-            <w:lang w:val="en_US" w:bidi="en_US"/>
-          </w:rPr>
-          <w:rPr>
-            <w:color w:val="0000EE"/>
-            <w:u w:val="single"/>
-          </w:rPr>
-          <w:t>John 2:21–22</w:t>
-        </w:r>
-      </w:hyperlink>
+      <w:r>
+        <w:rPr>
+          <w:lang w:val="en_US" w:bidi="en_US"/>
+        </w:rPr>
+        <w:t>John 2:21–22</w:t>
+      </w:r>
       <w:r>
         <w:rPr>
           <w:lang w:val="en_US" w:bidi="en_US"/>
@@ -1782,54 +1458,36 @@
         </w:rPr>
         <w:t>" in the body of Christ (the church) to create one people (</w:t>
       </w:r>
-      <w:hyperlink r:id="rId57">
-        <w:r>
-          <w:rPr>
-            <w:lang w:val="en_US" w:bidi="en_US"/>
-          </w:rPr>
-          <w:rPr>
-            <w:color w:val="0000EE"/>
-            <w:u w:val="single"/>
-          </w:rPr>
-          <w:t>Ephesians 2:14–15</w:t>
-        </w:r>
-      </w:hyperlink>
+      <w:r>
+        <w:rPr>
+          <w:lang w:val="en_US" w:bidi="en_US"/>
+        </w:rPr>
+        <w:t>Ephesians 2:14–15</w:t>
+      </w:r>
       <w:r>
         <w:rPr>
           <w:lang w:val="en_US" w:bidi="en_US"/>
         </w:rPr>
         <w:t>). The church is God's holy temple, built on the foundation of the apostles and prophets (</w:t>
       </w:r>
-      <w:hyperlink r:id="rId58">
-        <w:r>
-          <w:rPr>
-            <w:lang w:val="en_US" w:bidi="en_US"/>
-          </w:rPr>
-          <w:rPr>
-            <w:color w:val="0000EE"/>
-            <w:u w:val="single"/>
-          </w:rPr>
-          <w:t>Ephesians 2:20–22</w:t>
-        </w:r>
-      </w:hyperlink>
+      <w:r>
+        <w:rPr>
+          <w:lang w:val="en_US" w:bidi="en_US"/>
+        </w:rPr>
+        <w:t>Ephesians 2:20–22</w:t>
+      </w:r>
       <w:r>
         <w:rPr>
           <w:lang w:val="en_US" w:bidi="en_US"/>
         </w:rPr>
         <w:t>). It is made from "living stones," Christians, who God joins together around Jesus Christ, the cornerstone (</w:t>
       </w:r>
-      <w:hyperlink r:id="rId59">
-        <w:r>
-          <w:rPr>
-            <w:lang w:val="en_US" w:bidi="en_US"/>
-          </w:rPr>
-          <w:rPr>
-            <w:color w:val="0000EE"/>
-            <w:u w:val="single"/>
-          </w:rPr>
-          <w:t>1 Peter 2:4–5</w:t>
-        </w:r>
-      </w:hyperlink>
+      <w:r>
+        <w:rPr>
+          <w:lang w:val="en_US" w:bidi="en_US"/>
+        </w:rPr>
+        <w:t>1 Peter 2:4–5</w:t>
+      </w:r>
       <w:r>
         <w:rPr>
           <w:lang w:val="en_US" w:bidi="en_US"/>
@@ -1859,378 +1517,252 @@
           <w:lang w:val="en_US" w:bidi="en_US"/>
         </w:rPr>
       </w:r>
-      <w:hyperlink r:id="rId60">
-        <w:r>
-          <w:rPr>
-            <w:lang w:val="en_US" w:bidi="en_US"/>
-          </w:rPr>
-          <w:rPr>
-            <w:color w:val="0000EE"/>
-            <w:u w:val="single"/>
-          </w:rPr>
-          <w:t>1 Kings 8:27–53</w:t>
-        </w:r>
-      </w:hyperlink>
-      <w:r>
-        <w:rPr>
-          <w:lang w:val="en_US" w:bidi="en_US"/>
-        </w:rPr>
-        <w:t xml:space="preserve">; </w:t>
-      </w:r>
-      <w:hyperlink r:id="rId61">
-        <w:r>
-          <w:rPr>
-            <w:lang w:val="en_US" w:bidi="en_US"/>
-          </w:rPr>
-          <w:rPr>
-            <w:color w:val="0000EE"/>
-            <w:u w:val="single"/>
-          </w:rPr>
-          <w:t>1 Chronicles 22:1–19</w:t>
-        </w:r>
-      </w:hyperlink>
-      <w:r>
-        <w:rPr>
-          <w:lang w:val="en_US" w:bidi="en_US"/>
-        </w:rPr>
-        <w:t xml:space="preserve">; </w:t>
-      </w:r>
-      <w:hyperlink r:id="rId62">
-        <w:r>
-          <w:rPr>
-            <w:lang w:val="en_US" w:bidi="en_US"/>
-          </w:rPr>
-          <w:rPr>
-            <w:color w:val="0000EE"/>
-            <w:u w:val="single"/>
-          </w:rPr>
-          <w:t>2 Chronicles 5:2–14</w:t>
-        </w:r>
-      </w:hyperlink>
-      <w:r>
-        <w:rPr>
-          <w:lang w:val="en_US" w:bidi="en_US"/>
-        </w:rPr>
-        <w:t xml:space="preserve">; </w:t>
-      </w:r>
-      <w:hyperlink r:id="rId55">
-        <w:r>
-          <w:rPr>
-            <w:lang w:val="en_US" w:bidi="en_US"/>
-          </w:rPr>
-          <w:rPr>
-            <w:color w:val="0000EE"/>
-            <w:u w:val="single"/>
-          </w:rPr>
-          <w:t>6:41–42</w:t>
-        </w:r>
-      </w:hyperlink>
-      <w:r>
-        <w:rPr>
-          <w:lang w:val="en_US" w:bidi="en_US"/>
-        </w:rPr>
-        <w:t xml:space="preserve">; </w:t>
-      </w:r>
-      <w:hyperlink r:id="rId63">
-        <w:r>
-          <w:rPr>
-            <w:lang w:val="en_US" w:bidi="en_US"/>
-          </w:rPr>
-          <w:rPr>
-            <w:color w:val="0000EE"/>
-            <w:u w:val="single"/>
-          </w:rPr>
-          <w:t>7:12–16</w:t>
-        </w:r>
-      </w:hyperlink>
-      <w:r>
-        <w:rPr>
-          <w:lang w:val="en_US" w:bidi="en_US"/>
-        </w:rPr>
-        <w:t xml:space="preserve">; </w:t>
-      </w:r>
-      <w:hyperlink r:id="rId64">
-        <w:r>
-          <w:rPr>
-            <w:lang w:val="en_US" w:bidi="en_US"/>
-          </w:rPr>
-          <w:rPr>
-            <w:color w:val="0000EE"/>
-            <w:u w:val="single"/>
-          </w:rPr>
-          <w:t>Psalm 48:9</w:t>
-        </w:r>
-      </w:hyperlink>
-      <w:r>
-        <w:rPr>
-          <w:lang w:val="en_US" w:bidi="en_US"/>
-        </w:rPr>
-        <w:t xml:space="preserve">; </w:t>
-      </w:r>
-      <w:hyperlink r:id="rId65">
-        <w:r>
-          <w:rPr>
-            <w:lang w:val="en_US" w:bidi="en_US"/>
-          </w:rPr>
-          <w:rPr>
-            <w:color w:val="0000EE"/>
-            <w:u w:val="single"/>
-          </w:rPr>
-          <w:t>65:4</w:t>
-        </w:r>
-      </w:hyperlink>
-      <w:r>
-        <w:rPr>
-          <w:lang w:val="en_US" w:bidi="en_US"/>
-        </w:rPr>
-        <w:t xml:space="preserve">; </w:t>
-      </w:r>
-      <w:hyperlink r:id="rId66">
-        <w:r>
-          <w:rPr>
-            <w:lang w:val="en_US" w:bidi="en_US"/>
-          </w:rPr>
-          <w:rPr>
-            <w:color w:val="0000EE"/>
-            <w:u w:val="single"/>
-          </w:rPr>
-          <w:t>66:13</w:t>
-        </w:r>
-      </w:hyperlink>
-      <w:r>
-        <w:rPr>
-          <w:lang w:val="en_US" w:bidi="en_US"/>
-        </w:rPr>
-        <w:t xml:space="preserve">; </w:t>
-      </w:r>
-      <w:hyperlink r:id="rId67">
-        <w:r>
-          <w:rPr>
-            <w:lang w:val="en_US" w:bidi="en_US"/>
-          </w:rPr>
-          <w:rPr>
-            <w:color w:val="0000EE"/>
-            <w:u w:val="single"/>
-          </w:rPr>
-          <w:t>138:2</w:t>
-        </w:r>
-      </w:hyperlink>
-      <w:r>
-        <w:rPr>
-          <w:lang w:val="en_US" w:bidi="en_US"/>
-        </w:rPr>
-        <w:t xml:space="preserve">; </w:t>
-      </w:r>
-      <w:hyperlink r:id="rId68">
-        <w:r>
-          <w:rPr>
-            <w:lang w:val="en_US" w:bidi="en_US"/>
-          </w:rPr>
-          <w:rPr>
-            <w:color w:val="0000EE"/>
-            <w:u w:val="single"/>
-          </w:rPr>
-          <w:t>Jeremiah 7:3–11</w:t>
-        </w:r>
-      </w:hyperlink>
-      <w:r>
-        <w:rPr>
-          <w:lang w:val="en_US" w:bidi="en_US"/>
-        </w:rPr>
-        <w:t xml:space="preserve">; </w:t>
-      </w:r>
-      <w:hyperlink r:id="rId69">
-        <w:r>
-          <w:rPr>
-            <w:lang w:val="en_US" w:bidi="en_US"/>
-          </w:rPr>
-          <w:rPr>
-            <w:color w:val="0000EE"/>
-            <w:u w:val="single"/>
-          </w:rPr>
-          <w:t>11:15</w:t>
-        </w:r>
-      </w:hyperlink>
-      <w:r>
-        <w:rPr>
-          <w:lang w:val="en_US" w:bidi="en_US"/>
-        </w:rPr>
-        <w:t xml:space="preserve">; </w:t>
-      </w:r>
-      <w:hyperlink r:id="rId70">
-        <w:r>
-          <w:rPr>
-            <w:lang w:val="en_US" w:bidi="en_US"/>
-          </w:rPr>
-          <w:rPr>
-            <w:color w:val="0000EE"/>
-            <w:u w:val="single"/>
-          </w:rPr>
-          <w:t>Ezekiel 8:6–16</w:t>
-        </w:r>
-      </w:hyperlink>
-      <w:r>
-        <w:rPr>
-          <w:lang w:val="en_US" w:bidi="en_US"/>
-        </w:rPr>
-        <w:t xml:space="preserve">; </w:t>
-      </w:r>
-      <w:hyperlink r:id="rId71">
-        <w:r>
-          <w:rPr>
-            <w:lang w:val="en_US" w:bidi="en_US"/>
-          </w:rPr>
-          <w:rPr>
-            <w:color w:val="0000EE"/>
-            <w:u w:val="single"/>
-          </w:rPr>
-          <w:t>44:1–31</w:t>
-        </w:r>
-      </w:hyperlink>
-      <w:r>
-        <w:rPr>
-          <w:lang w:val="en_US" w:bidi="en_US"/>
-        </w:rPr>
-        <w:t xml:space="preserve">; </w:t>
-      </w:r>
-      <w:hyperlink r:id="rId72">
-        <w:r>
-          <w:rPr>
-            <w:lang w:val="en_US" w:bidi="en_US"/>
-          </w:rPr>
-          <w:rPr>
-            <w:color w:val="0000EE"/>
-            <w:u w:val="single"/>
-          </w:rPr>
-          <w:t>Joel 1:14</w:t>
-        </w:r>
-      </w:hyperlink>
-      <w:r>
-        <w:rPr>
-          <w:lang w:val="en_US" w:bidi="en_US"/>
-        </w:rPr>
-        <w:t xml:space="preserve">; </w:t>
-      </w:r>
-      <w:hyperlink r:id="rId73">
-        <w:r>
-          <w:rPr>
-            <w:lang w:val="en_US" w:bidi="en_US"/>
-          </w:rPr>
-          <w:rPr>
-            <w:color w:val="0000EE"/>
-            <w:u w:val="single"/>
-          </w:rPr>
-          <w:t>2:17</w:t>
-        </w:r>
-      </w:hyperlink>
-      <w:r>
-        <w:rPr>
-          <w:lang w:val="en_US" w:bidi="en_US"/>
-        </w:rPr>
-        <w:t xml:space="preserve">; </w:t>
-      </w:r>
-      <w:hyperlink r:id="rId52">
-        <w:r>
-          <w:rPr>
-            <w:lang w:val="en_US" w:bidi="en_US"/>
-          </w:rPr>
-          <w:rPr>
-            <w:color w:val="0000EE"/>
-            <w:u w:val="single"/>
-          </w:rPr>
-          <w:t>Habakkuk 2:20</w:t>
-        </w:r>
-      </w:hyperlink>
-      <w:r>
-        <w:rPr>
-          <w:lang w:val="en_US" w:bidi="en_US"/>
-        </w:rPr>
-        <w:t xml:space="preserve">; </w:t>
-      </w:r>
-      <w:hyperlink r:id="rId74">
-        <w:r>
-          <w:rPr>
-            <w:lang w:val="en_US" w:bidi="en_US"/>
-          </w:rPr>
-          <w:rPr>
-            <w:color w:val="0000EE"/>
-            <w:u w:val="single"/>
-          </w:rPr>
-          <w:t>Haggai 2:7</w:t>
-        </w:r>
-      </w:hyperlink>
-      <w:r>
-        <w:rPr>
-          <w:lang w:val="en_US" w:bidi="en_US"/>
-        </w:rPr>
-        <w:t xml:space="preserve">; </w:t>
-      </w:r>
-      <w:hyperlink r:id="rId75">
-        <w:r>
-          <w:rPr>
-            <w:lang w:val="en_US" w:bidi="en_US"/>
-          </w:rPr>
-          <w:rPr>
-            <w:color w:val="0000EE"/>
-            <w:u w:val="single"/>
-          </w:rPr>
-          <w:t>John 2:19–22</w:t>
-        </w:r>
-      </w:hyperlink>
-      <w:r>
-        <w:rPr>
-          <w:lang w:val="en_US" w:bidi="en_US"/>
-        </w:rPr>
-        <w:t xml:space="preserve">; </w:t>
-      </w:r>
-      <w:hyperlink r:id="rId57">
-        <w:r>
-          <w:rPr>
-            <w:lang w:val="en_US" w:bidi="en_US"/>
-          </w:rPr>
-          <w:rPr>
-            <w:color w:val="0000EE"/>
-            <w:u w:val="single"/>
-          </w:rPr>
-          <w:t>Ephesians 2:14–15</w:t>
-        </w:r>
-      </w:hyperlink>
+      <w:r>
+        <w:rPr>
+          <w:lang w:val="en_US" w:bidi="en_US"/>
+        </w:rPr>
+        <w:t>1 Kings 8:27–53</w:t>
+      </w:r>
+      <w:r>
+        <w:rPr>
+          <w:lang w:val="en_US" w:bidi="en_US"/>
+        </w:rPr>
+        <w:t xml:space="preserve">; </w:t>
+      </w:r>
+      <w:r>
+        <w:rPr>
+          <w:lang w:val="en_US" w:bidi="en_US"/>
+        </w:rPr>
+        <w:t>1 Chronicles 22:1–19</w:t>
+      </w:r>
+      <w:r>
+        <w:rPr>
+          <w:lang w:val="en_US" w:bidi="en_US"/>
+        </w:rPr>
+        <w:t xml:space="preserve">; </w:t>
+      </w:r>
+      <w:r>
+        <w:rPr>
+          <w:lang w:val="en_US" w:bidi="en_US"/>
+        </w:rPr>
+        <w:t>2 Chronicles 5:2–14</w:t>
+      </w:r>
+      <w:r>
+        <w:rPr>
+          <w:lang w:val="en_US" w:bidi="en_US"/>
+        </w:rPr>
+        <w:t xml:space="preserve">; </w:t>
+      </w:r>
+      <w:r>
+        <w:rPr>
+          <w:lang w:val="en_US" w:bidi="en_US"/>
+        </w:rPr>
+        <w:t>6:41–42</w:t>
+      </w:r>
+      <w:r>
+        <w:rPr>
+          <w:lang w:val="en_US" w:bidi="en_US"/>
+        </w:rPr>
+        <w:t xml:space="preserve">; </w:t>
+      </w:r>
+      <w:r>
+        <w:rPr>
+          <w:lang w:val="en_US" w:bidi="en_US"/>
+        </w:rPr>
+        <w:t>7:12–16</w:t>
+      </w:r>
+      <w:r>
+        <w:rPr>
+          <w:lang w:val="en_US" w:bidi="en_US"/>
+        </w:rPr>
+        <w:t xml:space="preserve">; </w:t>
+      </w:r>
+      <w:r>
+        <w:rPr>
+          <w:lang w:val="en_US" w:bidi="en_US"/>
+        </w:rPr>
+        <w:t>Psalm 48:9</w:t>
+      </w:r>
+      <w:r>
+        <w:rPr>
+          <w:lang w:val="en_US" w:bidi="en_US"/>
+        </w:rPr>
+        <w:t xml:space="preserve">; </w:t>
+      </w:r>
+      <w:r>
+        <w:rPr>
+          <w:lang w:val="en_US" w:bidi="en_US"/>
+        </w:rPr>
+        <w:t>65:4</w:t>
+      </w:r>
+      <w:r>
+        <w:rPr>
+          <w:lang w:val="en_US" w:bidi="en_US"/>
+        </w:rPr>
+        <w:t xml:space="preserve">; </w:t>
+      </w:r>
+      <w:r>
+        <w:rPr>
+          <w:lang w:val="en_US" w:bidi="en_US"/>
+        </w:rPr>
+        <w:t>66:13</w:t>
+      </w:r>
+      <w:r>
+        <w:rPr>
+          <w:lang w:val="en_US" w:bidi="en_US"/>
+        </w:rPr>
+        <w:t xml:space="preserve">; </w:t>
+      </w:r>
+      <w:r>
+        <w:rPr>
+          <w:lang w:val="en_US" w:bidi="en_US"/>
+        </w:rPr>
+        <w:t>138:2</w:t>
+      </w:r>
+      <w:r>
+        <w:rPr>
+          <w:lang w:val="en_US" w:bidi="en_US"/>
+        </w:rPr>
+        <w:t xml:space="preserve">; </w:t>
+      </w:r>
+      <w:r>
+        <w:rPr>
+          <w:lang w:val="en_US" w:bidi="en_US"/>
+        </w:rPr>
+        <w:t>Jeremiah 7:3–11</w:t>
+      </w:r>
+      <w:r>
+        <w:rPr>
+          <w:lang w:val="en_US" w:bidi="en_US"/>
+        </w:rPr>
+        <w:t xml:space="preserve">; </w:t>
+      </w:r>
+      <w:r>
+        <w:rPr>
+          <w:lang w:val="en_US" w:bidi="en_US"/>
+        </w:rPr>
+        <w:t>11:15</w:t>
+      </w:r>
+      <w:r>
+        <w:rPr>
+          <w:lang w:val="en_US" w:bidi="en_US"/>
+        </w:rPr>
+        <w:t xml:space="preserve">; </w:t>
+      </w:r>
+      <w:r>
+        <w:rPr>
+          <w:lang w:val="en_US" w:bidi="en_US"/>
+        </w:rPr>
+        <w:t>Ezekiel 8:6–16</w:t>
+      </w:r>
+      <w:r>
+        <w:rPr>
+          <w:lang w:val="en_US" w:bidi="en_US"/>
+        </w:rPr>
+        <w:t xml:space="preserve">; </w:t>
+      </w:r>
+      <w:r>
+        <w:rPr>
+          <w:lang w:val="en_US" w:bidi="en_US"/>
+        </w:rPr>
+        <w:t>44:1–31</w:t>
+      </w:r>
+      <w:r>
+        <w:rPr>
+          <w:lang w:val="en_US" w:bidi="en_US"/>
+        </w:rPr>
+        <w:t xml:space="preserve">; </w:t>
+      </w:r>
+      <w:r>
+        <w:rPr>
+          <w:lang w:val="en_US" w:bidi="en_US"/>
+        </w:rPr>
+        <w:t>Joel 1:14</w:t>
+      </w:r>
+      <w:r>
+        <w:rPr>
+          <w:lang w:val="en_US" w:bidi="en_US"/>
+        </w:rPr>
+        <w:t xml:space="preserve">; </w:t>
+      </w:r>
+      <w:r>
+        <w:rPr>
+          <w:lang w:val="en_US" w:bidi="en_US"/>
+        </w:rPr>
+        <w:t>2:17</w:t>
+      </w:r>
+      <w:r>
+        <w:rPr>
+          <w:lang w:val="en_US" w:bidi="en_US"/>
+        </w:rPr>
+        <w:t xml:space="preserve">; </w:t>
+      </w:r>
+      <w:r>
+        <w:rPr>
+          <w:lang w:val="en_US" w:bidi="en_US"/>
+        </w:rPr>
+        <w:t>Habakkuk 2:20</w:t>
+      </w:r>
+      <w:r>
+        <w:rPr>
+          <w:lang w:val="en_US" w:bidi="en_US"/>
+        </w:rPr>
+        <w:t xml:space="preserve">; </w:t>
+      </w:r>
+      <w:r>
+        <w:rPr>
+          <w:lang w:val="en_US" w:bidi="en_US"/>
+        </w:rPr>
+        <w:t>Haggai 2:7</w:t>
+      </w:r>
+      <w:r>
+        <w:rPr>
+          <w:lang w:val="en_US" w:bidi="en_US"/>
+        </w:rPr>
+        <w:t xml:space="preserve">; </w:t>
+      </w:r>
+      <w:r>
+        <w:rPr>
+          <w:lang w:val="en_US" w:bidi="en_US"/>
+        </w:rPr>
+        <w:t>John 2:19–22</w:t>
+      </w:r>
+      <w:r>
+        <w:rPr>
+          <w:lang w:val="en_US" w:bidi="en_US"/>
+        </w:rPr>
+        <w:t xml:space="preserve">; </w:t>
+      </w:r>
+      <w:r>
+        <w:rPr>
+          <w:lang w:val="en_US" w:bidi="en_US"/>
+        </w:rPr>
+        <w:t>Ephesians 2:14–15</w:t>
+      </w:r>
       <w:r>
         <w:rPr>
           <w:lang w:val="en_US" w:bidi="en_US"/>
         </w:rPr>
         <w:t xml:space="preserve">, </w:t>
       </w:r>
-      <w:hyperlink r:id="rId58">
-        <w:r>
-          <w:rPr>
-            <w:lang w:val="en_US" w:bidi="en_US"/>
-          </w:rPr>
-          <w:rPr>
-            <w:color w:val="0000EE"/>
-            <w:u w:val="single"/>
-          </w:rPr>
-          <w:t>20–22</w:t>
-        </w:r>
-      </w:hyperlink>
-      <w:r>
-        <w:rPr>
-          <w:lang w:val="en_US" w:bidi="en_US"/>
-        </w:rPr>
-        <w:t xml:space="preserve">; </w:t>
-      </w:r>
-      <w:hyperlink r:id="rId59">
-        <w:r>
-          <w:rPr>
-            <w:lang w:val="en_US" w:bidi="en_US"/>
-          </w:rPr>
-          <w:rPr>
-            <w:color w:val="0000EE"/>
-            <w:u w:val="single"/>
-          </w:rPr>
-          <w:t>1 Peter 2:4–5</w:t>
-        </w:r>
-      </w:hyperlink>
+      <w:r>
+        <w:rPr>
+          <w:lang w:val="en_US" w:bidi="en_US"/>
+        </w:rPr>
+        <w:t>20–22</w:t>
+      </w:r>
+      <w:r>
+        <w:rPr>
+          <w:lang w:val="en_US" w:bidi="en_US"/>
+        </w:rPr>
+        <w:t xml:space="preserve">; </w:t>
+      </w:r>
+      <w:r>
+        <w:rPr>
+          <w:lang w:val="en_US" w:bidi="en_US"/>
+        </w:rPr>
+        <w:t>1 Peter 2:4–5</w:t>
+      </w:r>
       <w:r>
         <w:rPr>
           <w:lang w:val="en_US" w:bidi="en_US"/>
@@ -2279,18 +1811,12 @@
         </w:rPr>
         <w:t xml:space="preserve">In the ancient world, theater was a form of storytelling through live performances with actors, scenes, and dramatic presentations. Understanding the way ancient performances worked can help us understand </w:t>
       </w:r>
-      <w:hyperlink r:id="rId76">
-        <w:r>
-          <w:rPr>
-            <w:lang w:val="en_US" w:bidi="en_US"/>
-          </w:rPr>
-          <w:rPr>
-            <w:color w:val="0000EE"/>
-            <w:u w:val="single"/>
-          </w:rPr>
-          <w:t>Revelation 4–5</w:t>
-        </w:r>
-      </w:hyperlink>
+      <w:r>
+        <w:rPr>
+          <w:lang w:val="en_US" w:bidi="en_US"/>
+        </w:rPr>
+        <w:t>Revelation 4–5</w:t>
+      </w:r>
       <w:r>
         <w:rPr>
           <w:lang w:val="en_US" w:bidi="en_US"/>
@@ -2305,18 +1831,12 @@
           <w:lang w:val="en_US" w:bidi="en_US"/>
         </w:rPr>
       </w:r>
-      <w:hyperlink r:id="rId77">
-        <w:r>
-          <w:rPr>
-            <w:lang w:val="en_US" w:bidi="en_US"/>
-          </w:rPr>
-          <w:rPr>
-            <w:color w:val="0000EE"/>
-            <w:u w:val="single"/>
-          </w:rPr>
-          <w:t xml:space="preserve">Revelation 4:1–3 </w:t>
-        </w:r>
-      </w:hyperlink>
+      <w:r>
+        <w:rPr>
+          <w:lang w:val="en_US" w:bidi="en_US"/>
+        </w:rPr>
+        <w:t xml:space="preserve">Revelation 4:1–3 </w:t>
+      </w:r>
       <w:r>
         <w:rPr>
           <w:lang w:val="en_US" w:bidi="en_US"/>
@@ -2337,18 +1857,12 @@
         </w:rPr>
         <w:t>The ancient drama developed on the stage beneath the divine figure. Between the stage and the audience, a group of speakers expressed the play's emotions. In Revelation, the four living creatures have a similar role (</w:t>
       </w:r>
-      <w:hyperlink r:id="rId78">
-        <w:r>
-          <w:rPr>
-            <w:lang w:val="en_US" w:bidi="en_US"/>
-          </w:rPr>
-          <w:rPr>
-            <w:color w:val="0000EE"/>
-            <w:u w:val="single"/>
-          </w:rPr>
-          <w:t>Revelation 4:6–8</w:t>
-        </w:r>
-      </w:hyperlink>
+      <w:r>
+        <w:rPr>
+          <w:lang w:val="en_US" w:bidi="en_US"/>
+        </w:rPr>
+        <w:t>Revelation 4:6–8</w:t>
+      </w:r>
       <w:r>
         <w:rPr>
           <w:lang w:val="en_US" w:bidi="en_US"/>
@@ -2369,54 +1883,36 @@
         </w:rPr>
         <w:t>The twenty-four elders represent the old and new covenants (</w:t>
       </w:r>
-      <w:hyperlink r:id="rId79">
-        <w:r>
-          <w:rPr>
-            <w:lang w:val="en_US" w:bidi="en_US"/>
-          </w:rPr>
-          <w:rPr>
-            <w:color w:val="0000EE"/>
-            <w:u w:val="single"/>
-          </w:rPr>
-          <w:t>4:4</w:t>
-        </w:r>
-      </w:hyperlink>
+      <w:r>
+        <w:rPr>
+          <w:lang w:val="en_US" w:bidi="en_US"/>
+        </w:rPr>
+        <w:t>4:4</w:t>
+      </w:r>
       <w:r>
         <w:rPr>
           <w:lang w:val="en_US" w:bidi="en_US"/>
         </w:rPr>
         <w:t>). (The "old covenant" refers to the agreement God made with Israel through Moses, which included the Ten Commandments and other laws recorded in the first books of the Bible. The "new covenant" refers to the agreement God made through Jesus Christ, which the New Testament describes as fulfilling the old covenant and establishing a new way of relating to God based on faith in Jesus.) The twenty-four elders act as a chorus with alternating groups of speakers and provide the historical background for this great drama. They also give the historical context for this great drama. God provides the script, and only his special agent, "the Lamb," can open, read, and perform it (</w:t>
       </w:r>
-      <w:hyperlink r:id="rId80">
-        <w:r>
-          <w:rPr>
-            <w:lang w:val="en_US" w:bidi="en_US"/>
-          </w:rPr>
-          <w:rPr>
-            <w:color w:val="0000EE"/>
-            <w:u w:val="single"/>
-          </w:rPr>
-          <w:t>5:1–5</w:t>
-        </w:r>
-      </w:hyperlink>
-      <w:r>
-        <w:rPr>
-          <w:lang w:val="en_US" w:bidi="en_US"/>
-        </w:rPr>
-        <w:t xml:space="preserve">; </w:t>
-      </w:r>
-      <w:hyperlink r:id="rId81">
-        <w:r>
-          <w:rPr>
-            <w:lang w:val="en_US" w:bidi="en_US"/>
-          </w:rPr>
-          <w:rPr>
-            <w:color w:val="0000EE"/>
-            <w:u w:val="single"/>
-          </w:rPr>
-          <w:t>6:1</w:t>
-        </w:r>
-      </w:hyperlink>
+      <w:r>
+        <w:rPr>
+          <w:lang w:val="en_US" w:bidi="en_US"/>
+        </w:rPr>
+        <w:t>5:1–5</w:t>
+      </w:r>
+      <w:r>
+        <w:rPr>
+          <w:lang w:val="en_US" w:bidi="en_US"/>
+        </w:rPr>
+        <w:t xml:space="preserve">; </w:t>
+      </w:r>
+      <w:r>
+        <w:rPr>
+          <w:lang w:val="en_US" w:bidi="en_US"/>
+        </w:rPr>
+        <w:t>6:1</w:t>
+      </w:r>
       <w:r>
         <w:rPr>
           <w:lang w:val="en_US" w:bidi="en_US"/>
@@ -2446,18 +1942,12 @@
           <w:lang w:val="en_US" w:bidi="en_US"/>
         </w:rPr>
       </w:r>
-      <w:hyperlink r:id="rId76">
-        <w:r>
-          <w:rPr>
-            <w:lang w:val="en_US" w:bidi="en_US"/>
-          </w:rPr>
-          <w:rPr>
-            <w:color w:val="0000EE"/>
-            <w:u w:val="single"/>
-          </w:rPr>
-          <w:t>Revelation 4:1–5:14</w:t>
-        </w:r>
-      </w:hyperlink>
+      <w:r>
+        <w:rPr>
+          <w:lang w:val="en_US" w:bidi="en_US"/>
+        </w:rPr>
+        <w:t>Revelation 4:1–5:14</w:t>
+      </w:r>
       <w:r>
         <w:rPr>
           <w:lang w:val="en_US" w:bidi="en_US"/>
@@ -2506,18 +1996,12 @@
         </w:rPr>
         <w:t xml:space="preserve">A millennium is 1,000 years. </w:t>
       </w:r>
-      <w:hyperlink r:id="rId82">
-        <w:r>
-          <w:rPr>
-            <w:lang w:val="en_US" w:bidi="en_US"/>
-          </w:rPr>
-          <w:rPr>
-            <w:color w:val="0000EE"/>
-            <w:u w:val="single"/>
-          </w:rPr>
-          <w:t>Revelation 20</w:t>
-        </w:r>
-      </w:hyperlink>
+      <w:r>
+        <w:rPr>
+          <w:lang w:val="en_US" w:bidi="en_US"/>
+        </w:rPr>
+        <w:t>Revelation 20</w:t>
+      </w:r>
       <w:r>
         <w:rPr>
           <w:lang w:val="en_US" w:bidi="en_US"/>
@@ -2617,18 +2101,12 @@
         </w:rPr>
         <w:t xml:space="preserve">These different ideas have caused conflict among Christians. Many have abandoned Christian relations with those who hold different opinions. But Christians should show humility and love, not letting these differences divide them. (see </w:t>
       </w:r>
-      <w:hyperlink r:id="rId83">
-        <w:r>
-          <w:rPr>
-            <w:lang w:val="en_US" w:bidi="en_US"/>
-          </w:rPr>
-          <w:rPr>
-            <w:color w:val="0000EE"/>
-            <w:u w:val="single"/>
-          </w:rPr>
-          <w:t>1 Peter 3:8</w:t>
-        </w:r>
-      </w:hyperlink>
+      <w:r>
+        <w:rPr>
+          <w:lang w:val="en_US" w:bidi="en_US"/>
+        </w:rPr>
+        <w:t>1 Peter 3:8</w:t>
+      </w:r>
       <w:r>
         <w:rPr>
           <w:lang w:val="en_US" w:bidi="en_US"/>
@@ -2672,18 +2150,12 @@
           <w:lang w:val="en_US" w:bidi="en_US"/>
         </w:rPr>
       </w:r>
-      <w:hyperlink r:id="rId84">
-        <w:r>
-          <w:rPr>
-            <w:lang w:val="en_US" w:bidi="en_US"/>
-          </w:rPr>
-          <w:rPr>
-            <w:color w:val="0000EE"/>
-            <w:u w:val="single"/>
-          </w:rPr>
-          <w:t>Revelation 20:1–10</w:t>
-        </w:r>
-      </w:hyperlink>
+      <w:r>
+        <w:rPr>
+          <w:lang w:val="en_US" w:bidi="en_US"/>
+        </w:rPr>
+        <w:t>Revelation 20:1–10</w:t>
+      </w:r>
       <w:r>
         <w:rPr>
           <w:lang w:val="en_US" w:bidi="en_US"/>
@@ -2732,54 +2204,36 @@
         </w:rPr>
         <w:t>The apostle Paul urges tolerance (patient understanding) between those weak in faith and those strong in faith. He teaches Christians to accept each other (</w:t>
       </w:r>
-      <w:hyperlink r:id="rId85">
-        <w:r>
-          <w:rPr>
-            <w:lang w:val="en_US" w:bidi="en_US"/>
-          </w:rPr>
-          <w:rPr>
-            <w:color w:val="0000EE"/>
-            <w:u w:val="single"/>
-          </w:rPr>
-          <w:t>Romans 14:1</w:t>
-        </w:r>
-      </w:hyperlink>
-      <w:r>
-        <w:rPr>
-          <w:lang w:val="en_US" w:bidi="en_US"/>
-        </w:rPr>
-        <w:t xml:space="preserve">; </w:t>
-      </w:r>
-      <w:hyperlink r:id="rId86">
-        <w:r>
-          <w:rPr>
-            <w:lang w:val="en_US" w:bidi="en_US"/>
-          </w:rPr>
-          <w:rPr>
-            <w:color w:val="0000EE"/>
-            <w:u w:val="single"/>
-          </w:rPr>
-          <w:t>15:7</w:t>
-        </w:r>
-      </w:hyperlink>
+      <w:r>
+        <w:rPr>
+          <w:lang w:val="en_US" w:bidi="en_US"/>
+        </w:rPr>
+        <w:t>Romans 14:1</w:t>
+      </w:r>
+      <w:r>
+        <w:rPr>
+          <w:lang w:val="en_US" w:bidi="en_US"/>
+        </w:rPr>
+        <w:t xml:space="preserve">; </w:t>
+      </w:r>
+      <w:r>
+        <w:rPr>
+          <w:lang w:val="en_US" w:bidi="en_US"/>
+        </w:rPr>
+        <w:t>15:7</w:t>
+      </w:r>
       <w:r>
         <w:rPr>
           <w:lang w:val="en_US" w:bidi="en_US"/>
         </w:rPr>
         <w:t>). He instructs them to stop condemning one another and making each other feel unimportant. Instead, they should worship God with a united voice and spirit (</w:t>
       </w:r>
-      <w:hyperlink r:id="rId87">
-        <w:r>
-          <w:rPr>
-            <w:lang w:val="en_US" w:bidi="en_US"/>
-          </w:rPr>
-          <w:rPr>
-            <w:color w:val="0000EE"/>
-            <w:u w:val="single"/>
-          </w:rPr>
-          <w:t>Romans 15:6</w:t>
-        </w:r>
-      </w:hyperlink>
+      <w:r>
+        <w:rPr>
+          <w:lang w:val="en_US" w:bidi="en_US"/>
+        </w:rPr>
+        <w:t>Romans 15:6</w:t>
+      </w:r>
       <w:r>
         <w:rPr>
           <w:lang w:val="en_US" w:bidi="en_US"/>
@@ -2813,18 +2267,12 @@
         </w:rPr>
         <w:t xml:space="preserve">, meaning "non-essentials," to describe beliefs or practices that Scripture neither requires nor bans. On these issues, Christians should accept different opinions. Sometimes, Christians may feel free to do certain activities, but doing so might cause problems for others. In these cases, Paul advises Christians to consider others' needs before their own (see </w:t>
       </w:r>
-      <w:hyperlink r:id="rId88">
-        <w:r>
-          <w:rPr>
-            <w:lang w:val="en_US" w:bidi="en_US"/>
-          </w:rPr>
-          <w:rPr>
-            <w:color w:val="0000EE"/>
-            <w:u w:val="single"/>
-          </w:rPr>
-          <w:t>1 Corinthians 8:1–13</w:t>
-        </w:r>
-      </w:hyperlink>
+      <w:r>
+        <w:rPr>
+          <w:lang w:val="en_US" w:bidi="en_US"/>
+        </w:rPr>
+        <w:t>1 Corinthians 8:1–13</w:t>
+      </w:r>
       <w:r>
         <w:rPr>
           <w:lang w:val="en_US" w:bidi="en_US"/>
@@ -2845,36 +2293,24 @@
         </w:rPr>
         <w:t>Paul uses a different approach to tolerance when the good news (gospel) is at risk. In the letter to the Galatians, for example, Paul confronts false teachings about the good news by strongly criticizing the false teachers (</w:t>
       </w:r>
-      <w:hyperlink r:id="rId89">
-        <w:r>
-          <w:rPr>
-            <w:lang w:val="en_US" w:bidi="en_US"/>
-          </w:rPr>
-          <w:rPr>
-            <w:color w:val="0000EE"/>
-            <w:u w:val="single"/>
-          </w:rPr>
-          <w:t>Galatians 1:6–9</w:t>
-        </w:r>
-      </w:hyperlink>
+      <w:r>
+        <w:rPr>
+          <w:lang w:val="en_US" w:bidi="en_US"/>
+        </w:rPr>
+        <w:t>Galatians 1:6–9</w:t>
+      </w:r>
       <w:r>
         <w:rPr>
           <w:lang w:val="en_US" w:bidi="en_US"/>
         </w:rPr>
         <w:t>). He warns readers that accepting false teachings will separate them from Christ (</w:t>
       </w:r>
-      <w:hyperlink r:id="rId90">
-        <w:r>
-          <w:rPr>
-            <w:lang w:val="en_US" w:bidi="en_US"/>
-          </w:rPr>
-          <w:rPr>
-            <w:color w:val="0000EE"/>
-            <w:u w:val="single"/>
-          </w:rPr>
-          <w:t>Galatians 5:4</w:t>
-        </w:r>
-      </w:hyperlink>
+      <w:r>
+        <w:rPr>
+          <w:lang w:val="en_US" w:bidi="en_US"/>
+        </w:rPr>
+        <w:t>Galatians 5:4</w:t>
+      </w:r>
       <w:r>
         <w:rPr>
           <w:lang w:val="en_US" w:bidi="en_US"/>
@@ -2932,216 +2368,144 @@
           <w:lang w:val="en_US" w:bidi="en_US"/>
         </w:rPr>
       </w:r>
-      <w:hyperlink r:id="rId91">
-        <w:r>
-          <w:rPr>
-            <w:lang w:val="en_US" w:bidi="en_US"/>
-          </w:rPr>
-          <w:rPr>
-            <w:color w:val="0000EE"/>
-            <w:u w:val="single"/>
-          </w:rPr>
-          <w:t>Psalm 133:1–3</w:t>
-        </w:r>
-      </w:hyperlink>
-      <w:r>
-        <w:rPr>
-          <w:lang w:val="en_US" w:bidi="en_US"/>
-        </w:rPr>
-        <w:t xml:space="preserve">; </w:t>
-      </w:r>
-      <w:hyperlink r:id="rId92">
-        <w:r>
-          <w:rPr>
-            <w:lang w:val="en_US" w:bidi="en_US"/>
-          </w:rPr>
-          <w:rPr>
-            <w:color w:val="0000EE"/>
-            <w:u w:val="single"/>
-          </w:rPr>
-          <w:t>Romans 12:9–21</w:t>
-        </w:r>
-      </w:hyperlink>
-      <w:r>
-        <w:rPr>
-          <w:lang w:val="en_US" w:bidi="en_US"/>
-        </w:rPr>
-        <w:t xml:space="preserve">; </w:t>
-      </w:r>
-      <w:hyperlink r:id="rId93">
-        <w:r>
-          <w:rPr>
-            <w:lang w:val="en_US" w:bidi="en_US"/>
-          </w:rPr>
-          <w:rPr>
-            <w:color w:val="0000EE"/>
-            <w:u w:val="single"/>
-          </w:rPr>
-          <w:t>14:1–15:13</w:t>
-        </w:r>
-      </w:hyperlink>
-      <w:r>
-        <w:rPr>
-          <w:lang w:val="en_US" w:bidi="en_US"/>
-        </w:rPr>
-        <w:t xml:space="preserve">; </w:t>
-      </w:r>
-      <w:hyperlink r:id="rId94">
-        <w:r>
-          <w:rPr>
-            <w:lang w:val="en_US" w:bidi="en_US"/>
-          </w:rPr>
-          <w:rPr>
-            <w:color w:val="0000EE"/>
-            <w:u w:val="single"/>
-          </w:rPr>
-          <w:t>1 Corinthians 1:10</w:t>
-        </w:r>
-      </w:hyperlink>
-      <w:r>
-        <w:rPr>
-          <w:lang w:val="en_US" w:bidi="en_US"/>
-        </w:rPr>
-        <w:t xml:space="preserve">; </w:t>
-      </w:r>
-      <w:hyperlink r:id="rId95">
-        <w:r>
-          <w:rPr>
-            <w:lang w:val="en_US" w:bidi="en_US"/>
-          </w:rPr>
-          <w:rPr>
-            <w:color w:val="0000EE"/>
-            <w:u w:val="single"/>
-          </w:rPr>
-          <w:t>6:1–20</w:t>
-        </w:r>
-      </w:hyperlink>
-      <w:r>
-        <w:rPr>
-          <w:lang w:val="en_US" w:bidi="en_US"/>
-        </w:rPr>
-        <w:t xml:space="preserve">; </w:t>
-      </w:r>
-      <w:hyperlink r:id="rId88">
-        <w:r>
-          <w:rPr>
-            <w:lang w:val="en_US" w:bidi="en_US"/>
-          </w:rPr>
-          <w:rPr>
-            <w:color w:val="0000EE"/>
-            <w:u w:val="single"/>
-          </w:rPr>
-          <w:t>8:1–13</w:t>
-        </w:r>
-      </w:hyperlink>
-      <w:r>
-        <w:rPr>
-          <w:lang w:val="en_US" w:bidi="en_US"/>
-        </w:rPr>
-        <w:t xml:space="preserve">; </w:t>
-      </w:r>
-      <w:hyperlink r:id="rId96">
-        <w:r>
-          <w:rPr>
-            <w:lang w:val="en_US" w:bidi="en_US"/>
-          </w:rPr>
-          <w:rPr>
-            <w:color w:val="0000EE"/>
-            <w:u w:val="single"/>
-          </w:rPr>
-          <w:t>10:1–11:1</w:t>
-        </w:r>
-      </w:hyperlink>
-      <w:r>
-        <w:rPr>
-          <w:lang w:val="en_US" w:bidi="en_US"/>
-        </w:rPr>
-        <w:t xml:space="preserve">; </w:t>
-      </w:r>
-      <w:hyperlink r:id="rId97">
-        <w:r>
-          <w:rPr>
-            <w:lang w:val="en_US" w:bidi="en_US"/>
-          </w:rPr>
-          <w:rPr>
-            <w:color w:val="0000EE"/>
-            <w:u w:val="single"/>
-          </w:rPr>
-          <w:t>12:12–27</w:t>
-        </w:r>
-      </w:hyperlink>
-      <w:r>
-        <w:rPr>
-          <w:lang w:val="en_US" w:bidi="en_US"/>
-        </w:rPr>
-        <w:t xml:space="preserve">; </w:t>
-      </w:r>
-      <w:hyperlink r:id="rId98">
-        <w:r>
-          <w:rPr>
-            <w:lang w:val="en_US" w:bidi="en_US"/>
-          </w:rPr>
-          <w:rPr>
-            <w:color w:val="0000EE"/>
-            <w:u w:val="single"/>
-          </w:rPr>
-          <w:t>13:1–8</w:t>
-        </w:r>
-      </w:hyperlink>
-      <w:r>
-        <w:rPr>
-          <w:lang w:val="en_US" w:bidi="en_US"/>
-        </w:rPr>
-        <w:t xml:space="preserve">; </w:t>
-      </w:r>
-      <w:hyperlink r:id="rId99">
-        <w:r>
-          <w:rPr>
-            <w:lang w:val="en_US" w:bidi="en_US"/>
-          </w:rPr>
-          <w:rPr>
-            <w:color w:val="0000EE"/>
-            <w:u w:val="single"/>
-          </w:rPr>
-          <w:t>2 Corinthians 6:14–7:1</w:t>
-        </w:r>
-      </w:hyperlink>
-      <w:r>
-        <w:rPr>
-          <w:lang w:val="en_US" w:bidi="en_US"/>
-        </w:rPr>
-        <w:t xml:space="preserve">; </w:t>
-      </w:r>
-      <w:hyperlink r:id="rId100">
-        <w:r>
-          <w:rPr>
-            <w:lang w:val="en_US" w:bidi="en_US"/>
-          </w:rPr>
-          <w:rPr>
-            <w:color w:val="0000EE"/>
-            <w:u w:val="single"/>
-          </w:rPr>
-          <w:t>Colossians 3:12–15</w:t>
-        </w:r>
-      </w:hyperlink>
-      <w:r>
-        <w:rPr>
-          <w:lang w:val="en_US" w:bidi="en_US"/>
-        </w:rPr>
-        <w:t xml:space="preserve">; </w:t>
-      </w:r>
-      <w:hyperlink r:id="rId101">
-        <w:r>
-          <w:rPr>
-            <w:lang w:val="en_US" w:bidi="en_US"/>
-          </w:rPr>
-          <w:rPr>
-            <w:color w:val="0000EE"/>
-            <w:u w:val="single"/>
-          </w:rPr>
-          <w:t>2 Timothy 2:23–26</w:t>
-        </w:r>
-      </w:hyperlink>
+      <w:r>
+        <w:rPr>
+          <w:lang w:val="en_US" w:bidi="en_US"/>
+        </w:rPr>
+        <w:t>Psalm 133:1–3</w:t>
+      </w:r>
+      <w:r>
+        <w:rPr>
+          <w:lang w:val="en_US" w:bidi="en_US"/>
+        </w:rPr>
+        <w:t xml:space="preserve">; </w:t>
+      </w:r>
+      <w:r>
+        <w:rPr>
+          <w:lang w:val="en_US" w:bidi="en_US"/>
+        </w:rPr>
+        <w:t>Romans 12:9–21</w:t>
+      </w:r>
+      <w:r>
+        <w:rPr>
+          <w:lang w:val="en_US" w:bidi="en_US"/>
+        </w:rPr>
+        <w:t xml:space="preserve">; </w:t>
+      </w:r>
+      <w:r>
+        <w:rPr>
+          <w:lang w:val="en_US" w:bidi="en_US"/>
+        </w:rPr>
+        <w:t>14:1–15:13</w:t>
+      </w:r>
+      <w:r>
+        <w:rPr>
+          <w:lang w:val="en_US" w:bidi="en_US"/>
+        </w:rPr>
+        <w:t xml:space="preserve">; </w:t>
+      </w:r>
+      <w:r>
+        <w:rPr>
+          <w:lang w:val="en_US" w:bidi="en_US"/>
+        </w:rPr>
+        <w:t>1 Corinthians 1:10</w:t>
+      </w:r>
+      <w:r>
+        <w:rPr>
+          <w:lang w:val="en_US" w:bidi="en_US"/>
+        </w:rPr>
+        <w:t xml:space="preserve">; </w:t>
+      </w:r>
+      <w:r>
+        <w:rPr>
+          <w:lang w:val="en_US" w:bidi="en_US"/>
+        </w:rPr>
+        <w:t>6:1–20</w:t>
+      </w:r>
+      <w:r>
+        <w:rPr>
+          <w:lang w:val="en_US" w:bidi="en_US"/>
+        </w:rPr>
+        <w:t xml:space="preserve">; </w:t>
+      </w:r>
+      <w:r>
+        <w:rPr>
+          <w:lang w:val="en_US" w:bidi="en_US"/>
+        </w:rPr>
+        <w:t>8:1–13</w:t>
+      </w:r>
+      <w:r>
+        <w:rPr>
+          <w:lang w:val="en_US" w:bidi="en_US"/>
+        </w:rPr>
+        <w:t xml:space="preserve">; </w:t>
+      </w:r>
+      <w:r>
+        <w:rPr>
+          <w:lang w:val="en_US" w:bidi="en_US"/>
+        </w:rPr>
+        <w:t>10:1–11:1</w:t>
+      </w:r>
+      <w:r>
+        <w:rPr>
+          <w:lang w:val="en_US" w:bidi="en_US"/>
+        </w:rPr>
+        <w:t xml:space="preserve">; </w:t>
+      </w:r>
+      <w:r>
+        <w:rPr>
+          <w:lang w:val="en_US" w:bidi="en_US"/>
+        </w:rPr>
+        <w:t>12:12–27</w:t>
+      </w:r>
+      <w:r>
+        <w:rPr>
+          <w:lang w:val="en_US" w:bidi="en_US"/>
+        </w:rPr>
+        <w:t xml:space="preserve">; </w:t>
+      </w:r>
+      <w:r>
+        <w:rPr>
+          <w:lang w:val="en_US" w:bidi="en_US"/>
+        </w:rPr>
+        <w:t>13:1–8</w:t>
+      </w:r>
+      <w:r>
+        <w:rPr>
+          <w:lang w:val="en_US" w:bidi="en_US"/>
+        </w:rPr>
+        <w:t xml:space="preserve">; </w:t>
+      </w:r>
+      <w:r>
+        <w:rPr>
+          <w:lang w:val="en_US" w:bidi="en_US"/>
+        </w:rPr>
+        <w:t>2 Corinthians 6:14–7:1</w:t>
+      </w:r>
+      <w:r>
+        <w:rPr>
+          <w:lang w:val="en_US" w:bidi="en_US"/>
+        </w:rPr>
+        <w:t xml:space="preserve">; </w:t>
+      </w:r>
+      <w:r>
+        <w:rPr>
+          <w:lang w:val="en_US" w:bidi="en_US"/>
+        </w:rPr>
+        <w:t>Colossians 3:12–15</w:t>
+      </w:r>
+      <w:r>
+        <w:rPr>
+          <w:lang w:val="en_US" w:bidi="en_US"/>
+        </w:rPr>
+        <w:t xml:space="preserve">; </w:t>
+      </w:r>
+      <w:r>
+        <w:rPr>
+          <w:lang w:val="en_US" w:bidi="en_US"/>
+        </w:rPr>
+        <w:t>2 Timothy 2:23–26</w:t>
+      </w:r>
       <w:r>
         <w:rPr>
           <w:lang w:val="en_US" w:bidi="en_US"/>
@@ -3190,72 +2554,48 @@
         </w:rPr>
         <w:t>The community of God's people in Old Testament Israel had to care for widows, orphans, and foreigners (</w:t>
       </w:r>
-      <w:hyperlink r:id="rId102">
-        <w:r>
-          <w:rPr>
-            <w:lang w:val="en_US" w:bidi="en_US"/>
-          </w:rPr>
-          <w:rPr>
-            <w:color w:val="0000EE"/>
-            <w:u w:val="single"/>
-          </w:rPr>
-          <w:t>Deuteronomy 27:19</w:t>
-        </w:r>
-      </w:hyperlink>
+      <w:r>
+        <w:rPr>
+          <w:lang w:val="en_US" w:bidi="en_US"/>
+        </w:rPr>
+        <w:t>Deuteronomy 27:19</w:t>
+      </w:r>
       <w:r>
         <w:rPr>
           <w:lang w:val="en_US" w:bidi="en_US"/>
         </w:rPr>
         <w:t xml:space="preserve">). God wanted the Israelites to represent his justice (see </w:t>
       </w:r>
-      <w:hyperlink r:id="rId103">
-        <w:r>
-          <w:rPr>
-            <w:lang w:val="en_US" w:bidi="en_US"/>
-          </w:rPr>
-          <w:rPr>
-            <w:color w:val="0000EE"/>
-            <w:u w:val="single"/>
-          </w:rPr>
-          <w:t>10:17–19</w:t>
-        </w:r>
-      </w:hyperlink>
+      <w:r>
+        <w:rPr>
+          <w:lang w:val="en_US" w:bidi="en_US"/>
+        </w:rPr>
+        <w:t>10:17–19</w:t>
+      </w:r>
       <w:r>
         <w:rPr>
           <w:lang w:val="en_US" w:bidi="en_US"/>
         </w:rPr>
         <w:t xml:space="preserve">). He wanted them to always remember that they had been slaves. He wanted them to remember that they were defenseless in Egypt (see </w:t>
       </w:r>
-      <w:hyperlink r:id="rId104">
-        <w:r>
-          <w:rPr>
-            <w:lang w:val="en_US" w:bidi="en_US"/>
-          </w:rPr>
-          <w:rPr>
-            <w:color w:val="0000EE"/>
-            <w:u w:val="single"/>
-          </w:rPr>
-          <w:t>10:19</w:t>
-        </w:r>
-      </w:hyperlink>
-      <w:r>
-        <w:rPr>
-          <w:lang w:val="en_US" w:bidi="en_US"/>
-        </w:rPr>
-        <w:t xml:space="preserve">; </w:t>
-      </w:r>
-      <w:hyperlink r:id="rId105">
-        <w:r>
-          <w:rPr>
-            <w:lang w:val="en_US" w:bidi="en_US"/>
-          </w:rPr>
-          <w:rPr>
-            <w:color w:val="0000EE"/>
-            <w:u w:val="single"/>
-          </w:rPr>
-          <w:t>24:18–22</w:t>
-        </w:r>
-      </w:hyperlink>
+      <w:r>
+        <w:rPr>
+          <w:lang w:val="en_US" w:bidi="en_US"/>
+        </w:rPr>
+        <w:t>10:19</w:t>
+      </w:r>
+      <w:r>
+        <w:rPr>
+          <w:lang w:val="en_US" w:bidi="en_US"/>
+        </w:rPr>
+        <w:t xml:space="preserve">; </w:t>
+      </w:r>
+      <w:r>
+        <w:rPr>
+          <w:lang w:val="en_US" w:bidi="en_US"/>
+        </w:rPr>
+        <w:t>24:18–22</w:t>
+      </w:r>
       <w:r>
         <w:rPr>
           <w:lang w:val="en_US" w:bidi="en_US"/>
@@ -3276,54 +2616,36 @@
         </w:rPr>
         <w:t>Every society has structures that separate the powerful from the weak and the important from the less important people. This was true for Old Testament Israel, even with its special role as "a holy nation" (</w:t>
       </w:r>
-      <w:hyperlink r:id="rId106">
-        <w:r>
-          <w:rPr>
-            <w:lang w:val="en_US" w:bidi="en_US"/>
-          </w:rPr>
-          <w:rPr>
-            <w:color w:val="0000EE"/>
-            <w:u w:val="single"/>
-          </w:rPr>
-          <w:t>Exodus 19:6</w:t>
-        </w:r>
-      </w:hyperlink>
+      <w:r>
+        <w:rPr>
+          <w:lang w:val="en_US" w:bidi="en_US"/>
+        </w:rPr>
+        <w:t>Exodus 19:6</w:t>
+      </w:r>
       <w:r>
         <w:rPr>
           <w:lang w:val="en_US" w:bidi="en_US"/>
         </w:rPr>
         <w:t>). Judges and officials were responsible for protecting the law. They might favor those with money, high status, or influence, especially if they offered bribes (</w:t>
       </w:r>
-      <w:hyperlink r:id="rId107">
-        <w:r>
-          <w:rPr>
-            <w:lang w:val="en_US" w:bidi="en_US"/>
-          </w:rPr>
-          <w:rPr>
-            <w:color w:val="0000EE"/>
-            <w:u w:val="single"/>
-          </w:rPr>
-          <w:t>Deuteronomy 16:19</w:t>
-        </w:r>
-      </w:hyperlink>
+      <w:r>
+        <w:rPr>
+          <w:lang w:val="en_US" w:bidi="en_US"/>
+        </w:rPr>
+        <w:t>Deuteronomy 16:19</w:t>
+      </w:r>
       <w:r>
         <w:rPr>
           <w:lang w:val="en_US" w:bidi="en_US"/>
         </w:rPr>
         <w:t>). Yet, no one can bribe God and he treats all people fairly (</w:t>
       </w:r>
-      <w:hyperlink r:id="rId108">
-        <w:r>
-          <w:rPr>
-            <w:lang w:val="en_US" w:bidi="en_US"/>
-          </w:rPr>
-          <w:rPr>
-            <w:color w:val="0000EE"/>
-            <w:u w:val="single"/>
-          </w:rPr>
-          <w:t>10:17</w:t>
-        </w:r>
-      </w:hyperlink>
+      <w:r>
+        <w:rPr>
+          <w:lang w:val="en_US" w:bidi="en_US"/>
+        </w:rPr>
+        <w:t>10:17</w:t>
+      </w:r>
       <w:r>
         <w:rPr>
           <w:lang w:val="en_US" w:bidi="en_US"/>
@@ -3344,162 +2666,108 @@
         </w:rPr>
         <w:t>The prophets of Israel knew the importance of fairness and justice. They often urged these principles in both community and national life (</w:t>
       </w:r>
-      <w:hyperlink r:id="rId109">
-        <w:r>
-          <w:rPr>
-            <w:lang w:val="en_US" w:bidi="en_US"/>
-          </w:rPr>
-          <w:rPr>
-            <w:color w:val="0000EE"/>
-            <w:u w:val="single"/>
-          </w:rPr>
-          <w:t>Isaiah 1:17</w:t>
-        </w:r>
-      </w:hyperlink>
-      <w:r>
-        <w:rPr>
-          <w:lang w:val="en_US" w:bidi="en_US"/>
-        </w:rPr>
-        <w:t xml:space="preserve">; </w:t>
-      </w:r>
-      <w:hyperlink r:id="rId110">
-        <w:r>
-          <w:rPr>
-            <w:lang w:val="en_US" w:bidi="en_US"/>
-          </w:rPr>
-          <w:rPr>
-            <w:color w:val="0000EE"/>
-            <w:u w:val="single"/>
-          </w:rPr>
-          <w:t>10:1–4</w:t>
-        </w:r>
-      </w:hyperlink>
-      <w:r>
-        <w:rPr>
-          <w:lang w:val="en_US" w:bidi="en_US"/>
-        </w:rPr>
-        <w:t xml:space="preserve">; </w:t>
-      </w:r>
-      <w:hyperlink r:id="rId111">
-        <w:r>
-          <w:rPr>
-            <w:lang w:val="en_US" w:bidi="en_US"/>
-          </w:rPr>
-          <w:rPr>
-            <w:color w:val="0000EE"/>
-            <w:u w:val="single"/>
-          </w:rPr>
-          <w:t>59:14–19</w:t>
-        </w:r>
-      </w:hyperlink>
-      <w:r>
-        <w:rPr>
-          <w:lang w:val="en_US" w:bidi="en_US"/>
-        </w:rPr>
-        <w:t xml:space="preserve">; </w:t>
-      </w:r>
-      <w:hyperlink r:id="rId112">
-        <w:r>
-          <w:rPr>
-            <w:lang w:val="en_US" w:bidi="en_US"/>
-          </w:rPr>
-          <w:rPr>
-            <w:color w:val="0000EE"/>
-            <w:u w:val="single"/>
-          </w:rPr>
-          <w:t>Ezekiel 22:23–29</w:t>
-        </w:r>
-      </w:hyperlink>
-      <w:r>
-        <w:rPr>
-          <w:lang w:val="en_US" w:bidi="en_US"/>
-        </w:rPr>
-        <w:t xml:space="preserve">; </w:t>
-      </w:r>
-      <w:hyperlink r:id="rId113">
-        <w:r>
-          <w:rPr>
-            <w:lang w:val="en_US" w:bidi="en_US"/>
-          </w:rPr>
-          <w:rPr>
-            <w:color w:val="0000EE"/>
-            <w:u w:val="single"/>
-          </w:rPr>
-          <w:t>Amos 2:6–8</w:t>
-        </w:r>
-      </w:hyperlink>
-      <w:r>
-        <w:rPr>
-          <w:lang w:val="en_US" w:bidi="en_US"/>
-        </w:rPr>
-        <w:t xml:space="preserve">; </w:t>
-      </w:r>
-      <w:hyperlink r:id="rId114">
-        <w:r>
-          <w:rPr>
-            <w:lang w:val="en_US" w:bidi="en_US"/>
-          </w:rPr>
-          <w:rPr>
-            <w:color w:val="0000EE"/>
-            <w:u w:val="single"/>
-          </w:rPr>
-          <w:t>Habakkuk 1:4</w:t>
-        </w:r>
-      </w:hyperlink>
+      <w:r>
+        <w:rPr>
+          <w:lang w:val="en_US" w:bidi="en_US"/>
+        </w:rPr>
+        <w:t>Isaiah 1:17</w:t>
+      </w:r>
+      <w:r>
+        <w:rPr>
+          <w:lang w:val="en_US" w:bidi="en_US"/>
+        </w:rPr>
+        <w:t xml:space="preserve">; </w:t>
+      </w:r>
+      <w:r>
+        <w:rPr>
+          <w:lang w:val="en_US" w:bidi="en_US"/>
+        </w:rPr>
+        <w:t>10:1–4</w:t>
+      </w:r>
+      <w:r>
+        <w:rPr>
+          <w:lang w:val="en_US" w:bidi="en_US"/>
+        </w:rPr>
+        <w:t xml:space="preserve">; </w:t>
+      </w:r>
+      <w:r>
+        <w:rPr>
+          <w:lang w:val="en_US" w:bidi="en_US"/>
+        </w:rPr>
+        <w:t>59:14–19</w:t>
+      </w:r>
+      <w:r>
+        <w:rPr>
+          <w:lang w:val="en_US" w:bidi="en_US"/>
+        </w:rPr>
+        <w:t xml:space="preserve">; </w:t>
+      </w:r>
+      <w:r>
+        <w:rPr>
+          <w:lang w:val="en_US" w:bidi="en_US"/>
+        </w:rPr>
+        <w:t>Ezekiel 22:23–29</w:t>
+      </w:r>
+      <w:r>
+        <w:rPr>
+          <w:lang w:val="en_US" w:bidi="en_US"/>
+        </w:rPr>
+        <w:t xml:space="preserve">; </w:t>
+      </w:r>
+      <w:r>
+        <w:rPr>
+          <w:lang w:val="en_US" w:bidi="en_US"/>
+        </w:rPr>
+        <w:t>Amos 2:6–8</w:t>
+      </w:r>
+      <w:r>
+        <w:rPr>
+          <w:lang w:val="en_US" w:bidi="en_US"/>
+        </w:rPr>
+        <w:t xml:space="preserve">; </w:t>
+      </w:r>
+      <w:r>
+        <w:rPr>
+          <w:lang w:val="en_US" w:bidi="en_US"/>
+        </w:rPr>
+        <w:t>Habakkuk 1:4</w:t>
+      </w:r>
       <w:r>
         <w:rPr>
           <w:lang w:val="en_US" w:bidi="en_US"/>
         </w:rPr>
         <w:t>). The New Testament also commands for fair treatment of the poor and those without advantages. It mentions that God is not pleased when others ignore them (</w:t>
       </w:r>
-      <w:hyperlink r:id="rId115">
-        <w:r>
-          <w:rPr>
-            <w:lang w:val="en_US" w:bidi="en_US"/>
-          </w:rPr>
-          <w:rPr>
-            <w:color w:val="0000EE"/>
-            <w:u w:val="single"/>
-          </w:rPr>
-          <w:t>Matthew 23:23</w:t>
-        </w:r>
-      </w:hyperlink>
-      <w:r>
-        <w:rPr>
-          <w:lang w:val="en_US" w:bidi="en_US"/>
-        </w:rPr>
-        <w:t xml:space="preserve">; </w:t>
-      </w:r>
-      <w:hyperlink r:id="rId116">
-        <w:r>
-          <w:rPr>
-            <w:lang w:val="en_US" w:bidi="en_US"/>
-          </w:rPr>
-          <w:rPr>
-            <w:color w:val="0000EE"/>
-            <w:u w:val="single"/>
-          </w:rPr>
-          <w:t>2 Corinthians 9:6–10</w:t>
-        </w:r>
-      </w:hyperlink>
-      <w:r>
-        <w:rPr>
-          <w:lang w:val="en_US" w:bidi="en_US"/>
-        </w:rPr>
-        <w:t xml:space="preserve">; </w:t>
-      </w:r>
-      <w:hyperlink r:id="rId117">
-        <w:r>
-          <w:rPr>
-            <w:lang w:val="en_US" w:bidi="en_US"/>
-          </w:rPr>
-          <w:rPr>
-            <w:color w:val="0000EE"/>
-            <w:u w:val="single"/>
-          </w:rPr>
-          <w:t>James 2:1–7</w:t>
-        </w:r>
-      </w:hyperlink>
+      <w:r>
+        <w:rPr>
+          <w:lang w:val="en_US" w:bidi="en_US"/>
+        </w:rPr>
+        <w:t>Matthew 23:23</w:t>
+      </w:r>
+      <w:r>
+        <w:rPr>
+          <w:lang w:val="en_US" w:bidi="en_US"/>
+        </w:rPr>
+        <w:t xml:space="preserve">; </w:t>
+      </w:r>
+      <w:r>
+        <w:rPr>
+          <w:lang w:val="en_US" w:bidi="en_US"/>
+        </w:rPr>
+        <w:t>2 Corinthians 9:6–10</w:t>
+      </w:r>
+      <w:r>
+        <w:rPr>
+          <w:lang w:val="en_US" w:bidi="en_US"/>
+        </w:rPr>
+        <w:t xml:space="preserve">; </w:t>
+      </w:r>
+      <w:r>
+        <w:rPr>
+          <w:lang w:val="en_US" w:bidi="en_US"/>
+        </w:rPr>
+        <w:t>James 2:1–7</w:t>
+      </w:r>
       <w:r>
         <w:rPr>
           <w:lang w:val="en_US" w:bidi="en_US"/>
@@ -3520,18 +2788,12 @@
         </w:rPr>
         <w:t xml:space="preserve">Justice that does not follow God's standard is not true justice. Those who are unjust will encounter full punishment from the Judge of all the earth (see </w:t>
       </w:r>
-      <w:hyperlink r:id="rId118">
-        <w:r>
-          <w:rPr>
-            <w:lang w:val="en_US" w:bidi="en_US"/>
-          </w:rPr>
-          <w:rPr>
-            <w:color w:val="0000EE"/>
-            <w:u w:val="single"/>
-          </w:rPr>
-          <w:t>Deuteronomy 25:13–16</w:t>
-        </w:r>
-      </w:hyperlink>
+      <w:r>
+        <w:rPr>
+          <w:lang w:val="en_US" w:bidi="en_US"/>
+        </w:rPr>
+        <w:t>Deuteronomy 25:13–16</w:t>
+      </w:r>
       <w:r>
         <w:rPr>
           <w:lang w:val="en_US" w:bidi="en_US"/>
@@ -3561,396 +2823,264 @@
           <w:lang w:val="en_US" w:bidi="en_US"/>
         </w:rPr>
       </w:r>
-      <w:hyperlink r:id="rId119">
-        <w:r>
-          <w:rPr>
-            <w:lang w:val="en_US" w:bidi="en_US"/>
-          </w:rPr>
-          <w:rPr>
-            <w:color w:val="0000EE"/>
-            <w:u w:val="single"/>
-          </w:rPr>
-          <w:t>Exodus 23:3</w:t>
-        </w:r>
-      </w:hyperlink>
-      <w:r>
-        <w:rPr>
-          <w:lang w:val="en_US" w:bidi="en_US"/>
-        </w:rPr>
-        <w:t xml:space="preserve">; </w:t>
-      </w:r>
-      <w:hyperlink r:id="rId120">
-        <w:r>
-          <w:rPr>
-            <w:lang w:val="en_US" w:bidi="en_US"/>
-          </w:rPr>
-          <w:rPr>
-            <w:color w:val="0000EE"/>
-            <w:u w:val="single"/>
-          </w:rPr>
-          <w:t>Leviticus 19:15</w:t>
-        </w:r>
-      </w:hyperlink>
-      <w:r>
-        <w:rPr>
-          <w:lang w:val="en_US" w:bidi="en_US"/>
-        </w:rPr>
-        <w:t xml:space="preserve">; </w:t>
-      </w:r>
-      <w:hyperlink r:id="rId103">
-        <w:r>
-          <w:rPr>
-            <w:lang w:val="en_US" w:bidi="en_US"/>
-          </w:rPr>
-          <w:rPr>
-            <w:color w:val="0000EE"/>
-            <w:u w:val="single"/>
-          </w:rPr>
-          <w:t>Deuteronomy 10:17–19</w:t>
-        </w:r>
-      </w:hyperlink>
-      <w:r>
-        <w:rPr>
-          <w:lang w:val="en_US" w:bidi="en_US"/>
-        </w:rPr>
-        <w:t xml:space="preserve">; </w:t>
-      </w:r>
-      <w:hyperlink r:id="rId107">
-        <w:r>
-          <w:rPr>
-            <w:lang w:val="en_US" w:bidi="en_US"/>
-          </w:rPr>
-          <w:rPr>
-            <w:color w:val="0000EE"/>
-            <w:u w:val="single"/>
-          </w:rPr>
-          <w:t>16:19</w:t>
-        </w:r>
-      </w:hyperlink>
-      <w:r>
-        <w:rPr>
-          <w:lang w:val="en_US" w:bidi="en_US"/>
-        </w:rPr>
-        <w:t xml:space="preserve">; </w:t>
-      </w:r>
-      <w:hyperlink r:id="rId121">
-        <w:r>
-          <w:rPr>
-            <w:lang w:val="en_US" w:bidi="en_US"/>
-          </w:rPr>
-          <w:rPr>
-            <w:color w:val="0000EE"/>
-            <w:u w:val="single"/>
-          </w:rPr>
-          <w:t>24:12–22</w:t>
-        </w:r>
-      </w:hyperlink>
-      <w:r>
-        <w:rPr>
-          <w:lang w:val="en_US" w:bidi="en_US"/>
-        </w:rPr>
-        <w:t xml:space="preserve">; </w:t>
-      </w:r>
-      <w:hyperlink r:id="rId118">
-        <w:r>
-          <w:rPr>
-            <w:lang w:val="en_US" w:bidi="en_US"/>
-          </w:rPr>
-          <w:rPr>
-            <w:color w:val="0000EE"/>
-            <w:u w:val="single"/>
-          </w:rPr>
-          <w:t>25:13–16</w:t>
-        </w:r>
-      </w:hyperlink>
-      <w:r>
-        <w:rPr>
-          <w:lang w:val="en_US" w:bidi="en_US"/>
-        </w:rPr>
-        <w:t xml:space="preserve">; </w:t>
-      </w:r>
-      <w:hyperlink r:id="rId102">
-        <w:r>
-          <w:rPr>
-            <w:lang w:val="en_US" w:bidi="en_US"/>
-          </w:rPr>
-          <w:rPr>
-            <w:color w:val="0000EE"/>
-            <w:u w:val="single"/>
-          </w:rPr>
-          <w:t>27:19</w:t>
-        </w:r>
-      </w:hyperlink>
-      <w:r>
-        <w:rPr>
-          <w:lang w:val="en_US" w:bidi="en_US"/>
-        </w:rPr>
-        <w:t xml:space="preserve">; </w:t>
-      </w:r>
-      <w:hyperlink r:id="rId122">
-        <w:r>
-          <w:rPr>
-            <w:lang w:val="en_US" w:bidi="en_US"/>
-          </w:rPr>
-          <w:rPr>
-            <w:color w:val="0000EE"/>
-            <w:u w:val="single"/>
-          </w:rPr>
-          <w:t>Psalm 82:1–5</w:t>
-        </w:r>
-      </w:hyperlink>
-      <w:r>
-        <w:rPr>
-          <w:lang w:val="en_US" w:bidi="en_US"/>
-        </w:rPr>
-        <w:t xml:space="preserve">; </w:t>
-      </w:r>
-      <w:hyperlink r:id="rId123">
-        <w:r>
-          <w:rPr>
-            <w:lang w:val="en_US" w:bidi="en_US"/>
-          </w:rPr>
-          <w:rPr>
-            <w:color w:val="0000EE"/>
-            <w:u w:val="single"/>
-          </w:rPr>
-          <w:t>Proverbs 11:1</w:t>
-        </w:r>
-      </w:hyperlink>
-      <w:r>
-        <w:rPr>
-          <w:lang w:val="en_US" w:bidi="en_US"/>
-        </w:rPr>
-        <w:t xml:space="preserve">; </w:t>
-      </w:r>
-      <w:hyperlink r:id="rId109">
-        <w:r>
-          <w:rPr>
-            <w:lang w:val="en_US" w:bidi="en_US"/>
-          </w:rPr>
-          <w:rPr>
-            <w:color w:val="0000EE"/>
-            <w:u w:val="single"/>
-          </w:rPr>
-          <w:t>Isaiah 1:17</w:t>
-        </w:r>
-      </w:hyperlink>
-      <w:r>
-        <w:rPr>
-          <w:lang w:val="en_US" w:bidi="en_US"/>
-        </w:rPr>
-        <w:t xml:space="preserve">; </w:t>
-      </w:r>
-      <w:hyperlink r:id="rId110">
-        <w:r>
-          <w:rPr>
-            <w:lang w:val="en_US" w:bidi="en_US"/>
-          </w:rPr>
-          <w:rPr>
-            <w:color w:val="0000EE"/>
-            <w:u w:val="single"/>
-          </w:rPr>
-          <w:t>10:1–4</w:t>
-        </w:r>
-      </w:hyperlink>
-      <w:r>
-        <w:rPr>
-          <w:lang w:val="en_US" w:bidi="en_US"/>
-        </w:rPr>
-        <w:t xml:space="preserve">; </w:t>
-      </w:r>
-      <w:hyperlink r:id="rId124">
-        <w:r>
-          <w:rPr>
-            <w:lang w:val="en_US" w:bidi="en_US"/>
-          </w:rPr>
-          <w:rPr>
-            <w:color w:val="0000EE"/>
-            <w:u w:val="single"/>
-          </w:rPr>
-          <w:t>11:3–4</w:t>
-        </w:r>
-      </w:hyperlink>
-      <w:r>
-        <w:rPr>
-          <w:lang w:val="en_US" w:bidi="en_US"/>
-        </w:rPr>
-        <w:t xml:space="preserve">; </w:t>
-      </w:r>
-      <w:hyperlink r:id="rId111">
-        <w:r>
-          <w:rPr>
-            <w:lang w:val="en_US" w:bidi="en_US"/>
-          </w:rPr>
-          <w:rPr>
-            <w:color w:val="0000EE"/>
-            <w:u w:val="single"/>
-          </w:rPr>
-          <w:t>59:14–19</w:t>
-        </w:r>
-      </w:hyperlink>
-      <w:r>
-        <w:rPr>
-          <w:lang w:val="en_US" w:bidi="en_US"/>
-        </w:rPr>
-        <w:t xml:space="preserve">; </w:t>
-      </w:r>
-      <w:hyperlink r:id="rId125">
-        <w:r>
-          <w:rPr>
-            <w:lang w:val="en_US" w:bidi="en_US"/>
-          </w:rPr>
-          <w:rPr>
-            <w:color w:val="0000EE"/>
-            <w:u w:val="single"/>
-          </w:rPr>
-          <w:t>Jeremiah 22:13–17</w:t>
-        </w:r>
-      </w:hyperlink>
-      <w:r>
-        <w:rPr>
-          <w:lang w:val="en_US" w:bidi="en_US"/>
-        </w:rPr>
-        <w:t xml:space="preserve">; </w:t>
-      </w:r>
-      <w:hyperlink r:id="rId112">
-        <w:r>
-          <w:rPr>
-            <w:lang w:val="en_US" w:bidi="en_US"/>
-          </w:rPr>
-          <w:rPr>
-            <w:color w:val="0000EE"/>
-            <w:u w:val="single"/>
-          </w:rPr>
-          <w:t>Ezekiel 22:23–29</w:t>
-        </w:r>
-      </w:hyperlink>
-      <w:r>
-        <w:rPr>
-          <w:lang w:val="en_US" w:bidi="en_US"/>
-        </w:rPr>
-        <w:t xml:space="preserve">; </w:t>
-      </w:r>
-      <w:hyperlink r:id="rId126">
-        <w:r>
-          <w:rPr>
-            <w:lang w:val="en_US" w:bidi="en_US"/>
-          </w:rPr>
-          <w:rPr>
-            <w:color w:val="0000EE"/>
-            <w:u w:val="single"/>
-          </w:rPr>
-          <w:t>45:9–10</w:t>
-        </w:r>
-      </w:hyperlink>
-      <w:r>
-        <w:rPr>
-          <w:lang w:val="en_US" w:bidi="en_US"/>
-        </w:rPr>
-        <w:t xml:space="preserve">; </w:t>
-      </w:r>
-      <w:hyperlink r:id="rId113">
-        <w:r>
-          <w:rPr>
-            <w:lang w:val="en_US" w:bidi="en_US"/>
-          </w:rPr>
-          <w:rPr>
-            <w:color w:val="0000EE"/>
-            <w:u w:val="single"/>
-          </w:rPr>
-          <w:t>Amos 2:6–8</w:t>
-        </w:r>
-      </w:hyperlink>
-      <w:r>
-        <w:rPr>
-          <w:lang w:val="en_US" w:bidi="en_US"/>
-        </w:rPr>
-        <w:t xml:space="preserve">; </w:t>
-      </w:r>
-      <w:hyperlink r:id="rId127">
-        <w:r>
-          <w:rPr>
-            <w:lang w:val="en_US" w:bidi="en_US"/>
-          </w:rPr>
-          <w:rPr>
-            <w:color w:val="0000EE"/>
-            <w:u w:val="single"/>
-          </w:rPr>
-          <w:t>8:5–6</w:t>
-        </w:r>
-      </w:hyperlink>
-      <w:r>
-        <w:rPr>
-          <w:lang w:val="en_US" w:bidi="en_US"/>
-        </w:rPr>
-        <w:t xml:space="preserve">; </w:t>
-      </w:r>
-      <w:hyperlink r:id="rId114">
-        <w:r>
-          <w:rPr>
-            <w:lang w:val="en_US" w:bidi="en_US"/>
-          </w:rPr>
-          <w:rPr>
-            <w:color w:val="0000EE"/>
-            <w:u w:val="single"/>
-          </w:rPr>
-          <w:t>Habakkuk 1:4</w:t>
-        </w:r>
-      </w:hyperlink>
-      <w:r>
-        <w:rPr>
-          <w:lang w:val="en_US" w:bidi="en_US"/>
-        </w:rPr>
-        <w:t xml:space="preserve">; </w:t>
-      </w:r>
-      <w:hyperlink r:id="rId115">
-        <w:r>
-          <w:rPr>
-            <w:lang w:val="en_US" w:bidi="en_US"/>
-          </w:rPr>
-          <w:rPr>
-            <w:color w:val="0000EE"/>
-            <w:u w:val="single"/>
-          </w:rPr>
-          <w:t>Matthew 23:23</w:t>
-        </w:r>
-      </w:hyperlink>
-      <w:r>
-        <w:rPr>
-          <w:lang w:val="en_US" w:bidi="en_US"/>
-        </w:rPr>
-        <w:t xml:space="preserve">; </w:t>
-      </w:r>
-      <w:hyperlink r:id="rId128">
-        <w:r>
-          <w:rPr>
-            <w:lang w:val="en_US" w:bidi="en_US"/>
-          </w:rPr>
-          <w:rPr>
-            <w:color w:val="0000EE"/>
-            <w:u w:val="single"/>
-          </w:rPr>
-          <w:t>Luke 18:6–8</w:t>
-        </w:r>
-      </w:hyperlink>
-      <w:r>
-        <w:rPr>
-          <w:lang w:val="en_US" w:bidi="en_US"/>
-        </w:rPr>
-        <w:t xml:space="preserve">; </w:t>
-      </w:r>
-      <w:hyperlink r:id="rId117">
-        <w:r>
-          <w:rPr>
-            <w:lang w:val="en_US" w:bidi="en_US"/>
-          </w:rPr>
-          <w:rPr>
-            <w:color w:val="0000EE"/>
-            <w:u w:val="single"/>
-          </w:rPr>
-          <w:t>James 2:1–7</w:t>
-        </w:r>
-      </w:hyperlink>
+      <w:r>
+        <w:rPr>
+          <w:lang w:val="en_US" w:bidi="en_US"/>
+        </w:rPr>
+        <w:t>Exodus 23:3</w:t>
+      </w:r>
+      <w:r>
+        <w:rPr>
+          <w:lang w:val="en_US" w:bidi="en_US"/>
+        </w:rPr>
+        <w:t xml:space="preserve">; </w:t>
+      </w:r>
+      <w:r>
+        <w:rPr>
+          <w:lang w:val="en_US" w:bidi="en_US"/>
+        </w:rPr>
+        <w:t>Leviticus 19:15</w:t>
+      </w:r>
+      <w:r>
+        <w:rPr>
+          <w:lang w:val="en_US" w:bidi="en_US"/>
+        </w:rPr>
+        <w:t xml:space="preserve">; </w:t>
+      </w:r>
+      <w:r>
+        <w:rPr>
+          <w:lang w:val="en_US" w:bidi="en_US"/>
+        </w:rPr>
+        <w:t>Deuteronomy 10:17–19</w:t>
+      </w:r>
+      <w:r>
+        <w:rPr>
+          <w:lang w:val="en_US" w:bidi="en_US"/>
+        </w:rPr>
+        <w:t xml:space="preserve">; </w:t>
+      </w:r>
+      <w:r>
+        <w:rPr>
+          <w:lang w:val="en_US" w:bidi="en_US"/>
+        </w:rPr>
+        <w:t>16:19</w:t>
+      </w:r>
+      <w:r>
+        <w:rPr>
+          <w:lang w:val="en_US" w:bidi="en_US"/>
+        </w:rPr>
+        <w:t xml:space="preserve">; </w:t>
+      </w:r>
+      <w:r>
+        <w:rPr>
+          <w:lang w:val="en_US" w:bidi="en_US"/>
+        </w:rPr>
+        <w:t>24:12–22</w:t>
+      </w:r>
+      <w:r>
+        <w:rPr>
+          <w:lang w:val="en_US" w:bidi="en_US"/>
+        </w:rPr>
+        <w:t xml:space="preserve">; </w:t>
+      </w:r>
+      <w:r>
+        <w:rPr>
+          <w:lang w:val="en_US" w:bidi="en_US"/>
+        </w:rPr>
+        <w:t>25:13–16</w:t>
+      </w:r>
+      <w:r>
+        <w:rPr>
+          <w:lang w:val="en_US" w:bidi="en_US"/>
+        </w:rPr>
+        <w:t xml:space="preserve">; </w:t>
+      </w:r>
+      <w:r>
+        <w:rPr>
+          <w:lang w:val="en_US" w:bidi="en_US"/>
+        </w:rPr>
+        <w:t>27:19</w:t>
+      </w:r>
+      <w:r>
+        <w:rPr>
+          <w:lang w:val="en_US" w:bidi="en_US"/>
+        </w:rPr>
+        <w:t xml:space="preserve">; </w:t>
+      </w:r>
+      <w:r>
+        <w:rPr>
+          <w:lang w:val="en_US" w:bidi="en_US"/>
+        </w:rPr>
+        <w:t>Psalm 82:1–5</w:t>
+      </w:r>
+      <w:r>
+        <w:rPr>
+          <w:lang w:val="en_US" w:bidi="en_US"/>
+        </w:rPr>
+        <w:t xml:space="preserve">; </w:t>
+      </w:r>
+      <w:r>
+        <w:rPr>
+          <w:lang w:val="en_US" w:bidi="en_US"/>
+        </w:rPr>
+        <w:t>Proverbs 11:1</w:t>
+      </w:r>
+      <w:r>
+        <w:rPr>
+          <w:lang w:val="en_US" w:bidi="en_US"/>
+        </w:rPr>
+        <w:t xml:space="preserve">; </w:t>
+      </w:r>
+      <w:r>
+        <w:rPr>
+          <w:lang w:val="en_US" w:bidi="en_US"/>
+        </w:rPr>
+        <w:t>Isaiah 1:17</w:t>
+      </w:r>
+      <w:r>
+        <w:rPr>
+          <w:lang w:val="en_US" w:bidi="en_US"/>
+        </w:rPr>
+        <w:t xml:space="preserve">; </w:t>
+      </w:r>
+      <w:r>
+        <w:rPr>
+          <w:lang w:val="en_US" w:bidi="en_US"/>
+        </w:rPr>
+        <w:t>10:1–4</w:t>
+      </w:r>
+      <w:r>
+        <w:rPr>
+          <w:lang w:val="en_US" w:bidi="en_US"/>
+        </w:rPr>
+        <w:t xml:space="preserve">; </w:t>
+      </w:r>
+      <w:r>
+        <w:rPr>
+          <w:lang w:val="en_US" w:bidi="en_US"/>
+        </w:rPr>
+        <w:t>11:3–4</w:t>
+      </w:r>
+      <w:r>
+        <w:rPr>
+          <w:lang w:val="en_US" w:bidi="en_US"/>
+        </w:rPr>
+        <w:t xml:space="preserve">; </w:t>
+      </w:r>
+      <w:r>
+        <w:rPr>
+          <w:lang w:val="en_US" w:bidi="en_US"/>
+        </w:rPr>
+        <w:t>59:14–19</w:t>
+      </w:r>
+      <w:r>
+        <w:rPr>
+          <w:lang w:val="en_US" w:bidi="en_US"/>
+        </w:rPr>
+        <w:t xml:space="preserve">; </w:t>
+      </w:r>
+      <w:r>
+        <w:rPr>
+          <w:lang w:val="en_US" w:bidi="en_US"/>
+        </w:rPr>
+        <w:t>Jeremiah 22:13–17</w:t>
+      </w:r>
+      <w:r>
+        <w:rPr>
+          <w:lang w:val="en_US" w:bidi="en_US"/>
+        </w:rPr>
+        <w:t xml:space="preserve">; </w:t>
+      </w:r>
+      <w:r>
+        <w:rPr>
+          <w:lang w:val="en_US" w:bidi="en_US"/>
+        </w:rPr>
+        <w:t>Ezekiel 22:23–29</w:t>
+      </w:r>
+      <w:r>
+        <w:rPr>
+          <w:lang w:val="en_US" w:bidi="en_US"/>
+        </w:rPr>
+        <w:t xml:space="preserve">; </w:t>
+      </w:r>
+      <w:r>
+        <w:rPr>
+          <w:lang w:val="en_US" w:bidi="en_US"/>
+        </w:rPr>
+        <w:t>45:9–10</w:t>
+      </w:r>
+      <w:r>
+        <w:rPr>
+          <w:lang w:val="en_US" w:bidi="en_US"/>
+        </w:rPr>
+        <w:t xml:space="preserve">; </w:t>
+      </w:r>
+      <w:r>
+        <w:rPr>
+          <w:lang w:val="en_US" w:bidi="en_US"/>
+        </w:rPr>
+        <w:t>Amos 2:6–8</w:t>
+      </w:r>
+      <w:r>
+        <w:rPr>
+          <w:lang w:val="en_US" w:bidi="en_US"/>
+        </w:rPr>
+        <w:t xml:space="preserve">; </w:t>
+      </w:r>
+      <w:r>
+        <w:rPr>
+          <w:lang w:val="en_US" w:bidi="en_US"/>
+        </w:rPr>
+        <w:t>8:5–6</w:t>
+      </w:r>
+      <w:r>
+        <w:rPr>
+          <w:lang w:val="en_US" w:bidi="en_US"/>
+        </w:rPr>
+        <w:t xml:space="preserve">; </w:t>
+      </w:r>
+      <w:r>
+        <w:rPr>
+          <w:lang w:val="en_US" w:bidi="en_US"/>
+        </w:rPr>
+        <w:t>Habakkuk 1:4</w:t>
+      </w:r>
+      <w:r>
+        <w:rPr>
+          <w:lang w:val="en_US" w:bidi="en_US"/>
+        </w:rPr>
+        <w:t xml:space="preserve">; </w:t>
+      </w:r>
+      <w:r>
+        <w:rPr>
+          <w:lang w:val="en_US" w:bidi="en_US"/>
+        </w:rPr>
+        <w:t>Matthew 23:23</w:t>
+      </w:r>
+      <w:r>
+        <w:rPr>
+          <w:lang w:val="en_US" w:bidi="en_US"/>
+        </w:rPr>
+        <w:t xml:space="preserve">; </w:t>
+      </w:r>
+      <w:r>
+        <w:rPr>
+          <w:lang w:val="en_US" w:bidi="en_US"/>
+        </w:rPr>
+        <w:t>Luke 18:6–8</w:t>
+      </w:r>
+      <w:r>
+        <w:rPr>
+          <w:lang w:val="en_US" w:bidi="en_US"/>
+        </w:rPr>
+        <w:t xml:space="preserve">; </w:t>
+      </w:r>
+      <w:r>
+        <w:rPr>
+          <w:lang w:val="en_US" w:bidi="en_US"/>
+        </w:rPr>
+        <w:t>James 2:1–7</w:t>
+      </w:r>
       <w:r>
         <w:rPr>
           <w:lang w:val="en_US" w:bidi="en_US"/>
@@ -3999,108 +3129,72 @@
         </w:rPr>
         <w:t>God wants his people to fully commit to him (</w:t>
       </w:r>
-      <w:hyperlink r:id="rId129">
-        <w:r>
-          <w:rPr>
-            <w:lang w:val="en_US" w:bidi="en_US"/>
-          </w:rPr>
-          <w:rPr>
-            <w:color w:val="0000EE"/>
-            <w:u w:val="single"/>
-          </w:rPr>
-          <w:t>Deuteronomy 6:4–6</w:t>
-        </w:r>
-      </w:hyperlink>
+      <w:r>
+        <w:rPr>
+          <w:lang w:val="en_US" w:bidi="en_US"/>
+        </w:rPr>
+        <w:t>Deuteronomy 6:4–6</w:t>
+      </w:r>
       <w:r>
         <w:rPr>
           <w:lang w:val="en_US" w:bidi="en_US"/>
         </w:rPr>
         <w:t xml:space="preserve">; compare </w:t>
       </w:r>
-      <w:hyperlink r:id="rId130">
-        <w:r>
-          <w:rPr>
-            <w:lang w:val="en_US" w:bidi="en_US"/>
-          </w:rPr>
-          <w:rPr>
-            <w:color w:val="0000EE"/>
-            <w:u w:val="single"/>
-          </w:rPr>
-          <w:t>Matthew 22:37</w:t>
-        </w:r>
-      </w:hyperlink>
+      <w:r>
+        <w:rPr>
+          <w:lang w:val="en_US" w:bidi="en_US"/>
+        </w:rPr>
+        <w:t>Matthew 22:37</w:t>
+      </w:r>
       <w:r>
         <w:rPr>
           <w:lang w:val="en_US" w:bidi="en_US"/>
         </w:rPr>
         <w:t>). True success comes from seeking God and acknowledging him as the ruler, avoiding all false gods (</w:t>
       </w:r>
-      <w:hyperlink r:id="rId131">
-        <w:r>
-          <w:rPr>
-            <w:lang w:val="en_US" w:bidi="en_US"/>
-          </w:rPr>
-          <w:rPr>
-            <w:color w:val="0000EE"/>
-            <w:u w:val="single"/>
-          </w:rPr>
-          <w:t>Matthew 6:33</w:t>
-        </w:r>
-      </w:hyperlink>
-      <w:r>
-        <w:rPr>
-          <w:lang w:val="en_US" w:bidi="en_US"/>
-        </w:rPr>
-        <w:t xml:space="preserve">; </w:t>
-      </w:r>
-      <w:hyperlink r:id="rId132">
-        <w:r>
-          <w:rPr>
-            <w:lang w:val="en_US" w:bidi="en_US"/>
-          </w:rPr>
-          <w:rPr>
-            <w:color w:val="0000EE"/>
-            <w:u w:val="single"/>
-          </w:rPr>
-          <w:t>1 John 5:21</w:t>
-        </w:r>
-      </w:hyperlink>
+      <w:r>
+        <w:rPr>
+          <w:lang w:val="en_US" w:bidi="en_US"/>
+        </w:rPr>
+        <w:t>Matthew 6:33</w:t>
+      </w:r>
+      <w:r>
+        <w:rPr>
+          <w:lang w:val="en_US" w:bidi="en_US"/>
+        </w:rPr>
+        <w:t xml:space="preserve">; </w:t>
+      </w:r>
+      <w:r>
+        <w:rPr>
+          <w:lang w:val="en_US" w:bidi="en_US"/>
+        </w:rPr>
+        <w:t>1 John 5:21</w:t>
+      </w:r>
       <w:r>
         <w:rPr>
           <w:lang w:val="en_US" w:bidi="en_US"/>
         </w:rPr>
         <w:t xml:space="preserve">). For the people of Israel, success depended on their obedience to God’s covenant (see </w:t>
       </w:r>
-      <w:hyperlink r:id="rId133">
-        <w:r>
-          <w:rPr>
-            <w:lang w:val="en_US" w:bidi="en_US"/>
-          </w:rPr>
-          <w:rPr>
-            <w:color w:val="0000EE"/>
-            <w:u w:val="single"/>
-          </w:rPr>
-          <w:t>Leviticus 26:1–46</w:t>
-        </w:r>
-      </w:hyperlink>
-      <w:r>
-        <w:rPr>
-          <w:lang w:val="en_US" w:bidi="en_US"/>
-        </w:rPr>
-        <w:t xml:space="preserve">; </w:t>
-      </w:r>
-      <w:hyperlink r:id="rId134">
-        <w:r>
-          <w:rPr>
-            <w:lang w:val="en_US" w:bidi="en_US"/>
-          </w:rPr>
-          <w:rPr>
-            <w:color w:val="0000EE"/>
-            <w:u w:val="single"/>
-          </w:rPr>
-          <w:t>Deuteronomy 28:1–68</w:t>
-        </w:r>
-      </w:hyperlink>
+      <w:r>
+        <w:rPr>
+          <w:lang w:val="en_US" w:bidi="en_US"/>
+        </w:rPr>
+        <w:t>Leviticus 26:1–46</w:t>
+      </w:r>
+      <w:r>
+        <w:rPr>
+          <w:lang w:val="en_US" w:bidi="en_US"/>
+        </w:rPr>
+        <w:t xml:space="preserve">; </w:t>
+      </w:r>
+      <w:r>
+        <w:rPr>
+          <w:lang w:val="en_US" w:bidi="en_US"/>
+        </w:rPr>
+        <w:t>Deuteronomy 28:1–68</w:t>
+      </w:r>
       <w:r>
         <w:rPr>
           <w:lang w:val="en_US" w:bidi="en_US"/>
@@ -4121,126 +3215,84 @@
         </w:rPr>
         <w:t xml:space="preserve">The author of 1–2 Kings starts each ruler’s story with a spiritual evaluation. This often compares each king’s devotion to God with King David's example (see </w:t>
       </w:r>
-      <w:hyperlink r:id="rId135">
-        <w:r>
-          <w:rPr>
-            <w:lang w:val="en_US" w:bidi="en_US"/>
-          </w:rPr>
-          <w:rPr>
-            <w:color w:val="0000EE"/>
-            <w:u w:val="single"/>
-          </w:rPr>
-          <w:t>1 Kings 11:38</w:t>
-        </w:r>
-      </w:hyperlink>
-      <w:r>
-        <w:rPr>
-          <w:lang w:val="en_US" w:bidi="en_US"/>
-        </w:rPr>
-        <w:t xml:space="preserve">; </w:t>
-      </w:r>
-      <w:hyperlink r:id="rId136">
-        <w:r>
-          <w:rPr>
-            <w:lang w:val="en_US" w:bidi="en_US"/>
-          </w:rPr>
-          <w:rPr>
-            <w:color w:val="0000EE"/>
-            <w:u w:val="single"/>
-          </w:rPr>
-          <w:t>14:8</w:t>
-        </w:r>
-      </w:hyperlink>
-      <w:r>
-        <w:rPr>
-          <w:lang w:val="en_US" w:bidi="en_US"/>
-        </w:rPr>
-        <w:t xml:space="preserve">; </w:t>
-      </w:r>
-      <w:hyperlink r:id="rId137">
-        <w:r>
-          <w:rPr>
-            <w:lang w:val="en_US" w:bidi="en_US"/>
-          </w:rPr>
-          <w:rPr>
-            <w:color w:val="0000EE"/>
-            <w:u w:val="single"/>
-          </w:rPr>
-          <w:t>15:3–5</w:t>
-        </w:r>
-      </w:hyperlink>
+      <w:r>
+        <w:rPr>
+          <w:lang w:val="en_US" w:bidi="en_US"/>
+        </w:rPr>
+        <w:t>1 Kings 11:38</w:t>
+      </w:r>
+      <w:r>
+        <w:rPr>
+          <w:lang w:val="en_US" w:bidi="en_US"/>
+        </w:rPr>
+        <w:t xml:space="preserve">; </w:t>
+      </w:r>
+      <w:r>
+        <w:rPr>
+          <w:lang w:val="en_US" w:bidi="en_US"/>
+        </w:rPr>
+        <w:t>14:8</w:t>
+      </w:r>
+      <w:r>
+        <w:rPr>
+          <w:lang w:val="en_US" w:bidi="en_US"/>
+        </w:rPr>
+        <w:t xml:space="preserve">; </w:t>
+      </w:r>
+      <w:r>
+        <w:rPr>
+          <w:lang w:val="en_US" w:bidi="en_US"/>
+        </w:rPr>
+        <w:t>15:3–5</w:t>
+      </w:r>
       <w:r>
         <w:rPr>
           <w:lang w:val="en_US" w:bidi="en_US"/>
         </w:rPr>
         <w:t xml:space="preserve">, </w:t>
       </w:r>
-      <w:hyperlink r:id="rId138">
-        <w:r>
-          <w:rPr>
-            <w:lang w:val="en_US" w:bidi="en_US"/>
-          </w:rPr>
-          <w:rPr>
-            <w:color w:val="0000EE"/>
-            <w:u w:val="single"/>
-          </w:rPr>
-          <w:t>11</w:t>
-        </w:r>
-      </w:hyperlink>
+      <w:r>
+        <w:rPr>
+          <w:lang w:val="en_US" w:bidi="en_US"/>
+        </w:rPr>
+        <w:t>11</w:t>
+      </w:r>
       <w:r>
         <w:rPr>
           <w:lang w:val="en_US" w:bidi="en_US"/>
         </w:rPr>
         <w:t xml:space="preserve">). These books show that the future of Israel and Judah depends on their kings' spiritual leadership. God's people could only succeed in Canaan if they worshipped God faithfully (see </w:t>
       </w:r>
-      <w:hyperlink r:id="rId139">
-        <w:r>
-          <w:rPr>
-            <w:lang w:val="en_US" w:bidi="en_US"/>
-          </w:rPr>
-          <w:rPr>
-            <w:color w:val="0000EE"/>
-            <w:u w:val="single"/>
-          </w:rPr>
-          <w:t>Deuteronomy 12:4–7</w:t>
-        </w:r>
-      </w:hyperlink>
+      <w:r>
+        <w:rPr>
+          <w:lang w:val="en_US" w:bidi="en_US"/>
+        </w:rPr>
+        <w:t>Deuteronomy 12:4–7</w:t>
+      </w:r>
       <w:r>
         <w:rPr>
           <w:lang w:val="en_US" w:bidi="en_US"/>
         </w:rPr>
         <w:t xml:space="preserve">). The text often criticizes worship of false gods in local places (see, for example, </w:t>
       </w:r>
-      <w:hyperlink r:id="rId140">
-        <w:r>
-          <w:rPr>
-            <w:lang w:val="en_US" w:bidi="en_US"/>
-          </w:rPr>
-          <w:rPr>
-            <w:color w:val="0000EE"/>
-            <w:u w:val="single"/>
-          </w:rPr>
-          <w:t>3:2–4</w:t>
-        </w:r>
-      </w:hyperlink>
-      <w:r>
-        <w:rPr>
-          <w:lang w:val="en_US" w:bidi="en_US"/>
-        </w:rPr>
-        <w:t xml:space="preserve">; </w:t>
-      </w:r>
-      <w:hyperlink r:id="rId141">
-        <w:r>
-          <w:rPr>
-            <w:lang w:val="en_US" w:bidi="en_US"/>
-          </w:rPr>
-          <w:rPr>
-            <w:color w:val="0000EE"/>
-            <w:u w:val="single"/>
-          </w:rPr>
-          <w:t>11:7</w:t>
-        </w:r>
-      </w:hyperlink>
+      <w:r>
+        <w:rPr>
+          <w:lang w:val="en_US" w:bidi="en_US"/>
+        </w:rPr>
+        <w:t>3:2–4</w:t>
+      </w:r>
+      <w:r>
+        <w:rPr>
+          <w:lang w:val="en_US" w:bidi="en_US"/>
+        </w:rPr>
+        <w:t xml:space="preserve">; </w:t>
+      </w:r>
+      <w:r>
+        <w:rPr>
+          <w:lang w:val="en_US" w:bidi="en_US"/>
+        </w:rPr>
+        <w:t>11:7</w:t>
+      </w:r>
       <w:r>
         <w:rPr>
           <w:lang w:val="en_US" w:bidi="en_US"/>
@@ -4261,162 +3313,108 @@
         </w:rPr>
         <w:t>Starting with King Jeroboam I, the kings of Israel (the northern kingdom) consistently practiced false religion and Scripture criticizes them for it (</w:t>
       </w:r>
-      <w:hyperlink r:id="rId142">
-        <w:r>
-          <w:rPr>
-            <w:lang w:val="en_US" w:bidi="en_US"/>
-          </w:rPr>
-          <w:rPr>
-            <w:color w:val="0000EE"/>
-            <w:u w:val="single"/>
-          </w:rPr>
-          <w:t>1 Kings 12:31–32</w:t>
-        </w:r>
-      </w:hyperlink>
-      <w:r>
-        <w:rPr>
-          <w:lang w:val="en_US" w:bidi="en_US"/>
-        </w:rPr>
-        <w:t xml:space="preserve">; </w:t>
-      </w:r>
-      <w:hyperlink r:id="rId143">
-        <w:r>
-          <w:rPr>
-            <w:lang w:val="en_US" w:bidi="en_US"/>
-          </w:rPr>
-          <w:rPr>
-            <w:color w:val="0000EE"/>
-            <w:u w:val="single"/>
-          </w:rPr>
-          <w:t>13:33–34</w:t>
-        </w:r>
-      </w:hyperlink>
-      <w:r>
-        <w:rPr>
-          <w:lang w:val="en_US" w:bidi="en_US"/>
-        </w:rPr>
-        <w:t xml:space="preserve">; </w:t>
-      </w:r>
-      <w:hyperlink r:id="rId144">
-        <w:r>
-          <w:rPr>
-            <w:lang w:val="en_US" w:bidi="en_US"/>
-          </w:rPr>
-          <w:rPr>
-            <w:color w:val="0000EE"/>
-            <w:u w:val="single"/>
-          </w:rPr>
-          <w:t>15:25–26</w:t>
-        </w:r>
-      </w:hyperlink>
+      <w:r>
+        <w:rPr>
+          <w:lang w:val="en_US" w:bidi="en_US"/>
+        </w:rPr>
+        <w:t>1 Kings 12:31–32</w:t>
+      </w:r>
+      <w:r>
+        <w:rPr>
+          <w:lang w:val="en_US" w:bidi="en_US"/>
+        </w:rPr>
+        <w:t xml:space="preserve">; </w:t>
+      </w:r>
+      <w:r>
+        <w:rPr>
+          <w:lang w:val="en_US" w:bidi="en_US"/>
+        </w:rPr>
+        <w:t>13:33–34</w:t>
+      </w:r>
+      <w:r>
+        <w:rPr>
+          <w:lang w:val="en_US" w:bidi="en_US"/>
+        </w:rPr>
+        <w:t xml:space="preserve">; </w:t>
+      </w:r>
+      <w:r>
+        <w:rPr>
+          <w:lang w:val="en_US" w:bidi="en_US"/>
+        </w:rPr>
+        <w:t>15:25–26</w:t>
+      </w:r>
       <w:r>
         <w:rPr>
           <w:lang w:val="en_US" w:bidi="en_US"/>
         </w:rPr>
         <w:t xml:space="preserve">, </w:t>
       </w:r>
-      <w:hyperlink r:id="rId145">
-        <w:r>
-          <w:rPr>
-            <w:lang w:val="en_US" w:bidi="en_US"/>
-          </w:rPr>
-          <w:rPr>
-            <w:color w:val="0000EE"/>
-            <w:u w:val="single"/>
-          </w:rPr>
-          <w:t>33–34</w:t>
-        </w:r>
-      </w:hyperlink>
-      <w:r>
-        <w:rPr>
-          <w:lang w:val="en_US" w:bidi="en_US"/>
-        </w:rPr>
-        <w:t xml:space="preserve">; </w:t>
-      </w:r>
-      <w:hyperlink r:id="rId146">
-        <w:r>
-          <w:rPr>
-            <w:lang w:val="en_US" w:bidi="en_US"/>
-          </w:rPr>
-          <w:rPr>
-            <w:color w:val="0000EE"/>
-            <w:u w:val="single"/>
-          </w:rPr>
-          <w:t>16:11–13</w:t>
-        </w:r>
-      </w:hyperlink>
+      <w:r>
+        <w:rPr>
+          <w:lang w:val="en_US" w:bidi="en_US"/>
+        </w:rPr>
+        <w:t>33–34</w:t>
+      </w:r>
+      <w:r>
+        <w:rPr>
+          <w:lang w:val="en_US" w:bidi="en_US"/>
+        </w:rPr>
+        <w:t xml:space="preserve">; </w:t>
+      </w:r>
+      <w:r>
+        <w:rPr>
+          <w:lang w:val="en_US" w:bidi="en_US"/>
+        </w:rPr>
+        <w:t>16:11–13</w:t>
+      </w:r>
       <w:r>
         <w:rPr>
           <w:lang w:val="en_US" w:bidi="en_US"/>
         </w:rPr>
         <w:t xml:space="preserve">, </w:t>
       </w:r>
-      <w:hyperlink r:id="rId147">
-        <w:r>
-          <w:rPr>
-            <w:lang w:val="en_US" w:bidi="en_US"/>
-          </w:rPr>
-          <w:rPr>
-            <w:color w:val="0000EE"/>
-            <w:u w:val="single"/>
-          </w:rPr>
-          <w:t>25–26</w:t>
-        </w:r>
-      </w:hyperlink>
+      <w:r>
+        <w:rPr>
+          <w:lang w:val="en_US" w:bidi="en_US"/>
+        </w:rPr>
+        <w:t>25–26</w:t>
+      </w:r>
       <w:r>
         <w:rPr>
           <w:lang w:val="en_US" w:bidi="en_US"/>
         </w:rPr>
         <w:t>). Among these kings, King Ahab was the most evil (</w:t>
       </w:r>
-      <w:hyperlink r:id="rId148">
-        <w:r>
-          <w:rPr>
-            <w:lang w:val="en_US" w:bidi="en_US"/>
-          </w:rPr>
-          <w:rPr>
-            <w:color w:val="0000EE"/>
-            <w:u w:val="single"/>
-          </w:rPr>
-          <w:t>16:30–33</w:t>
-        </w:r>
-      </w:hyperlink>
-      <w:r>
-        <w:rPr>
-          <w:lang w:val="en_US" w:bidi="en_US"/>
-        </w:rPr>
-        <w:t xml:space="preserve">; </w:t>
-      </w:r>
-      <w:hyperlink r:id="rId149">
-        <w:r>
-          <w:rPr>
-            <w:lang w:val="en_US" w:bidi="en_US"/>
-          </w:rPr>
-          <w:rPr>
-            <w:color w:val="0000EE"/>
-            <w:u w:val="single"/>
-          </w:rPr>
-          <w:t>21:25–26</w:t>
-        </w:r>
-      </w:hyperlink>
+      <w:r>
+        <w:rPr>
+          <w:lang w:val="en_US" w:bidi="en_US"/>
+        </w:rPr>
+        <w:t>16:30–33</w:t>
+      </w:r>
+      <w:r>
+        <w:rPr>
+          <w:lang w:val="en_US" w:bidi="en_US"/>
+        </w:rPr>
+        <w:t xml:space="preserve">; </w:t>
+      </w:r>
+      <w:r>
+        <w:rPr>
+          <w:lang w:val="en_US" w:bidi="en_US"/>
+        </w:rPr>
+        <w:t>21:25–26</w:t>
+      </w:r>
       <w:r>
         <w:rPr>
           <w:lang w:val="en_US" w:bidi="en_US"/>
         </w:rPr>
         <w:t>). His son Ahaziah followed his example and God condemned him for his worship of false gods (</w:t>
       </w:r>
-      <w:hyperlink r:id="rId150">
-        <w:r>
-          <w:rPr>
-            <w:lang w:val="en_US" w:bidi="en_US"/>
-          </w:rPr>
-          <w:rPr>
-            <w:color w:val="0000EE"/>
-            <w:u w:val="single"/>
-          </w:rPr>
-          <w:t>22:51–53</w:t>
-        </w:r>
-      </w:hyperlink>
+      <w:r>
+        <w:rPr>
+          <w:lang w:val="en_US" w:bidi="en_US"/>
+        </w:rPr>
+        <w:t>22:51–53</w:t>
+      </w:r>
       <w:r>
         <w:rPr>
           <w:lang w:val="en_US" w:bidi="en_US"/>
@@ -4437,72 +3435,48 @@
         </w:rPr>
         <w:t>The kings of the northern kingdom led their people toward certain exile (</w:t>
       </w:r>
-      <w:hyperlink r:id="rId151">
-        <w:r>
-          <w:rPr>
-            <w:lang w:val="en_US" w:bidi="en_US"/>
-          </w:rPr>
-          <w:rPr>
-            <w:color w:val="0000EE"/>
-            <w:u w:val="single"/>
-          </w:rPr>
-          <w:t>2 Kings 17:21–23</w:t>
-        </w:r>
-      </w:hyperlink>
+      <w:r>
+        <w:rPr>
+          <w:lang w:val="en_US" w:bidi="en_US"/>
+        </w:rPr>
+        <w:t>2 Kings 17:21–23</w:t>
+      </w:r>
       <w:r>
         <w:rPr>
           <w:lang w:val="en_US" w:bidi="en_US"/>
         </w:rPr>
         <w:t>). Despite God's repeated attempts to gain their attention, they did not listen (</w:t>
       </w:r>
-      <w:hyperlink r:id="rId152">
-        <w:r>
-          <w:rPr>
-            <w:lang w:val="en_US" w:bidi="en_US"/>
-          </w:rPr>
-          <w:rPr>
-            <w:color w:val="0000EE"/>
-            <w:u w:val="single"/>
-          </w:rPr>
-          <w:t>2 Kings 17:13–15</w:t>
-        </w:r>
-      </w:hyperlink>
+      <w:r>
+        <w:rPr>
+          <w:lang w:val="en_US" w:bidi="en_US"/>
+        </w:rPr>
+        <w:t>2 Kings 17:13–15</w:t>
+      </w:r>
       <w:r>
         <w:rPr>
           <w:lang w:val="en_US" w:bidi="en_US"/>
         </w:rPr>
         <w:t xml:space="preserve">, </w:t>
       </w:r>
-      <w:hyperlink r:id="rId153">
-        <w:r>
-          <w:rPr>
-            <w:lang w:val="en_US" w:bidi="en_US"/>
-          </w:rPr>
-          <w:rPr>
-            <w:color w:val="0000EE"/>
-            <w:u w:val="single"/>
-          </w:rPr>
-          <w:t>23</w:t>
-        </w:r>
-      </w:hyperlink>
+      <w:r>
+        <w:rPr>
+          <w:lang w:val="en_US" w:bidi="en_US"/>
+        </w:rPr>
+        <w:t>23</w:t>
+      </w:r>
       <w:r>
         <w:rPr>
           <w:lang w:val="en_US" w:bidi="en_US"/>
         </w:rPr>
         <w:t xml:space="preserve">). So God gave them the consequences for continuous spiritual unfaithfulness (see </w:t>
       </w:r>
-      <w:hyperlink r:id="rId143">
-        <w:r>
-          <w:rPr>
-            <w:lang w:val="en_US" w:bidi="en_US"/>
-          </w:rPr>
-          <w:rPr>
-            <w:color w:val="0000EE"/>
-            <w:u w:val="single"/>
-          </w:rPr>
-          <w:t>1 Kings 13:33–34</w:t>
-        </w:r>
-      </w:hyperlink>
+      <w:r>
+        <w:rPr>
+          <w:lang w:val="en_US" w:bidi="en_US"/>
+        </w:rPr>
+        <w:t>1 Kings 13:33–34</w:t>
+      </w:r>
       <w:r>
         <w:rPr>
           <w:lang w:val="en_US" w:bidi="en_US"/>
@@ -4523,72 +3497,48 @@
         </w:rPr>
         <w:t>Some kings of Judah (the southern kingdom) receive praise, but Scripture criticizes many of them. Rehoboam allowed worship of false gods to spread in Judah (</w:t>
       </w:r>
-      <w:hyperlink r:id="rId154">
-        <w:r>
-          <w:rPr>
-            <w:lang w:val="en_US" w:bidi="en_US"/>
-          </w:rPr>
-          <w:rPr>
-            <w:color w:val="0000EE"/>
-            <w:u w:val="single"/>
-          </w:rPr>
-          <w:t>1 Kings 14:22–24</w:t>
-        </w:r>
-      </w:hyperlink>
+      <w:r>
+        <w:rPr>
+          <w:lang w:val="en_US" w:bidi="en_US"/>
+        </w:rPr>
+        <w:t>1 Kings 14:22–24</w:t>
+      </w:r>
       <w:r>
         <w:rPr>
           <w:lang w:val="en_US" w:bidi="en_US"/>
         </w:rPr>
         <w:t>). Abijam continued his father’s sins (</w:t>
       </w:r>
-      <w:hyperlink r:id="rId155">
-        <w:r>
-          <w:rPr>
-            <w:lang w:val="en_US" w:bidi="en_US"/>
-          </w:rPr>
-          <w:rPr>
-            <w:color w:val="0000EE"/>
-            <w:u w:val="single"/>
-          </w:rPr>
-          <w:t>15:3</w:t>
-        </w:r>
-      </w:hyperlink>
+      <w:r>
+        <w:rPr>
+          <w:lang w:val="en_US" w:bidi="en_US"/>
+        </w:rPr>
+        <w:t>15:3</w:t>
+      </w:r>
       <w:r>
         <w:rPr>
           <w:lang w:val="en_US" w:bidi="en_US"/>
         </w:rPr>
         <w:t xml:space="preserve">). Scripture even criticizes the good kings Asa and Jehoshaphat for allowing popular local worship sites to remain (see </w:t>
       </w:r>
-      <w:hyperlink r:id="rId156">
-        <w:r>
-          <w:rPr>
-            <w:lang w:val="en_US" w:bidi="en_US"/>
-          </w:rPr>
-          <w:rPr>
-            <w:color w:val="0000EE"/>
-            <w:u w:val="single"/>
-          </w:rPr>
-          <w:t>15:14</w:t>
-        </w:r>
-      </w:hyperlink>
-      <w:r>
-        <w:rPr>
-          <w:lang w:val="en_US" w:bidi="en_US"/>
-        </w:rPr>
-        <w:t xml:space="preserve">; </w:t>
-      </w:r>
-      <w:hyperlink r:id="rId157">
-        <w:r>
-          <w:rPr>
-            <w:lang w:val="en_US" w:bidi="en_US"/>
-          </w:rPr>
-          <w:rPr>
-            <w:color w:val="0000EE"/>
-            <w:u w:val="single"/>
-          </w:rPr>
-          <w:t>22:43</w:t>
-        </w:r>
-      </w:hyperlink>
+      <w:r>
+        <w:rPr>
+          <w:lang w:val="en_US" w:bidi="en_US"/>
+        </w:rPr>
+        <w:t>15:14</w:t>
+      </w:r>
+      <w:r>
+        <w:rPr>
+          <w:lang w:val="en_US" w:bidi="en_US"/>
+        </w:rPr>
+        <w:t xml:space="preserve">; </w:t>
+      </w:r>
+      <w:r>
+        <w:rPr>
+          <w:lang w:val="en_US" w:bidi="en_US"/>
+        </w:rPr>
+        <w:t>22:43</w:t>
+      </w:r>
       <w:r>
         <w:rPr>
           <w:lang w:val="en_US" w:bidi="en_US"/>
@@ -4609,108 +3559,72 @@
         </w:rPr>
         <w:t>The kings and people of the northern kingdom were stupid for doing what they wanted. Yet, the Lord will bless and give true happiness to those who respect and live by his commands (</w:t>
       </w:r>
-      <w:hyperlink r:id="rId158">
-        <w:r>
-          <w:rPr>
-            <w:lang w:val="en_US" w:bidi="en_US"/>
-          </w:rPr>
-          <w:rPr>
-            <w:color w:val="0000EE"/>
-            <w:u w:val="single"/>
-          </w:rPr>
-          <w:t>Psalms 33:12</w:t>
-        </w:r>
-      </w:hyperlink>
-      <w:r>
-        <w:rPr>
-          <w:lang w:val="en_US" w:bidi="en_US"/>
-        </w:rPr>
-        <w:t xml:space="preserve">; </w:t>
-      </w:r>
-      <w:hyperlink r:id="rId159">
-        <w:r>
-          <w:rPr>
-            <w:lang w:val="en_US" w:bidi="en_US"/>
-          </w:rPr>
-          <w:rPr>
-            <w:color w:val="0000EE"/>
-            <w:u w:val="single"/>
-          </w:rPr>
-          <w:t>119:1–2</w:t>
-        </w:r>
-      </w:hyperlink>
-      <w:r>
-        <w:rPr>
-          <w:lang w:val="en_US" w:bidi="en_US"/>
-        </w:rPr>
-        <w:t xml:space="preserve">; </w:t>
-      </w:r>
-      <w:hyperlink r:id="rId160">
-        <w:r>
-          <w:rPr>
-            <w:lang w:val="en_US" w:bidi="en_US"/>
-          </w:rPr>
-          <w:rPr>
-            <w:color w:val="0000EE"/>
-            <w:u w:val="single"/>
-          </w:rPr>
-          <w:t>144:15</w:t>
-        </w:r>
-      </w:hyperlink>
+      <w:r>
+        <w:rPr>
+          <w:lang w:val="en_US" w:bidi="en_US"/>
+        </w:rPr>
+        <w:t>Psalms 33:12</w:t>
+      </w:r>
+      <w:r>
+        <w:rPr>
+          <w:lang w:val="en_US" w:bidi="en_US"/>
+        </w:rPr>
+        <w:t xml:space="preserve">; </w:t>
+      </w:r>
+      <w:r>
+        <w:rPr>
+          <w:lang w:val="en_US" w:bidi="en_US"/>
+        </w:rPr>
+        <w:t>119:1–2</w:t>
+      </w:r>
+      <w:r>
+        <w:rPr>
+          <w:lang w:val="en_US" w:bidi="en_US"/>
+        </w:rPr>
+        <w:t xml:space="preserve">; </w:t>
+      </w:r>
+      <w:r>
+        <w:rPr>
+          <w:lang w:val="en_US" w:bidi="en_US"/>
+        </w:rPr>
+        <w:t>144:15</w:t>
+      </w:r>
       <w:r>
         <w:rPr>
           <w:lang w:val="en_US" w:bidi="en_US"/>
         </w:rPr>
         <w:t>). True success comes from recognizing and trusting God as the ruler of one's life (</w:t>
       </w:r>
-      <w:hyperlink r:id="rId131">
-        <w:r>
-          <w:rPr>
-            <w:lang w:val="en_US" w:bidi="en_US"/>
-          </w:rPr>
-          <w:rPr>
-            <w:color w:val="0000EE"/>
-            <w:u w:val="single"/>
-          </w:rPr>
-          <w:t>Matthew 6:33</w:t>
-        </w:r>
-      </w:hyperlink>
+      <w:r>
+        <w:rPr>
+          <w:lang w:val="en_US" w:bidi="en_US"/>
+        </w:rPr>
+        <w:t>Matthew 6:33</w:t>
+      </w:r>
       <w:r>
         <w:rPr>
           <w:lang w:val="en_US" w:bidi="en_US"/>
         </w:rPr>
         <w:t xml:space="preserve">). As shown by Jesus and his early followers, success does not always mean having material wealth. Joy and peace come from living by God's will and trusting in him (see </w:t>
       </w:r>
-      <w:hyperlink r:id="rId161">
-        <w:r>
-          <w:rPr>
-            <w:lang w:val="en_US" w:bidi="en_US"/>
-          </w:rPr>
-          <w:rPr>
-            <w:color w:val="0000EE"/>
-            <w:u w:val="single"/>
-          </w:rPr>
-          <w:t>Philippians 3:8–14</w:t>
-        </w:r>
-      </w:hyperlink>
-      <w:r>
-        <w:rPr>
-          <w:lang w:val="en_US" w:bidi="en_US"/>
-        </w:rPr>
-        <w:t xml:space="preserve">; </w:t>
-      </w:r>
-      <w:hyperlink r:id="rId162">
-        <w:r>
-          <w:rPr>
-            <w:lang w:val="en_US" w:bidi="en_US"/>
-          </w:rPr>
-          <w:rPr>
-            <w:color w:val="0000EE"/>
-            <w:u w:val="single"/>
-          </w:rPr>
-          <w:t>1 Peter 4:12–19</w:t>
-        </w:r>
-      </w:hyperlink>
+      <w:r>
+        <w:rPr>
+          <w:lang w:val="en_US" w:bidi="en_US"/>
+        </w:rPr>
+        <w:t>Philippians 3:8–14</w:t>
+      </w:r>
+      <w:r>
+        <w:rPr>
+          <w:lang w:val="en_US" w:bidi="en_US"/>
+        </w:rPr>
+        <w:t xml:space="preserve">; </w:t>
+      </w:r>
+      <w:r>
+        <w:rPr>
+          <w:lang w:val="en_US" w:bidi="en_US"/>
+        </w:rPr>
+        <w:t>1 Peter 4:12–19</w:t>
+      </w:r>
       <w:r>
         <w:rPr>
           <w:lang w:val="en_US" w:bidi="en_US"/>
@@ -4740,288 +3654,192 @@
           <w:lang w:val="en_US" w:bidi="en_US"/>
         </w:rPr>
       </w:r>
-      <w:hyperlink r:id="rId163">
-        <w:r>
-          <w:rPr>
-            <w:lang w:val="en_US" w:bidi="en_US"/>
-          </w:rPr>
-          <w:rPr>
-            <w:color w:val="0000EE"/>
-            <w:u w:val="single"/>
-          </w:rPr>
-          <w:t>Deuteronomy 6:1–8</w:t>
-        </w:r>
-      </w:hyperlink>
-      <w:r>
-        <w:rPr>
-          <w:lang w:val="en_US" w:bidi="en_US"/>
-        </w:rPr>
-        <w:t xml:space="preserve">; </w:t>
-      </w:r>
-      <w:hyperlink r:id="rId139">
-        <w:r>
-          <w:rPr>
-            <w:lang w:val="en_US" w:bidi="en_US"/>
-          </w:rPr>
-          <w:rPr>
-            <w:color w:val="0000EE"/>
-            <w:u w:val="single"/>
-          </w:rPr>
-          <w:t>12:4–7</w:t>
-        </w:r>
-      </w:hyperlink>
-      <w:r>
-        <w:rPr>
-          <w:lang w:val="en_US" w:bidi="en_US"/>
-        </w:rPr>
-        <w:t xml:space="preserve">; </w:t>
-      </w:r>
-      <w:hyperlink r:id="rId164">
-        <w:r>
-          <w:rPr>
-            <w:lang w:val="en_US" w:bidi="en_US"/>
-          </w:rPr>
-          <w:rPr>
-            <w:color w:val="0000EE"/>
-            <w:u w:val="single"/>
-          </w:rPr>
-          <w:t>Joshua 1:7–8</w:t>
-        </w:r>
-      </w:hyperlink>
-      <w:r>
-        <w:rPr>
-          <w:lang w:val="en_US" w:bidi="en_US"/>
-        </w:rPr>
-        <w:t xml:space="preserve">; </w:t>
-      </w:r>
-      <w:hyperlink r:id="rId165">
-        <w:r>
-          <w:rPr>
-            <w:lang w:val="en_US" w:bidi="en_US"/>
-          </w:rPr>
-          <w:rPr>
-            <w:color w:val="0000EE"/>
-            <w:u w:val="single"/>
-          </w:rPr>
-          <w:t>1 Samuel 18:14</w:t>
-        </w:r>
-      </w:hyperlink>
-      <w:r>
-        <w:rPr>
-          <w:lang w:val="en_US" w:bidi="en_US"/>
-        </w:rPr>
-        <w:t xml:space="preserve">; </w:t>
-      </w:r>
-      <w:hyperlink r:id="rId135">
-        <w:r>
-          <w:rPr>
-            <w:lang w:val="en_US" w:bidi="en_US"/>
-          </w:rPr>
-          <w:rPr>
-            <w:color w:val="0000EE"/>
-            <w:u w:val="single"/>
-          </w:rPr>
-          <w:t>1 Kings 11:38</w:t>
-        </w:r>
-      </w:hyperlink>
-      <w:r>
-        <w:rPr>
-          <w:lang w:val="en_US" w:bidi="en_US"/>
-        </w:rPr>
-        <w:t xml:space="preserve">; </w:t>
-      </w:r>
-      <w:hyperlink r:id="rId166">
-        <w:r>
-          <w:rPr>
-            <w:lang w:val="en_US" w:bidi="en_US"/>
-          </w:rPr>
-          <w:rPr>
-            <w:color w:val="0000EE"/>
-            <w:u w:val="single"/>
-          </w:rPr>
-          <w:t>12:26–33</w:t>
-        </w:r>
-      </w:hyperlink>
-      <w:r>
-        <w:rPr>
-          <w:lang w:val="en_US" w:bidi="en_US"/>
-        </w:rPr>
-        <w:t xml:space="preserve">; </w:t>
-      </w:r>
-      <w:hyperlink r:id="rId167">
-        <w:r>
-          <w:rPr>
-            <w:lang w:val="en_US" w:bidi="en_US"/>
-          </w:rPr>
-          <w:rPr>
-            <w:color w:val="0000EE"/>
-            <w:u w:val="single"/>
-          </w:rPr>
-          <w:t>13:1–3</w:t>
-        </w:r>
-      </w:hyperlink>
+      <w:r>
+        <w:rPr>
+          <w:lang w:val="en_US" w:bidi="en_US"/>
+        </w:rPr>
+        <w:t>Deuteronomy 6:1–8</w:t>
+      </w:r>
+      <w:r>
+        <w:rPr>
+          <w:lang w:val="en_US" w:bidi="en_US"/>
+        </w:rPr>
+        <w:t xml:space="preserve">; </w:t>
+      </w:r>
+      <w:r>
+        <w:rPr>
+          <w:lang w:val="en_US" w:bidi="en_US"/>
+        </w:rPr>
+        <w:t>12:4–7</w:t>
+      </w:r>
+      <w:r>
+        <w:rPr>
+          <w:lang w:val="en_US" w:bidi="en_US"/>
+        </w:rPr>
+        <w:t xml:space="preserve">; </w:t>
+      </w:r>
+      <w:r>
+        <w:rPr>
+          <w:lang w:val="en_US" w:bidi="en_US"/>
+        </w:rPr>
+        <w:t>Joshua 1:7–8</w:t>
+      </w:r>
+      <w:r>
+        <w:rPr>
+          <w:lang w:val="en_US" w:bidi="en_US"/>
+        </w:rPr>
+        <w:t xml:space="preserve">; </w:t>
+      </w:r>
+      <w:r>
+        <w:rPr>
+          <w:lang w:val="en_US" w:bidi="en_US"/>
+        </w:rPr>
+        <w:t>1 Samuel 18:14</w:t>
+      </w:r>
+      <w:r>
+        <w:rPr>
+          <w:lang w:val="en_US" w:bidi="en_US"/>
+        </w:rPr>
+        <w:t xml:space="preserve">; </w:t>
+      </w:r>
+      <w:r>
+        <w:rPr>
+          <w:lang w:val="en_US" w:bidi="en_US"/>
+        </w:rPr>
+        <w:t>1 Kings 11:38</w:t>
+      </w:r>
+      <w:r>
+        <w:rPr>
+          <w:lang w:val="en_US" w:bidi="en_US"/>
+        </w:rPr>
+        <w:t xml:space="preserve">; </w:t>
+      </w:r>
+      <w:r>
+        <w:rPr>
+          <w:lang w:val="en_US" w:bidi="en_US"/>
+        </w:rPr>
+        <w:t>12:26–33</w:t>
+      </w:r>
+      <w:r>
+        <w:rPr>
+          <w:lang w:val="en_US" w:bidi="en_US"/>
+        </w:rPr>
+        <w:t xml:space="preserve">; </w:t>
+      </w:r>
+      <w:r>
+        <w:rPr>
+          <w:lang w:val="en_US" w:bidi="en_US"/>
+        </w:rPr>
+        <w:t>13:1–3</w:t>
+      </w:r>
       <w:r>
         <w:rPr>
           <w:lang w:val="en_US" w:bidi="en_US"/>
         </w:rPr>
         <w:t xml:space="preserve">, </w:t>
       </w:r>
-      <w:hyperlink r:id="rId143">
-        <w:r>
-          <w:rPr>
-            <w:lang w:val="en_US" w:bidi="en_US"/>
-          </w:rPr>
-          <w:rPr>
-            <w:color w:val="0000EE"/>
-            <w:u w:val="single"/>
-          </w:rPr>
-          <w:t>33–34</w:t>
-        </w:r>
-      </w:hyperlink>
-      <w:r>
-        <w:rPr>
-          <w:lang w:val="en_US" w:bidi="en_US"/>
-        </w:rPr>
-        <w:t xml:space="preserve">; </w:t>
-      </w:r>
-      <w:hyperlink r:id="rId168">
-        <w:r>
-          <w:rPr>
-            <w:lang w:val="en_US" w:bidi="en_US"/>
-          </w:rPr>
-          <w:rPr>
-            <w:color w:val="0000EE"/>
-            <w:u w:val="single"/>
-          </w:rPr>
-          <w:t>14:8–11</w:t>
-        </w:r>
-      </w:hyperlink>
-      <w:r>
-        <w:rPr>
-          <w:lang w:val="en_US" w:bidi="en_US"/>
-        </w:rPr>
-        <w:t xml:space="preserve">; </w:t>
-      </w:r>
-      <w:hyperlink r:id="rId169">
-        <w:r>
-          <w:rPr>
-            <w:lang w:val="en_US" w:bidi="en_US"/>
-          </w:rPr>
-          <w:rPr>
-            <w:color w:val="0000EE"/>
-            <w:u w:val="single"/>
-          </w:rPr>
-          <w:t>2 Kings 17:13–23</w:t>
-        </w:r>
-      </w:hyperlink>
-      <w:r>
-        <w:rPr>
-          <w:lang w:val="en_US" w:bidi="en_US"/>
-        </w:rPr>
-        <w:t xml:space="preserve">; </w:t>
-      </w:r>
-      <w:hyperlink r:id="rId158">
-        <w:r>
-          <w:rPr>
-            <w:lang w:val="en_US" w:bidi="en_US"/>
-          </w:rPr>
-          <w:rPr>
-            <w:color w:val="0000EE"/>
-            <w:u w:val="single"/>
-          </w:rPr>
-          <w:t>Psalms 33:12</w:t>
-        </w:r>
-      </w:hyperlink>
-      <w:r>
-        <w:rPr>
-          <w:lang w:val="en_US" w:bidi="en_US"/>
-        </w:rPr>
-        <w:t xml:space="preserve">; </w:t>
-      </w:r>
-      <w:hyperlink r:id="rId159">
-        <w:r>
-          <w:rPr>
-            <w:lang w:val="en_US" w:bidi="en_US"/>
-          </w:rPr>
-          <w:rPr>
-            <w:color w:val="0000EE"/>
-            <w:u w:val="single"/>
-          </w:rPr>
-          <w:t>119:1–2</w:t>
-        </w:r>
-      </w:hyperlink>
-      <w:r>
-        <w:rPr>
-          <w:lang w:val="en_US" w:bidi="en_US"/>
-        </w:rPr>
-        <w:t xml:space="preserve">; </w:t>
-      </w:r>
-      <w:hyperlink r:id="rId160">
-        <w:r>
-          <w:rPr>
-            <w:lang w:val="en_US" w:bidi="en_US"/>
-          </w:rPr>
-          <w:rPr>
-            <w:color w:val="0000EE"/>
-            <w:u w:val="single"/>
-          </w:rPr>
-          <w:t>144:15</w:t>
-        </w:r>
-      </w:hyperlink>
-      <w:r>
-        <w:rPr>
-          <w:lang w:val="en_US" w:bidi="en_US"/>
-        </w:rPr>
-        <w:t xml:space="preserve">; </w:t>
-      </w:r>
-      <w:hyperlink r:id="rId131">
-        <w:r>
-          <w:rPr>
-            <w:lang w:val="en_US" w:bidi="en_US"/>
-          </w:rPr>
-          <w:rPr>
-            <w:color w:val="0000EE"/>
-            <w:u w:val="single"/>
-          </w:rPr>
-          <w:t>Matthew 6:33</w:t>
-        </w:r>
-      </w:hyperlink>
-      <w:r>
-        <w:rPr>
-          <w:lang w:val="en_US" w:bidi="en_US"/>
-        </w:rPr>
-        <w:t xml:space="preserve">; </w:t>
-      </w:r>
-      <w:hyperlink r:id="rId170">
-        <w:r>
-          <w:rPr>
-            <w:lang w:val="en_US" w:bidi="en_US"/>
-          </w:rPr>
-          <w:rPr>
-            <w:color w:val="0000EE"/>
-            <w:u w:val="single"/>
-          </w:rPr>
-          <w:t>Luke 10:25–28</w:t>
-        </w:r>
-      </w:hyperlink>
-      <w:r>
-        <w:rPr>
-          <w:lang w:val="en_US" w:bidi="en_US"/>
-        </w:rPr>
-        <w:t xml:space="preserve">; </w:t>
-      </w:r>
-      <w:hyperlink r:id="rId132">
-        <w:r>
-          <w:rPr>
-            <w:lang w:val="en_US" w:bidi="en_US"/>
-          </w:rPr>
-          <w:rPr>
-            <w:color w:val="0000EE"/>
-            <w:u w:val="single"/>
-          </w:rPr>
-          <w:t>1 John 5:21</w:t>
-        </w:r>
-      </w:hyperlink>
+      <w:r>
+        <w:rPr>
+          <w:lang w:val="en_US" w:bidi="en_US"/>
+        </w:rPr>
+        <w:t>33–34</w:t>
+      </w:r>
+      <w:r>
+        <w:rPr>
+          <w:lang w:val="en_US" w:bidi="en_US"/>
+        </w:rPr>
+        <w:t xml:space="preserve">; </w:t>
+      </w:r>
+      <w:r>
+        <w:rPr>
+          <w:lang w:val="en_US" w:bidi="en_US"/>
+        </w:rPr>
+        <w:t>14:8–11</w:t>
+      </w:r>
+      <w:r>
+        <w:rPr>
+          <w:lang w:val="en_US" w:bidi="en_US"/>
+        </w:rPr>
+        <w:t xml:space="preserve">; </w:t>
+      </w:r>
+      <w:r>
+        <w:rPr>
+          <w:lang w:val="en_US" w:bidi="en_US"/>
+        </w:rPr>
+        <w:t>2 Kings 17:13–23</w:t>
+      </w:r>
+      <w:r>
+        <w:rPr>
+          <w:lang w:val="en_US" w:bidi="en_US"/>
+        </w:rPr>
+        <w:t xml:space="preserve">; </w:t>
+      </w:r>
+      <w:r>
+        <w:rPr>
+          <w:lang w:val="en_US" w:bidi="en_US"/>
+        </w:rPr>
+        <w:t>Psalms 33:12</w:t>
+      </w:r>
+      <w:r>
+        <w:rPr>
+          <w:lang w:val="en_US" w:bidi="en_US"/>
+        </w:rPr>
+        <w:t xml:space="preserve">; </w:t>
+      </w:r>
+      <w:r>
+        <w:rPr>
+          <w:lang w:val="en_US" w:bidi="en_US"/>
+        </w:rPr>
+        <w:t>119:1–2</w:t>
+      </w:r>
+      <w:r>
+        <w:rPr>
+          <w:lang w:val="en_US" w:bidi="en_US"/>
+        </w:rPr>
+        <w:t xml:space="preserve">; </w:t>
+      </w:r>
+      <w:r>
+        <w:rPr>
+          <w:lang w:val="en_US" w:bidi="en_US"/>
+        </w:rPr>
+        <w:t>144:15</w:t>
+      </w:r>
+      <w:r>
+        <w:rPr>
+          <w:lang w:val="en_US" w:bidi="en_US"/>
+        </w:rPr>
+        <w:t xml:space="preserve">; </w:t>
+      </w:r>
+      <w:r>
+        <w:rPr>
+          <w:lang w:val="en_US" w:bidi="en_US"/>
+        </w:rPr>
+        <w:t>Matthew 6:33</w:t>
+      </w:r>
+      <w:r>
+        <w:rPr>
+          <w:lang w:val="en_US" w:bidi="en_US"/>
+        </w:rPr>
+        <w:t xml:space="preserve">; </w:t>
+      </w:r>
+      <w:r>
+        <w:rPr>
+          <w:lang w:val="en_US" w:bidi="en_US"/>
+        </w:rPr>
+        <w:t>Luke 10:25–28</w:t>
+      </w:r>
+      <w:r>
+        <w:rPr>
+          <w:lang w:val="en_US" w:bidi="en_US"/>
+        </w:rPr>
+        <w:t xml:space="preserve">; </w:t>
+      </w:r>
+      <w:r>
+        <w:rPr>
+          <w:lang w:val="en_US" w:bidi="en_US"/>
+        </w:rPr>
+        <w:t>1 John 5:21</w:t>
+      </w:r>
       <w:r>
         <w:rPr>
           <w:lang w:val="en_US" w:bidi="en_US"/>
@@ -5070,54 +3888,36 @@
         </w:rPr>
         <w:t>The prophet Isaiah knew that humans can be unreliable (</w:t>
       </w:r>
-      <w:hyperlink r:id="rId171">
-        <w:r>
-          <w:rPr>
-            <w:lang w:val="en_US" w:bidi="en_US"/>
-          </w:rPr>
-          <w:rPr>
-            <w:color w:val="0000EE"/>
-            <w:u w:val="single"/>
-          </w:rPr>
-          <w:t>Isaiah 2:22</w:t>
-        </w:r>
-      </w:hyperlink>
+      <w:r>
+        <w:rPr>
+          <w:lang w:val="en_US" w:bidi="en_US"/>
+        </w:rPr>
+        <w:t>Isaiah 2:22</w:t>
+      </w:r>
       <w:r>
         <w:rPr>
           <w:lang w:val="en_US" w:bidi="en_US"/>
         </w:rPr>
         <w:t xml:space="preserve">). When in trouble, the people of Judah often asked other nations like Egypt or Assyria for help. Yet, Isaiah explained that Judah's success and safety depended on trusting God (see </w:t>
       </w:r>
-      <w:hyperlink r:id="rId172">
-        <w:r>
-          <w:rPr>
-            <w:lang w:val="en_US" w:bidi="en_US"/>
-          </w:rPr>
-          <w:rPr>
-            <w:color w:val="0000EE"/>
-            <w:u w:val="single"/>
-          </w:rPr>
-          <w:t>Isaiah 8:9–17</w:t>
-        </w:r>
-      </w:hyperlink>
+      <w:r>
+        <w:rPr>
+          <w:lang w:val="en_US" w:bidi="en_US"/>
+        </w:rPr>
+        <w:t>Isaiah 8:9–17</w:t>
+      </w:r>
       <w:r>
         <w:rPr>
           <w:lang w:val="en_US" w:bidi="en_US"/>
         </w:rPr>
         <w:t>). The Assyrian army made fun of King Hezekiah for trusting God, but this trust led to a great victory for God's people (</w:t>
       </w:r>
-      <w:hyperlink r:id="rId173">
-        <w:r>
-          <w:rPr>
-            <w:lang w:val="en_US" w:bidi="en_US"/>
-          </w:rPr>
-          <w:rPr>
-            <w:color w:val="0000EE"/>
-            <w:u w:val="single"/>
-          </w:rPr>
-          <w:t>Isaiah 36:1–37:37</w:t>
-        </w:r>
-      </w:hyperlink>
+      <w:r>
+        <w:rPr>
+          <w:lang w:val="en_US" w:bidi="en_US"/>
+        </w:rPr>
+        <w:t>Isaiah 36:1–37:37</w:t>
+      </w:r>
       <w:r>
         <w:rPr>
           <w:lang w:val="en_US" w:bidi="en_US"/>
@@ -5138,108 +3938,72 @@
         </w:rPr>
         <w:t>Those who trust in the Lord feel deep respect for him and do not fear (</w:t>
       </w:r>
-      <w:hyperlink r:id="rId174">
-        <w:r>
-          <w:rPr>
-            <w:lang w:val="en_US" w:bidi="en_US"/>
-          </w:rPr>
-          <w:rPr>
-            <w:color w:val="0000EE"/>
-            <w:u w:val="single"/>
-          </w:rPr>
-          <w:t>29:23</w:t>
-        </w:r>
-      </w:hyperlink>
-      <w:r>
-        <w:rPr>
-          <w:lang w:val="en_US" w:bidi="en_US"/>
-        </w:rPr>
-        <w:t xml:space="preserve">; </w:t>
-      </w:r>
-      <w:hyperlink r:id="rId175">
-        <w:r>
-          <w:rPr>
-            <w:lang w:val="en_US" w:bidi="en_US"/>
-          </w:rPr>
-          <w:rPr>
-            <w:color w:val="0000EE"/>
-            <w:u w:val="single"/>
-          </w:rPr>
-          <w:t>35:4</w:t>
-        </w:r>
-      </w:hyperlink>
+      <w:r>
+        <w:rPr>
+          <w:lang w:val="en_US" w:bidi="en_US"/>
+        </w:rPr>
+        <w:t>29:23</w:t>
+      </w:r>
+      <w:r>
+        <w:rPr>
+          <w:lang w:val="en_US" w:bidi="en_US"/>
+        </w:rPr>
+        <w:t xml:space="preserve">; </w:t>
+      </w:r>
+      <w:r>
+        <w:rPr>
+          <w:lang w:val="en_US" w:bidi="en_US"/>
+        </w:rPr>
+        <w:t>35:4</w:t>
+      </w:r>
       <w:r>
         <w:rPr>
           <w:lang w:val="en_US" w:bidi="en_US"/>
         </w:rPr>
         <w:t>). This is because they know the Lord is with them (</w:t>
       </w:r>
-      <w:hyperlink r:id="rId176">
-        <w:r>
-          <w:rPr>
-            <w:lang w:val="en_US" w:bidi="en_US"/>
-          </w:rPr>
-          <w:rPr>
-            <w:color w:val="0000EE"/>
-            <w:u w:val="single"/>
-          </w:rPr>
-          <w:t>51:12</w:t>
-        </w:r>
-      </w:hyperlink>
+      <w:r>
+        <w:rPr>
+          <w:lang w:val="en_US" w:bidi="en_US"/>
+        </w:rPr>
+        <w:t>51:12</w:t>
+      </w:r>
       <w:r>
         <w:rPr>
           <w:lang w:val="en_US" w:bidi="en_US"/>
         </w:rPr>
         <w:t>). They praise him because they trust him (</w:t>
       </w:r>
-      <w:hyperlink r:id="rId177">
-        <w:r>
-          <w:rPr>
-            <w:lang w:val="en_US" w:bidi="en_US"/>
-          </w:rPr>
-          <w:rPr>
-            <w:color w:val="0000EE"/>
-            <w:u w:val="single"/>
-          </w:rPr>
-          <w:t>12:1–2</w:t>
-        </w:r>
-      </w:hyperlink>
-      <w:r>
-        <w:rPr>
-          <w:lang w:val="en_US" w:bidi="en_US"/>
-        </w:rPr>
-        <w:t xml:space="preserve">; </w:t>
-      </w:r>
-      <w:hyperlink r:id="rId178">
-        <w:r>
-          <w:rPr>
-            <w:lang w:val="en_US" w:bidi="en_US"/>
-          </w:rPr>
-          <w:rPr>
-            <w:color w:val="0000EE"/>
-            <w:u w:val="single"/>
-          </w:rPr>
-          <w:t>25:9</w:t>
-        </w:r>
-      </w:hyperlink>
+      <w:r>
+        <w:rPr>
+          <w:lang w:val="en_US" w:bidi="en_US"/>
+        </w:rPr>
+        <w:t>12:1–2</w:t>
+      </w:r>
+      <w:r>
+        <w:rPr>
+          <w:lang w:val="en_US" w:bidi="en_US"/>
+        </w:rPr>
+        <w:t xml:space="preserve">; </w:t>
+      </w:r>
+      <w:r>
+        <w:rPr>
+          <w:lang w:val="en_US" w:bidi="en_US"/>
+        </w:rPr>
+        <w:t>25:9</w:t>
+      </w:r>
       <w:r>
         <w:rPr>
           <w:lang w:val="en_US" w:bidi="en_US"/>
         </w:rPr>
         <w:t>). They show their trust by obeying him (</w:t>
       </w:r>
-      <w:hyperlink r:id="rId179">
-        <w:r>
-          <w:rPr>
-            <w:lang w:val="en_US" w:bidi="en_US"/>
-          </w:rPr>
-          <w:rPr>
-            <w:color w:val="0000EE"/>
-            <w:u w:val="single"/>
-          </w:rPr>
-          <w:t>26:8</w:t>
-        </w:r>
-      </w:hyperlink>
+      <w:r>
+        <w:rPr>
+          <w:lang w:val="en_US" w:bidi="en_US"/>
+        </w:rPr>
+        <w:t>26:8</w:t>
+      </w:r>
       <w:r>
         <w:rPr>
           <w:lang w:val="en_US" w:bidi="en_US"/>
@@ -5260,90 +4024,60 @@
         </w:rPr>
         <w:t>The faithful people of God may experience the effects of his judgment on his enemies as they wait for the Lord’s salvation. Yet, they gain new strength each day (</w:t>
       </w:r>
-      <w:hyperlink r:id="rId180">
-        <w:r>
-          <w:rPr>
-            <w:lang w:val="en_US" w:bidi="en_US"/>
-          </w:rPr>
-          <w:rPr>
-            <w:color w:val="0000EE"/>
-            <w:u w:val="single"/>
-          </w:rPr>
-          <w:t>40:31</w:t>
-        </w:r>
-      </w:hyperlink>
+      <w:r>
+        <w:rPr>
+          <w:lang w:val="en_US" w:bidi="en_US"/>
+        </w:rPr>
+        <w:t>40:31</w:t>
+      </w:r>
       <w:r>
         <w:rPr>
           <w:lang w:val="en_US" w:bidi="en_US"/>
         </w:rPr>
         <w:t xml:space="preserve">). They consider themselves citizens of God’s city, Zion (see </w:t>
       </w:r>
-      <w:hyperlink r:id="rId181">
-        <w:r>
-          <w:rPr>
-            <w:lang w:val="en_US" w:bidi="en_US"/>
-          </w:rPr>
-          <w:rPr>
-            <w:color w:val="0000EE"/>
-            <w:u w:val="single"/>
-          </w:rPr>
-          <w:t>26:1–3</w:t>
-        </w:r>
-      </w:hyperlink>
+      <w:r>
+        <w:rPr>
+          <w:lang w:val="en_US" w:bidi="en_US"/>
+        </w:rPr>
+        <w:t>26:1–3</w:t>
+      </w:r>
       <w:r>
         <w:rPr>
           <w:lang w:val="en_US" w:bidi="en_US"/>
         </w:rPr>
         <w:t>). Those who trust in the Lord have true and lasting inner peace (</w:t>
       </w:r>
-      <w:hyperlink r:id="rId182">
-        <w:r>
-          <w:rPr>
-            <w:lang w:val="en_US" w:bidi="en_US"/>
-          </w:rPr>
-          <w:rPr>
-            <w:color w:val="0000EE"/>
-            <w:u w:val="single"/>
-          </w:rPr>
-          <w:t>26:3</w:t>
-        </w:r>
-      </w:hyperlink>
+      <w:r>
+        <w:rPr>
+          <w:lang w:val="en_US" w:bidi="en_US"/>
+        </w:rPr>
+        <w:t>26:3</w:t>
+      </w:r>
       <w:r>
         <w:rPr>
           <w:lang w:val="en_US" w:bidi="en_US"/>
         </w:rPr>
         <w:t xml:space="preserve">, </w:t>
       </w:r>
-      <w:hyperlink r:id="rId183">
-        <w:r>
-          <w:rPr>
-            <w:lang w:val="en_US" w:bidi="en_US"/>
-          </w:rPr>
-          <w:rPr>
-            <w:color w:val="0000EE"/>
-            <w:u w:val="single"/>
-          </w:rPr>
-          <w:t>12</w:t>
-        </w:r>
-      </w:hyperlink>
-      <w:r>
-        <w:rPr>
-          <w:lang w:val="en_US" w:bidi="en_US"/>
-        </w:rPr>
-        <w:t xml:space="preserve">; </w:t>
-      </w:r>
-      <w:hyperlink r:id="rId184">
-        <w:r>
-          <w:rPr>
-            <w:lang w:val="en_US" w:bidi="en_US"/>
-          </w:rPr>
-          <w:rPr>
-            <w:color w:val="0000EE"/>
-            <w:u w:val="single"/>
-          </w:rPr>
-          <w:t>32:17–18</w:t>
-        </w:r>
-      </w:hyperlink>
+      <w:r>
+        <w:rPr>
+          <w:lang w:val="en_US" w:bidi="en_US"/>
+        </w:rPr>
+        <w:t>12</w:t>
+      </w:r>
+      <w:r>
+        <w:rPr>
+          <w:lang w:val="en_US" w:bidi="en_US"/>
+        </w:rPr>
+        <w:t xml:space="preserve">; </w:t>
+      </w:r>
+      <w:r>
+        <w:rPr>
+          <w:lang w:val="en_US" w:bidi="en_US"/>
+        </w:rPr>
+        <w:t>32:17–18</w:t>
+      </w:r>
       <w:r>
         <w:rPr>
           <w:lang w:val="en_US" w:bidi="en_US"/>
@@ -5373,198 +4107,132 @@
           <w:lang w:val="en_US" w:bidi="en_US"/>
         </w:rPr>
       </w:r>
-      <w:hyperlink r:id="rId171">
-        <w:r>
-          <w:rPr>
-            <w:lang w:val="en_US" w:bidi="en_US"/>
-          </w:rPr>
-          <w:rPr>
-            <w:color w:val="0000EE"/>
-            <w:u w:val="single"/>
-          </w:rPr>
-          <w:t>Isaiah 2:22</w:t>
-        </w:r>
-      </w:hyperlink>
-      <w:r>
-        <w:rPr>
-          <w:lang w:val="en_US" w:bidi="en_US"/>
-        </w:rPr>
-        <w:t xml:space="preserve">; </w:t>
-      </w:r>
-      <w:hyperlink r:id="rId185">
-        <w:r>
-          <w:rPr>
-            <w:lang w:val="en_US" w:bidi="en_US"/>
-          </w:rPr>
-          <w:rPr>
-            <w:color w:val="0000EE"/>
-            <w:u w:val="single"/>
-          </w:rPr>
-          <w:t>7:4–9</w:t>
-        </w:r>
-      </w:hyperlink>
-      <w:r>
-        <w:rPr>
-          <w:lang w:val="en_US" w:bidi="en_US"/>
-        </w:rPr>
-        <w:t xml:space="preserve">; </w:t>
-      </w:r>
-      <w:hyperlink r:id="rId186">
-        <w:r>
-          <w:rPr>
-            <w:lang w:val="en_US" w:bidi="en_US"/>
-          </w:rPr>
-          <w:rPr>
-            <w:color w:val="0000EE"/>
-            <w:u w:val="single"/>
-          </w:rPr>
-          <w:t>8:16–20</w:t>
-        </w:r>
-      </w:hyperlink>
-      <w:r>
-        <w:rPr>
-          <w:lang w:val="en_US" w:bidi="en_US"/>
-        </w:rPr>
-        <w:t xml:space="preserve">; </w:t>
-      </w:r>
-      <w:hyperlink r:id="rId177">
-        <w:r>
-          <w:rPr>
-            <w:lang w:val="en_US" w:bidi="en_US"/>
-          </w:rPr>
-          <w:rPr>
-            <w:color w:val="0000EE"/>
-            <w:u w:val="single"/>
-          </w:rPr>
-          <w:t>12:1–2</w:t>
-        </w:r>
-      </w:hyperlink>
-      <w:r>
-        <w:rPr>
-          <w:lang w:val="en_US" w:bidi="en_US"/>
-        </w:rPr>
-        <w:t xml:space="preserve">; </w:t>
-      </w:r>
-      <w:hyperlink r:id="rId187">
-        <w:r>
-          <w:rPr>
-            <w:lang w:val="en_US" w:bidi="en_US"/>
-          </w:rPr>
-          <w:rPr>
-            <w:color w:val="0000EE"/>
-            <w:u w:val="single"/>
-          </w:rPr>
-          <w:t>26:2–3</w:t>
-        </w:r>
-      </w:hyperlink>
+      <w:r>
+        <w:rPr>
+          <w:lang w:val="en_US" w:bidi="en_US"/>
+        </w:rPr>
+        <w:t>Isaiah 2:22</w:t>
+      </w:r>
+      <w:r>
+        <w:rPr>
+          <w:lang w:val="en_US" w:bidi="en_US"/>
+        </w:rPr>
+        <w:t xml:space="preserve">; </w:t>
+      </w:r>
+      <w:r>
+        <w:rPr>
+          <w:lang w:val="en_US" w:bidi="en_US"/>
+        </w:rPr>
+        <w:t>7:4–9</w:t>
+      </w:r>
+      <w:r>
+        <w:rPr>
+          <w:lang w:val="en_US" w:bidi="en_US"/>
+        </w:rPr>
+        <w:t xml:space="preserve">; </w:t>
+      </w:r>
+      <w:r>
+        <w:rPr>
+          <w:lang w:val="en_US" w:bidi="en_US"/>
+        </w:rPr>
+        <w:t>8:16–20</w:t>
+      </w:r>
+      <w:r>
+        <w:rPr>
+          <w:lang w:val="en_US" w:bidi="en_US"/>
+        </w:rPr>
+        <w:t xml:space="preserve">; </w:t>
+      </w:r>
+      <w:r>
+        <w:rPr>
+          <w:lang w:val="en_US" w:bidi="en_US"/>
+        </w:rPr>
+        <w:t>12:1–2</w:t>
+      </w:r>
+      <w:r>
+        <w:rPr>
+          <w:lang w:val="en_US" w:bidi="en_US"/>
+        </w:rPr>
+        <w:t xml:space="preserve">; </w:t>
+      </w:r>
+      <w:r>
+        <w:rPr>
+          <w:lang w:val="en_US" w:bidi="en_US"/>
+        </w:rPr>
+        <w:t>26:2–3</w:t>
+      </w:r>
       <w:r>
         <w:rPr>
           <w:lang w:val="en_US" w:bidi="en_US"/>
         </w:rPr>
         <w:t xml:space="preserve">, </w:t>
       </w:r>
-      <w:hyperlink r:id="rId183">
-        <w:r>
-          <w:rPr>
-            <w:lang w:val="en_US" w:bidi="en_US"/>
-          </w:rPr>
-          <w:rPr>
-            <w:color w:val="0000EE"/>
-            <w:u w:val="single"/>
-          </w:rPr>
-          <w:t>12</w:t>
-        </w:r>
-      </w:hyperlink>
-      <w:r>
-        <w:rPr>
-          <w:lang w:val="en_US" w:bidi="en_US"/>
-        </w:rPr>
-        <w:t xml:space="preserve">; </w:t>
-      </w:r>
-      <w:hyperlink r:id="rId184">
-        <w:r>
-          <w:rPr>
-            <w:lang w:val="en_US" w:bidi="en_US"/>
-          </w:rPr>
-          <w:rPr>
-            <w:color w:val="0000EE"/>
-            <w:u w:val="single"/>
-          </w:rPr>
-          <w:t>32:17–18</w:t>
-        </w:r>
-      </w:hyperlink>
-      <w:r>
-        <w:rPr>
-          <w:lang w:val="en_US" w:bidi="en_US"/>
-        </w:rPr>
-        <w:t xml:space="preserve">; </w:t>
-      </w:r>
-      <w:hyperlink r:id="rId175">
-        <w:r>
-          <w:rPr>
-            <w:lang w:val="en_US" w:bidi="en_US"/>
-          </w:rPr>
-          <w:rPr>
-            <w:color w:val="0000EE"/>
-            <w:u w:val="single"/>
-          </w:rPr>
-          <w:t>35:4</w:t>
-        </w:r>
-      </w:hyperlink>
-      <w:r>
-        <w:rPr>
-          <w:lang w:val="en_US" w:bidi="en_US"/>
-        </w:rPr>
-        <w:t xml:space="preserve">; </w:t>
-      </w:r>
-      <w:hyperlink r:id="rId188">
-        <w:r>
-          <w:rPr>
-            <w:lang w:val="en_US" w:bidi="en_US"/>
-          </w:rPr>
-          <w:rPr>
-            <w:color w:val="0000EE"/>
-            <w:u w:val="single"/>
-          </w:rPr>
-          <w:t>40:9–11</w:t>
-        </w:r>
-      </w:hyperlink>
+      <w:r>
+        <w:rPr>
+          <w:lang w:val="en_US" w:bidi="en_US"/>
+        </w:rPr>
+        <w:t>12</w:t>
+      </w:r>
+      <w:r>
+        <w:rPr>
+          <w:lang w:val="en_US" w:bidi="en_US"/>
+        </w:rPr>
+        <w:t xml:space="preserve">; </w:t>
+      </w:r>
+      <w:r>
+        <w:rPr>
+          <w:lang w:val="en_US" w:bidi="en_US"/>
+        </w:rPr>
+        <w:t>32:17–18</w:t>
+      </w:r>
+      <w:r>
+        <w:rPr>
+          <w:lang w:val="en_US" w:bidi="en_US"/>
+        </w:rPr>
+        <w:t xml:space="preserve">; </w:t>
+      </w:r>
+      <w:r>
+        <w:rPr>
+          <w:lang w:val="en_US" w:bidi="en_US"/>
+        </w:rPr>
+        <w:t>35:4</w:t>
+      </w:r>
+      <w:r>
+        <w:rPr>
+          <w:lang w:val="en_US" w:bidi="en_US"/>
+        </w:rPr>
+        <w:t xml:space="preserve">; </w:t>
+      </w:r>
+      <w:r>
+        <w:rPr>
+          <w:lang w:val="en_US" w:bidi="en_US"/>
+        </w:rPr>
+        <w:t>40:9–11</w:t>
+      </w:r>
       <w:r>
         <w:rPr>
           <w:lang w:val="en_US" w:bidi="en_US"/>
         </w:rPr>
         <w:t xml:space="preserve">, </w:t>
       </w:r>
-      <w:hyperlink r:id="rId189">
-        <w:r>
-          <w:rPr>
-            <w:lang w:val="en_US" w:bidi="en_US"/>
-          </w:rPr>
-          <w:rPr>
-            <w:color w:val="0000EE"/>
-            <w:u w:val="single"/>
-          </w:rPr>
-          <w:t>28–31</w:t>
-        </w:r>
-      </w:hyperlink>
-      <w:r>
-        <w:rPr>
-          <w:lang w:val="en_US" w:bidi="en_US"/>
-        </w:rPr>
-        <w:t xml:space="preserve">; </w:t>
-      </w:r>
-      <w:hyperlink r:id="rId176">
-        <w:r>
-          <w:rPr>
-            <w:lang w:val="en_US" w:bidi="en_US"/>
-          </w:rPr>
-          <w:rPr>
-            <w:color w:val="0000EE"/>
-            <w:u w:val="single"/>
-          </w:rPr>
-          <w:t>51:12</w:t>
-        </w:r>
-      </w:hyperlink>
+      <w:r>
+        <w:rPr>
+          <w:lang w:val="en_US" w:bidi="en_US"/>
+        </w:rPr>
+        <w:t>28–31</w:t>
+      </w:r>
+      <w:r>
+        <w:rPr>
+          <w:lang w:val="en_US" w:bidi="en_US"/>
+        </w:rPr>
+        <w:t xml:space="preserve">; </w:t>
+      </w:r>
+      <w:r>
+        <w:rPr>
+          <w:lang w:val="en_US" w:bidi="en_US"/>
+        </w:rPr>
+        <w:t>51:12</w:t>
+      </w:r>
       <w:r>
         <w:rPr>
           <w:lang w:val="en_US" w:bidi="en_US"/>
@@ -5613,342 +4281,228 @@
         </w:rPr>
         <w:t>The Lord's love inspires people to trust him (</w:t>
       </w:r>
-      <w:hyperlink r:id="rId190">
-        <w:r>
-          <w:rPr>
-            <w:lang w:val="en_US" w:bidi="en_US"/>
-          </w:rPr>
-          <w:rPr>
-            <w:color w:val="0000EE"/>
-            <w:u w:val="single"/>
-          </w:rPr>
-          <w:t>Psalms 13:5</w:t>
-        </w:r>
-      </w:hyperlink>
-      <w:r>
-        <w:rPr>
-          <w:lang w:val="en_US" w:bidi="en_US"/>
-        </w:rPr>
-        <w:t xml:space="preserve">; </w:t>
-      </w:r>
-      <w:hyperlink r:id="rId191">
-        <w:r>
-          <w:rPr>
-            <w:lang w:val="en_US" w:bidi="en_US"/>
-          </w:rPr>
-          <w:rPr>
-            <w:color w:val="0000EE"/>
-            <w:u w:val="single"/>
-          </w:rPr>
-          <w:t>17:7</w:t>
-        </w:r>
-      </w:hyperlink>
-      <w:r>
-        <w:rPr>
-          <w:lang w:val="en_US" w:bidi="en_US"/>
-        </w:rPr>
-        <w:t xml:space="preserve">; </w:t>
-      </w:r>
-      <w:hyperlink r:id="rId192">
-        <w:r>
-          <w:rPr>
-            <w:lang w:val="en_US" w:bidi="en_US"/>
-          </w:rPr>
-          <w:rPr>
-            <w:color w:val="0000EE"/>
-            <w:u w:val="single"/>
-          </w:rPr>
-          <w:t>21:7</w:t>
-        </w:r>
-      </w:hyperlink>
-      <w:r>
-        <w:rPr>
-          <w:lang w:val="en_US" w:bidi="en_US"/>
-        </w:rPr>
-        <w:t xml:space="preserve">; </w:t>
-      </w:r>
-      <w:hyperlink r:id="rId193">
-        <w:r>
-          <w:rPr>
-            <w:lang w:val="en_US" w:bidi="en_US"/>
-          </w:rPr>
-          <w:rPr>
-            <w:color w:val="0000EE"/>
-            <w:u w:val="single"/>
-          </w:rPr>
-          <w:t>32:10</w:t>
-        </w:r>
-      </w:hyperlink>
-      <w:r>
-        <w:rPr>
-          <w:lang w:val="en_US" w:bidi="en_US"/>
-        </w:rPr>
-        <w:t xml:space="preserve">; </w:t>
-      </w:r>
-      <w:hyperlink r:id="rId194">
-        <w:r>
-          <w:rPr>
-            <w:lang w:val="en_US" w:bidi="en_US"/>
-          </w:rPr>
-          <w:rPr>
-            <w:color w:val="0000EE"/>
-            <w:u w:val="single"/>
-          </w:rPr>
-          <w:t>36:7</w:t>
-        </w:r>
-      </w:hyperlink>
-      <w:r>
-        <w:rPr>
-          <w:lang w:val="en_US" w:bidi="en_US"/>
-        </w:rPr>
-        <w:t xml:space="preserve">; </w:t>
-      </w:r>
-      <w:hyperlink r:id="rId195">
-        <w:r>
-          <w:rPr>
-            <w:lang w:val="en_US" w:bidi="en_US"/>
-          </w:rPr>
-          <w:rPr>
-            <w:color w:val="0000EE"/>
-            <w:u w:val="single"/>
-          </w:rPr>
-          <w:t>52:8</w:t>
-        </w:r>
-      </w:hyperlink>
-      <w:r>
-        <w:rPr>
-          <w:lang w:val="en_US" w:bidi="en_US"/>
-        </w:rPr>
-        <w:t xml:space="preserve">; </w:t>
-      </w:r>
-      <w:hyperlink r:id="rId196">
-        <w:r>
-          <w:rPr>
-            <w:lang w:val="en_US" w:bidi="en_US"/>
-          </w:rPr>
-          <w:rPr>
-            <w:color w:val="0000EE"/>
-            <w:u w:val="single"/>
-          </w:rPr>
-          <w:t>143:8</w:t>
-        </w:r>
-      </w:hyperlink>
+      <w:r>
+        <w:rPr>
+          <w:lang w:val="en_US" w:bidi="en_US"/>
+        </w:rPr>
+        <w:t>Psalms 13:5</w:t>
+      </w:r>
+      <w:r>
+        <w:rPr>
+          <w:lang w:val="en_US" w:bidi="en_US"/>
+        </w:rPr>
+        <w:t xml:space="preserve">; </w:t>
+      </w:r>
+      <w:r>
+        <w:rPr>
+          <w:lang w:val="en_US" w:bidi="en_US"/>
+        </w:rPr>
+        <w:t>17:7</w:t>
+      </w:r>
+      <w:r>
+        <w:rPr>
+          <w:lang w:val="en_US" w:bidi="en_US"/>
+        </w:rPr>
+        <w:t xml:space="preserve">; </w:t>
+      </w:r>
+      <w:r>
+        <w:rPr>
+          <w:lang w:val="en_US" w:bidi="en_US"/>
+        </w:rPr>
+        <w:t>21:7</w:t>
+      </w:r>
+      <w:r>
+        <w:rPr>
+          <w:lang w:val="en_US" w:bidi="en_US"/>
+        </w:rPr>
+        <w:t xml:space="preserve">; </w:t>
+      </w:r>
+      <w:r>
+        <w:rPr>
+          <w:lang w:val="en_US" w:bidi="en_US"/>
+        </w:rPr>
+        <w:t>32:10</w:t>
+      </w:r>
+      <w:r>
+        <w:rPr>
+          <w:lang w:val="en_US" w:bidi="en_US"/>
+        </w:rPr>
+        <w:t xml:space="preserve">; </w:t>
+      </w:r>
+      <w:r>
+        <w:rPr>
+          <w:lang w:val="en_US" w:bidi="en_US"/>
+        </w:rPr>
+        <w:t>36:7</w:t>
+      </w:r>
+      <w:r>
+        <w:rPr>
+          <w:lang w:val="en_US" w:bidi="en_US"/>
+        </w:rPr>
+        <w:t xml:space="preserve">; </w:t>
+      </w:r>
+      <w:r>
+        <w:rPr>
+          <w:lang w:val="en_US" w:bidi="en_US"/>
+        </w:rPr>
+        <w:t>52:8</w:t>
+      </w:r>
+      <w:r>
+        <w:rPr>
+          <w:lang w:val="en_US" w:bidi="en_US"/>
+        </w:rPr>
+        <w:t xml:space="preserve">; </w:t>
+      </w:r>
+      <w:r>
+        <w:rPr>
+          <w:lang w:val="en_US" w:bidi="en_US"/>
+        </w:rPr>
+        <w:t>143:8</w:t>
+      </w:r>
       <w:r>
         <w:rPr>
           <w:lang w:val="en_US" w:bidi="en_US"/>
         </w:rPr>
         <w:t>). His name and reputation also build trust (</w:t>
       </w:r>
-      <w:hyperlink r:id="rId197">
-        <w:r>
-          <w:rPr>
-            <w:lang w:val="en_US" w:bidi="en_US"/>
-          </w:rPr>
-          <w:rPr>
-            <w:color w:val="0000EE"/>
-            <w:u w:val="single"/>
-          </w:rPr>
-          <w:t>9:10</w:t>
-        </w:r>
-      </w:hyperlink>
-      <w:r>
-        <w:rPr>
-          <w:lang w:val="en_US" w:bidi="en_US"/>
-        </w:rPr>
-        <w:t xml:space="preserve">; </w:t>
-      </w:r>
-      <w:hyperlink r:id="rId198">
-        <w:r>
-          <w:rPr>
-            <w:lang w:val="en_US" w:bidi="en_US"/>
-          </w:rPr>
-          <w:rPr>
-            <w:color w:val="0000EE"/>
-            <w:u w:val="single"/>
-          </w:rPr>
-          <w:t>20:7</w:t>
-        </w:r>
-      </w:hyperlink>
-      <w:r>
-        <w:rPr>
-          <w:lang w:val="en_US" w:bidi="en_US"/>
-        </w:rPr>
-        <w:t xml:space="preserve">; </w:t>
-      </w:r>
-      <w:hyperlink r:id="rId199">
-        <w:r>
-          <w:rPr>
-            <w:lang w:val="en_US" w:bidi="en_US"/>
-          </w:rPr>
-          <w:rPr>
-            <w:color w:val="0000EE"/>
-            <w:u w:val="single"/>
-          </w:rPr>
-          <w:t>33:21</w:t>
-        </w:r>
-      </w:hyperlink>
+      <w:r>
+        <w:rPr>
+          <w:lang w:val="en_US" w:bidi="en_US"/>
+        </w:rPr>
+        <w:t>9:10</w:t>
+      </w:r>
+      <w:r>
+        <w:rPr>
+          <w:lang w:val="en_US" w:bidi="en_US"/>
+        </w:rPr>
+        <w:t xml:space="preserve">; </w:t>
+      </w:r>
+      <w:r>
+        <w:rPr>
+          <w:lang w:val="en_US" w:bidi="en_US"/>
+        </w:rPr>
+        <w:t>20:7</w:t>
+      </w:r>
+      <w:r>
+        <w:rPr>
+          <w:lang w:val="en_US" w:bidi="en_US"/>
+        </w:rPr>
+        <w:t xml:space="preserve">; </w:t>
+      </w:r>
+      <w:r>
+        <w:rPr>
+          <w:lang w:val="en_US" w:bidi="en_US"/>
+        </w:rPr>
+        <w:t>33:21</w:t>
+      </w:r>
       <w:r>
         <w:rPr>
           <w:lang w:val="en_US" w:bidi="en_US"/>
         </w:rPr>
         <w:t>). Godly people avoid worshiping false gods and anything that makes their complete trust in the Lord weak (</w:t>
       </w:r>
-      <w:hyperlink r:id="rId200">
-        <w:r>
-          <w:rPr>
-            <w:lang w:val="en_US" w:bidi="en_US"/>
-          </w:rPr>
-          <w:rPr>
-            <w:color w:val="0000EE"/>
-            <w:u w:val="single"/>
-          </w:rPr>
-          <w:t>31:6</w:t>
-        </w:r>
-      </w:hyperlink>
+      <w:r>
+        <w:rPr>
+          <w:lang w:val="en_US" w:bidi="en_US"/>
+        </w:rPr>
+        <w:t>31:6</w:t>
+      </w:r>
       <w:r>
         <w:rPr>
           <w:lang w:val="en_US" w:bidi="en_US"/>
         </w:rPr>
         <w:t xml:space="preserve">, </w:t>
       </w:r>
-      <w:hyperlink r:id="rId201">
-        <w:r>
-          <w:rPr>
-            <w:lang w:val="en_US" w:bidi="en_US"/>
-          </w:rPr>
-          <w:rPr>
-            <w:color w:val="0000EE"/>
-            <w:u w:val="single"/>
-          </w:rPr>
-          <w:t>14</w:t>
-        </w:r>
-      </w:hyperlink>
-      <w:r>
-        <w:rPr>
-          <w:lang w:val="en_US" w:bidi="en_US"/>
-        </w:rPr>
-        <w:t xml:space="preserve">; </w:t>
-      </w:r>
-      <w:hyperlink r:id="rId202">
-        <w:r>
-          <w:rPr>
-            <w:lang w:val="en_US" w:bidi="en_US"/>
-          </w:rPr>
-          <w:rPr>
-            <w:color w:val="0000EE"/>
-            <w:u w:val="single"/>
-          </w:rPr>
-          <w:t>44:6</w:t>
-        </w:r>
-      </w:hyperlink>
-      <w:r>
-        <w:rPr>
-          <w:lang w:val="en_US" w:bidi="en_US"/>
-        </w:rPr>
-        <w:t xml:space="preserve">; </w:t>
-      </w:r>
-      <w:hyperlink r:id="rId203">
-        <w:r>
-          <w:rPr>
-            <w:lang w:val="en_US" w:bidi="en_US"/>
-          </w:rPr>
-          <w:rPr>
-            <w:color w:val="0000EE"/>
-            <w:u w:val="single"/>
-          </w:rPr>
-          <w:t>49:6–13</w:t>
-        </w:r>
-      </w:hyperlink>
-      <w:r>
-        <w:rPr>
-          <w:lang w:val="en_US" w:bidi="en_US"/>
-        </w:rPr>
-        <w:t xml:space="preserve">; </w:t>
-      </w:r>
-      <w:hyperlink r:id="rId204">
-        <w:r>
-          <w:rPr>
-            <w:lang w:val="en_US" w:bidi="en_US"/>
-          </w:rPr>
-          <w:rPr>
-            <w:color w:val="0000EE"/>
-            <w:u w:val="single"/>
-          </w:rPr>
-          <w:t>52:7</w:t>
-        </w:r>
-      </w:hyperlink>
+      <w:r>
+        <w:rPr>
+          <w:lang w:val="en_US" w:bidi="en_US"/>
+        </w:rPr>
+        <w:t>14</w:t>
+      </w:r>
+      <w:r>
+        <w:rPr>
+          <w:lang w:val="en_US" w:bidi="en_US"/>
+        </w:rPr>
+        <w:t xml:space="preserve">; </w:t>
+      </w:r>
+      <w:r>
+        <w:rPr>
+          <w:lang w:val="en_US" w:bidi="en_US"/>
+        </w:rPr>
+        <w:t>44:6</w:t>
+      </w:r>
+      <w:r>
+        <w:rPr>
+          <w:lang w:val="en_US" w:bidi="en_US"/>
+        </w:rPr>
+        <w:t xml:space="preserve">; </w:t>
+      </w:r>
+      <w:r>
+        <w:rPr>
+          <w:lang w:val="en_US" w:bidi="en_US"/>
+        </w:rPr>
+        <w:t>49:6–13</w:t>
+      </w:r>
+      <w:r>
+        <w:rPr>
+          <w:lang w:val="en_US" w:bidi="en_US"/>
+        </w:rPr>
+        <w:t xml:space="preserve">; </w:t>
+      </w:r>
+      <w:r>
+        <w:rPr>
+          <w:lang w:val="en_US" w:bidi="en_US"/>
+        </w:rPr>
+        <w:t>52:7</w:t>
+      </w:r>
       <w:r>
         <w:rPr>
           <w:lang w:val="en_US" w:bidi="en_US"/>
         </w:rPr>
         <w:t>). Trusting the Lord is wise. It rejects what is stupid and evil and follows the spiritual way of the Lord (</w:t>
       </w:r>
-      <w:hyperlink r:id="rId205">
-        <w:r>
-          <w:rPr>
-            <w:lang w:val="en_US" w:bidi="en_US"/>
-          </w:rPr>
-          <w:rPr>
-            <w:color w:val="0000EE"/>
-            <w:u w:val="single"/>
-          </w:rPr>
-          <w:t>31:19</w:t>
-        </w:r>
-      </w:hyperlink>
-      <w:r>
-        <w:rPr>
-          <w:lang w:val="en_US" w:bidi="en_US"/>
-        </w:rPr>
-        <w:t xml:space="preserve">; </w:t>
-      </w:r>
-      <w:hyperlink r:id="rId206">
-        <w:r>
-          <w:rPr>
-            <w:lang w:val="en_US" w:bidi="en_US"/>
-          </w:rPr>
-          <w:rPr>
-            <w:color w:val="0000EE"/>
-            <w:u w:val="single"/>
-          </w:rPr>
-          <w:t>37:3</w:t>
-        </w:r>
-      </w:hyperlink>
+      <w:r>
+        <w:rPr>
+          <w:lang w:val="en_US" w:bidi="en_US"/>
+        </w:rPr>
+        <w:t>31:19</w:t>
+      </w:r>
+      <w:r>
+        <w:rPr>
+          <w:lang w:val="en_US" w:bidi="en_US"/>
+        </w:rPr>
+        <w:t xml:space="preserve">; </w:t>
+      </w:r>
+      <w:r>
+        <w:rPr>
+          <w:lang w:val="en_US" w:bidi="en_US"/>
+        </w:rPr>
+        <w:t>37:3</w:t>
+      </w:r>
       <w:r>
         <w:rPr>
           <w:lang w:val="en_US" w:bidi="en_US"/>
         </w:rPr>
         <w:t xml:space="preserve">, </w:t>
       </w:r>
-      <w:hyperlink r:id="rId207">
-        <w:r>
-          <w:rPr>
-            <w:lang w:val="en_US" w:bidi="en_US"/>
-          </w:rPr>
-          <w:rPr>
-            <w:color w:val="0000EE"/>
-            <w:u w:val="single"/>
-          </w:rPr>
-          <w:t>5</w:t>
-        </w:r>
-      </w:hyperlink>
-      <w:r>
-        <w:rPr>
-          <w:lang w:val="en_US" w:bidi="en_US"/>
-        </w:rPr>
-        <w:t xml:space="preserve">; </w:t>
-      </w:r>
-      <w:hyperlink r:id="rId208">
-        <w:r>
-          <w:rPr>
-            <w:lang w:val="en_US" w:bidi="en_US"/>
-          </w:rPr>
-          <w:rPr>
-            <w:color w:val="0000EE"/>
-            <w:u w:val="single"/>
-          </w:rPr>
-          <w:t>115:11</w:t>
-        </w:r>
-      </w:hyperlink>
+      <w:r>
+        <w:rPr>
+          <w:lang w:val="en_US" w:bidi="en_US"/>
+        </w:rPr>
+        <w:t>5</w:t>
+      </w:r>
+      <w:r>
+        <w:rPr>
+          <w:lang w:val="en_US" w:bidi="en_US"/>
+        </w:rPr>
+        <w:t xml:space="preserve">; </w:t>
+      </w:r>
+      <w:r>
+        <w:rPr>
+          <w:lang w:val="en_US" w:bidi="en_US"/>
+        </w:rPr>
+        <w:t>115:11</w:t>
+      </w:r>
       <w:r>
         <w:rPr>
           <w:lang w:val="en_US" w:bidi="en_US"/>
@@ -5969,234 +4523,156 @@
         </w:rPr>
         <w:t>For godly people, every challenge in life is a chance to grow in trust (</w:t>
       </w:r>
-      <w:hyperlink r:id="rId209">
-        <w:r>
-          <w:rPr>
-            <w:lang w:val="en_US" w:bidi="en_US"/>
-          </w:rPr>
-          <w:rPr>
-            <w:color w:val="0000EE"/>
-            <w:u w:val="single"/>
-          </w:rPr>
-          <w:t>Psalms 9:9</w:t>
-        </w:r>
-      </w:hyperlink>
-      <w:r>
-        <w:rPr>
-          <w:lang w:val="en_US" w:bidi="en_US"/>
-        </w:rPr>
-        <w:t xml:space="preserve">; </w:t>
-      </w:r>
-      <w:hyperlink r:id="rId210">
-        <w:r>
-          <w:rPr>
-            <w:lang w:val="en_US" w:bidi="en_US"/>
-          </w:rPr>
-          <w:rPr>
-            <w:color w:val="0000EE"/>
-            <w:u w:val="single"/>
-          </w:rPr>
-          <w:t>25:2</w:t>
-        </w:r>
-      </w:hyperlink>
-      <w:r>
-        <w:rPr>
-          <w:lang w:val="en_US" w:bidi="en_US"/>
-        </w:rPr>
-        <w:t xml:space="preserve">; </w:t>
-      </w:r>
-      <w:hyperlink r:id="rId211">
-        <w:r>
-          <w:rPr>
-            <w:lang w:val="en_US" w:bidi="en_US"/>
-          </w:rPr>
-          <w:rPr>
-            <w:color w:val="0000EE"/>
-            <w:u w:val="single"/>
-          </w:rPr>
-          <w:t>46:1</w:t>
-        </w:r>
-      </w:hyperlink>
-      <w:r>
-        <w:rPr>
-          <w:lang w:val="en_US" w:bidi="en_US"/>
-        </w:rPr>
-        <w:t xml:space="preserve">; </w:t>
-      </w:r>
-      <w:hyperlink r:id="rId212">
-        <w:r>
-          <w:rPr>
-            <w:lang w:val="en_US" w:bidi="en_US"/>
-          </w:rPr>
-          <w:rPr>
-            <w:color w:val="0000EE"/>
-            <w:u w:val="single"/>
-          </w:rPr>
-          <w:t>55:23</w:t>
-        </w:r>
-      </w:hyperlink>
-      <w:r>
-        <w:rPr>
-          <w:lang w:val="en_US" w:bidi="en_US"/>
-        </w:rPr>
-        <w:t xml:space="preserve">; </w:t>
-      </w:r>
-      <w:hyperlink r:id="rId213">
-        <w:r>
-          <w:rPr>
-            <w:lang w:val="en_US" w:bidi="en_US"/>
-          </w:rPr>
-          <w:rPr>
-            <w:color w:val="0000EE"/>
-            <w:u w:val="single"/>
-          </w:rPr>
-          <w:t>57:1</w:t>
-        </w:r>
-      </w:hyperlink>
-      <w:r>
-        <w:rPr>
-          <w:lang w:val="en_US" w:bidi="en_US"/>
-        </w:rPr>
-        <w:t xml:space="preserve">; </w:t>
-      </w:r>
-      <w:hyperlink r:id="rId214">
-        <w:r>
-          <w:rPr>
-            <w:lang w:val="en_US" w:bidi="en_US"/>
-          </w:rPr>
-          <w:rPr>
-            <w:color w:val="0000EE"/>
-            <w:u w:val="single"/>
-          </w:rPr>
-          <w:t>59:16</w:t>
-        </w:r>
-      </w:hyperlink>
-      <w:r>
-        <w:rPr>
-          <w:lang w:val="en_US" w:bidi="en_US"/>
-        </w:rPr>
-        <w:t xml:space="preserve">; </w:t>
-      </w:r>
-      <w:hyperlink r:id="rId215">
-        <w:r>
-          <w:rPr>
-            <w:lang w:val="en_US" w:bidi="en_US"/>
-          </w:rPr>
-          <w:rPr>
-            <w:color w:val="0000EE"/>
-            <w:u w:val="single"/>
-          </w:rPr>
-          <w:t>62:8</w:t>
-        </w:r>
-      </w:hyperlink>
-      <w:r>
-        <w:rPr>
-          <w:lang w:val="en_US" w:bidi="en_US"/>
-        </w:rPr>
-        <w:t xml:space="preserve">; </w:t>
-      </w:r>
-      <w:hyperlink r:id="rId216">
-        <w:r>
-          <w:rPr>
-            <w:lang w:val="en_US" w:bidi="en_US"/>
-          </w:rPr>
-          <w:rPr>
-            <w:color w:val="0000EE"/>
-            <w:u w:val="single"/>
-          </w:rPr>
-          <w:t>78:7</w:t>
-        </w:r>
-      </w:hyperlink>
+      <w:r>
+        <w:rPr>
+          <w:lang w:val="en_US" w:bidi="en_US"/>
+        </w:rPr>
+        <w:t>Psalms 9:9</w:t>
+      </w:r>
+      <w:r>
+        <w:rPr>
+          <w:lang w:val="en_US" w:bidi="en_US"/>
+        </w:rPr>
+        <w:t xml:space="preserve">; </w:t>
+      </w:r>
+      <w:r>
+        <w:rPr>
+          <w:lang w:val="en_US" w:bidi="en_US"/>
+        </w:rPr>
+        <w:t>25:2</w:t>
+      </w:r>
+      <w:r>
+        <w:rPr>
+          <w:lang w:val="en_US" w:bidi="en_US"/>
+        </w:rPr>
+        <w:t xml:space="preserve">; </w:t>
+      </w:r>
+      <w:r>
+        <w:rPr>
+          <w:lang w:val="en_US" w:bidi="en_US"/>
+        </w:rPr>
+        <w:t>46:1</w:t>
+      </w:r>
+      <w:r>
+        <w:rPr>
+          <w:lang w:val="en_US" w:bidi="en_US"/>
+        </w:rPr>
+        <w:t xml:space="preserve">; </w:t>
+      </w:r>
+      <w:r>
+        <w:rPr>
+          <w:lang w:val="en_US" w:bidi="en_US"/>
+        </w:rPr>
+        <w:t>55:23</w:t>
+      </w:r>
+      <w:r>
+        <w:rPr>
+          <w:lang w:val="en_US" w:bidi="en_US"/>
+        </w:rPr>
+        <w:t xml:space="preserve">; </w:t>
+      </w:r>
+      <w:r>
+        <w:rPr>
+          <w:lang w:val="en_US" w:bidi="en_US"/>
+        </w:rPr>
+        <w:t>57:1</w:t>
+      </w:r>
+      <w:r>
+        <w:rPr>
+          <w:lang w:val="en_US" w:bidi="en_US"/>
+        </w:rPr>
+        <w:t xml:space="preserve">; </w:t>
+      </w:r>
+      <w:r>
+        <w:rPr>
+          <w:lang w:val="en_US" w:bidi="en_US"/>
+        </w:rPr>
+        <w:t>59:16</w:t>
+      </w:r>
+      <w:r>
+        <w:rPr>
+          <w:lang w:val="en_US" w:bidi="en_US"/>
+        </w:rPr>
+        <w:t xml:space="preserve">; </w:t>
+      </w:r>
+      <w:r>
+        <w:rPr>
+          <w:lang w:val="en_US" w:bidi="en_US"/>
+        </w:rPr>
+        <w:t>62:8</w:t>
+      </w:r>
+      <w:r>
+        <w:rPr>
+          <w:lang w:val="en_US" w:bidi="en_US"/>
+        </w:rPr>
+        <w:t xml:space="preserve">; </w:t>
+      </w:r>
+      <w:r>
+        <w:rPr>
+          <w:lang w:val="en_US" w:bidi="en_US"/>
+        </w:rPr>
+        <w:t>78:7</w:t>
+      </w:r>
       <w:r>
         <w:rPr>
           <w:lang w:val="en_US" w:bidi="en_US"/>
         </w:rPr>
         <w:t>). Godly people do not fear life’s situations (</w:t>
       </w:r>
-      <w:hyperlink r:id="rId217">
-        <w:r>
-          <w:rPr>
-            <w:lang w:val="en_US" w:bidi="en_US"/>
-          </w:rPr>
-          <w:rPr>
-            <w:color w:val="0000EE"/>
-            <w:u w:val="single"/>
-          </w:rPr>
-          <w:t>56:3–4</w:t>
-        </w:r>
-      </w:hyperlink>
+      <w:r>
+        <w:rPr>
+          <w:lang w:val="en_US" w:bidi="en_US"/>
+        </w:rPr>
+        <w:t>56:3–4</w:t>
+      </w:r>
       <w:r>
         <w:rPr>
           <w:lang w:val="en_US" w:bidi="en_US"/>
         </w:rPr>
         <w:t xml:space="preserve">, </w:t>
       </w:r>
-      <w:hyperlink r:id="rId218">
-        <w:r>
-          <w:rPr>
-            <w:lang w:val="en_US" w:bidi="en_US"/>
-          </w:rPr>
-          <w:rPr>
-            <w:color w:val="0000EE"/>
-            <w:u w:val="single"/>
-          </w:rPr>
-          <w:t>11</w:t>
-        </w:r>
-      </w:hyperlink>
-      <w:r>
-        <w:rPr>
-          <w:lang w:val="en_US" w:bidi="en_US"/>
-        </w:rPr>
-        <w:t xml:space="preserve">; </w:t>
-      </w:r>
-      <w:hyperlink r:id="rId219">
-        <w:r>
-          <w:rPr>
-            <w:lang w:val="en_US" w:bidi="en_US"/>
-          </w:rPr>
-          <w:rPr>
-            <w:color w:val="0000EE"/>
-            <w:u w:val="single"/>
-          </w:rPr>
-          <w:t>112:7</w:t>
-        </w:r>
-      </w:hyperlink>
+      <w:r>
+        <w:rPr>
+          <w:lang w:val="en_US" w:bidi="en_US"/>
+        </w:rPr>
+        <w:t>11</w:t>
+      </w:r>
+      <w:r>
+        <w:rPr>
+          <w:lang w:val="en_US" w:bidi="en_US"/>
+        </w:rPr>
+        <w:t xml:space="preserve">; </w:t>
+      </w:r>
+      <w:r>
+        <w:rPr>
+          <w:lang w:val="en_US" w:bidi="en_US"/>
+        </w:rPr>
+        <w:t>112:7</w:t>
+      </w:r>
       <w:r>
         <w:rPr>
           <w:lang w:val="en_US" w:bidi="en_US"/>
         </w:rPr>
         <w:t>). Instead they become more confident during them (</w:t>
       </w:r>
-      <w:hyperlink r:id="rId219">
-        <w:r>
-          <w:rPr>
-            <w:lang w:val="en_US" w:bidi="en_US"/>
-          </w:rPr>
-          <w:rPr>
-            <w:color w:val="0000EE"/>
-            <w:u w:val="single"/>
-          </w:rPr>
-          <w:t>112:7</w:t>
-        </w:r>
-      </w:hyperlink>
-      <w:r>
-        <w:rPr>
-          <w:lang w:val="en_US" w:bidi="en_US"/>
-        </w:rPr>
-        <w:t xml:space="preserve">; </w:t>
-      </w:r>
-      <w:hyperlink r:id="rId220">
-        <w:r>
-          <w:rPr>
-            <w:lang w:val="en_US" w:bidi="en_US"/>
-          </w:rPr>
-          <w:rPr>
-            <w:color w:val="0000EE"/>
-            <w:u w:val="single"/>
-          </w:rPr>
-          <w:t>125:1</w:t>
-        </w:r>
-      </w:hyperlink>
+      <w:r>
+        <w:rPr>
+          <w:lang w:val="en_US" w:bidi="en_US"/>
+        </w:rPr>
+        <w:t>112:7</w:t>
+      </w:r>
+      <w:r>
+        <w:rPr>
+          <w:lang w:val="en_US" w:bidi="en_US"/>
+        </w:rPr>
+        <w:t xml:space="preserve">; </w:t>
+      </w:r>
+      <w:r>
+        <w:rPr>
+          <w:lang w:val="en_US" w:bidi="en_US"/>
+        </w:rPr>
+        <w:t>125:1</w:t>
+      </w:r>
       <w:r>
         <w:rPr>
           <w:lang w:val="en_US" w:bidi="en_US"/>
@@ -6217,486 +4693,324 @@
         </w:rPr>
         <w:t xml:space="preserve">The Lord saves, cares for, and rewards those who trust in him (see </w:t>
       </w:r>
-      <w:hyperlink r:id="rId221">
-        <w:r>
-          <w:rPr>
-            <w:lang w:val="en_US" w:bidi="en_US"/>
-          </w:rPr>
-          <w:rPr>
-            <w:color w:val="0000EE"/>
-            <w:u w:val="single"/>
-          </w:rPr>
-          <w:t>Psalms 7:1</w:t>
-        </w:r>
-      </w:hyperlink>
-      <w:r>
-        <w:rPr>
-          <w:lang w:val="en_US" w:bidi="en_US"/>
-        </w:rPr>
-        <w:t xml:space="preserve">; </w:t>
-      </w:r>
-      <w:hyperlink r:id="rId222">
-        <w:r>
-          <w:rPr>
-            <w:lang w:val="en_US" w:bidi="en_US"/>
-          </w:rPr>
-          <w:rPr>
-            <w:color w:val="0000EE"/>
-            <w:u w:val="single"/>
-          </w:rPr>
-          <w:t>16:1</w:t>
-        </w:r>
-      </w:hyperlink>
-      <w:r>
-        <w:rPr>
-          <w:lang w:val="en_US" w:bidi="en_US"/>
-        </w:rPr>
-        <w:t xml:space="preserve">; </w:t>
-      </w:r>
-      <w:hyperlink r:id="rId223">
-        <w:r>
-          <w:rPr>
-            <w:lang w:val="en_US" w:bidi="en_US"/>
-          </w:rPr>
-          <w:rPr>
-            <w:color w:val="0000EE"/>
-            <w:u w:val="single"/>
-          </w:rPr>
-          <w:t>25:20</w:t>
-        </w:r>
-      </w:hyperlink>
-      <w:r>
-        <w:rPr>
-          <w:lang w:val="en_US" w:bidi="en_US"/>
-        </w:rPr>
-        <w:t xml:space="preserve">; </w:t>
-      </w:r>
-      <w:hyperlink r:id="rId224">
-        <w:r>
-          <w:rPr>
-            <w:lang w:val="en_US" w:bidi="en_US"/>
-          </w:rPr>
-          <w:rPr>
-            <w:color w:val="0000EE"/>
-            <w:u w:val="single"/>
-          </w:rPr>
-          <w:t>26:1</w:t>
-        </w:r>
-      </w:hyperlink>
-      <w:r>
-        <w:rPr>
-          <w:lang w:val="en_US" w:bidi="en_US"/>
-        </w:rPr>
-        <w:t xml:space="preserve">; </w:t>
-      </w:r>
-      <w:hyperlink r:id="rId225">
-        <w:r>
-          <w:rPr>
-            <w:lang w:val="en_US" w:bidi="en_US"/>
-          </w:rPr>
-          <w:rPr>
-            <w:color w:val="0000EE"/>
-            <w:u w:val="single"/>
-          </w:rPr>
-          <w:t>31:1–2</w:t>
-        </w:r>
-      </w:hyperlink>
+      <w:r>
+        <w:rPr>
+          <w:lang w:val="en_US" w:bidi="en_US"/>
+        </w:rPr>
+        <w:t>Psalms 7:1</w:t>
+      </w:r>
+      <w:r>
+        <w:rPr>
+          <w:lang w:val="en_US" w:bidi="en_US"/>
+        </w:rPr>
+        <w:t xml:space="preserve">; </w:t>
+      </w:r>
+      <w:r>
+        <w:rPr>
+          <w:lang w:val="en_US" w:bidi="en_US"/>
+        </w:rPr>
+        <w:t>16:1</w:t>
+      </w:r>
+      <w:r>
+        <w:rPr>
+          <w:lang w:val="en_US" w:bidi="en_US"/>
+        </w:rPr>
+        <w:t xml:space="preserve">; </w:t>
+      </w:r>
+      <w:r>
+        <w:rPr>
+          <w:lang w:val="en_US" w:bidi="en_US"/>
+        </w:rPr>
+        <w:t>25:20</w:t>
+      </w:r>
+      <w:r>
+        <w:rPr>
+          <w:lang w:val="en_US" w:bidi="en_US"/>
+        </w:rPr>
+        <w:t xml:space="preserve">; </w:t>
+      </w:r>
+      <w:r>
+        <w:rPr>
+          <w:lang w:val="en_US" w:bidi="en_US"/>
+        </w:rPr>
+        <w:t>26:1</w:t>
+      </w:r>
+      <w:r>
+        <w:rPr>
+          <w:lang w:val="en_US" w:bidi="en_US"/>
+        </w:rPr>
+        <w:t xml:space="preserve">; </w:t>
+      </w:r>
+      <w:r>
+        <w:rPr>
+          <w:lang w:val="en_US" w:bidi="en_US"/>
+        </w:rPr>
+        <w:t>31:1–2</w:t>
+      </w:r>
       <w:r>
         <w:rPr>
           <w:lang w:val="en_US" w:bidi="en_US"/>
         </w:rPr>
         <w:t xml:space="preserve">, </w:t>
       </w:r>
-      <w:hyperlink r:id="rId226">
-        <w:r>
-          <w:rPr>
-            <w:lang w:val="en_US" w:bidi="en_US"/>
-          </w:rPr>
-          <w:rPr>
-            <w:color w:val="0000EE"/>
-            <w:u w:val="single"/>
-          </w:rPr>
-          <w:t>4</w:t>
-        </w:r>
-      </w:hyperlink>
+      <w:r>
+        <w:rPr>
+          <w:lang w:val="en_US" w:bidi="en_US"/>
+        </w:rPr>
+        <w:t>4</w:t>
+      </w:r>
       <w:r>
         <w:rPr>
           <w:lang w:val="en_US" w:bidi="en_US"/>
         </w:rPr>
         <w:t xml:space="preserve">, </w:t>
       </w:r>
-      <w:hyperlink r:id="rId205">
-        <w:r>
-          <w:rPr>
-            <w:lang w:val="en_US" w:bidi="en_US"/>
-          </w:rPr>
-          <w:rPr>
-            <w:color w:val="0000EE"/>
-            <w:u w:val="single"/>
-          </w:rPr>
-          <w:t>19</w:t>
-        </w:r>
-      </w:hyperlink>
-      <w:r>
-        <w:rPr>
-          <w:lang w:val="en_US" w:bidi="en_US"/>
-        </w:rPr>
-        <w:t xml:space="preserve">; </w:t>
-      </w:r>
-      <w:hyperlink r:id="rId227">
-        <w:r>
-          <w:rPr>
-            <w:lang w:val="en_US" w:bidi="en_US"/>
-          </w:rPr>
-          <w:rPr>
-            <w:color w:val="0000EE"/>
-            <w:u w:val="single"/>
-          </w:rPr>
-          <w:t>34:22</w:t>
-        </w:r>
-      </w:hyperlink>
-      <w:r>
-        <w:rPr>
-          <w:lang w:val="en_US" w:bidi="en_US"/>
-        </w:rPr>
-        <w:t xml:space="preserve">; </w:t>
-      </w:r>
-      <w:hyperlink r:id="rId228">
-        <w:r>
-          <w:rPr>
-            <w:lang w:val="en_US" w:bidi="en_US"/>
-          </w:rPr>
-          <w:rPr>
-            <w:color w:val="0000EE"/>
-            <w:u w:val="single"/>
-          </w:rPr>
-          <w:t>37:39–40</w:t>
-        </w:r>
-      </w:hyperlink>
-      <w:r>
-        <w:rPr>
-          <w:lang w:val="en_US" w:bidi="en_US"/>
-        </w:rPr>
-        <w:t xml:space="preserve">; </w:t>
-      </w:r>
-      <w:hyperlink r:id="rId229">
-        <w:r>
-          <w:rPr>
-            <w:lang w:val="en_US" w:bidi="en_US"/>
-          </w:rPr>
-          <w:rPr>
-            <w:color w:val="0000EE"/>
-            <w:u w:val="single"/>
-          </w:rPr>
-          <w:t>86:2</w:t>
-        </w:r>
-      </w:hyperlink>
+      <w:r>
+        <w:rPr>
+          <w:lang w:val="en_US" w:bidi="en_US"/>
+        </w:rPr>
+        <w:t>19</w:t>
+      </w:r>
+      <w:r>
+        <w:rPr>
+          <w:lang w:val="en_US" w:bidi="en_US"/>
+        </w:rPr>
+        <w:t xml:space="preserve">; </w:t>
+      </w:r>
+      <w:r>
+        <w:rPr>
+          <w:lang w:val="en_US" w:bidi="en_US"/>
+        </w:rPr>
+        <w:t>34:22</w:t>
+      </w:r>
+      <w:r>
+        <w:rPr>
+          <w:lang w:val="en_US" w:bidi="en_US"/>
+        </w:rPr>
+        <w:t xml:space="preserve">; </w:t>
+      </w:r>
+      <w:r>
+        <w:rPr>
+          <w:lang w:val="en_US" w:bidi="en_US"/>
+        </w:rPr>
+        <w:t>37:39–40</w:t>
+      </w:r>
+      <w:r>
+        <w:rPr>
+          <w:lang w:val="en_US" w:bidi="en_US"/>
+        </w:rPr>
+        <w:t xml:space="preserve">; </w:t>
+      </w:r>
+      <w:r>
+        <w:rPr>
+          <w:lang w:val="en_US" w:bidi="en_US"/>
+        </w:rPr>
+        <w:t>86:2</w:t>
+      </w:r>
       <w:r>
         <w:rPr>
           <w:lang w:val="en_US" w:bidi="en_US"/>
         </w:rPr>
         <w:t>). God blesses them as they hope for God’s redemption (</w:t>
       </w:r>
-      <w:hyperlink r:id="rId230">
-        <w:r>
-          <w:rPr>
-            <w:lang w:val="en_US" w:bidi="en_US"/>
-          </w:rPr>
-          <w:rPr>
-            <w:color w:val="0000EE"/>
-            <w:u w:val="single"/>
-          </w:rPr>
-          <w:t>2:12</w:t>
-        </w:r>
-      </w:hyperlink>
-      <w:r>
-        <w:rPr>
-          <w:lang w:val="en_US" w:bidi="en_US"/>
-        </w:rPr>
-        <w:t xml:space="preserve">; </w:t>
-      </w:r>
-      <w:hyperlink r:id="rId231">
-        <w:r>
-          <w:rPr>
-            <w:lang w:val="en_US" w:bidi="en_US"/>
-          </w:rPr>
-          <w:rPr>
-            <w:color w:val="0000EE"/>
-            <w:u w:val="single"/>
-          </w:rPr>
-          <w:t>22:4–5</w:t>
-        </w:r>
-      </w:hyperlink>
-      <w:r>
-        <w:rPr>
-          <w:lang w:val="en_US" w:bidi="en_US"/>
-        </w:rPr>
-        <w:t xml:space="preserve">; </w:t>
-      </w:r>
-      <w:hyperlink r:id="rId232">
-        <w:r>
-          <w:rPr>
-            <w:lang w:val="en_US" w:bidi="en_US"/>
-          </w:rPr>
-          <w:rPr>
-            <w:color w:val="0000EE"/>
-            <w:u w:val="single"/>
-          </w:rPr>
-          <w:t>34:8</w:t>
-        </w:r>
-      </w:hyperlink>
-      <w:r>
-        <w:rPr>
-          <w:lang w:val="en_US" w:bidi="en_US"/>
-        </w:rPr>
-        <w:t xml:space="preserve">; </w:t>
-      </w:r>
-      <w:hyperlink r:id="rId233">
-        <w:r>
-          <w:rPr>
-            <w:lang w:val="en_US" w:bidi="en_US"/>
-          </w:rPr>
-          <w:rPr>
-            <w:color w:val="0000EE"/>
-            <w:u w:val="single"/>
-          </w:rPr>
-          <w:t>40:4</w:t>
-        </w:r>
-      </w:hyperlink>
-      <w:r>
-        <w:rPr>
-          <w:lang w:val="en_US" w:bidi="en_US"/>
-        </w:rPr>
-        <w:t xml:space="preserve">; </w:t>
-      </w:r>
-      <w:hyperlink r:id="rId234">
-        <w:r>
-          <w:rPr>
-            <w:lang w:val="en_US" w:bidi="en_US"/>
-          </w:rPr>
-          <w:rPr>
-            <w:color w:val="0000EE"/>
-            <w:u w:val="single"/>
-          </w:rPr>
-          <w:t>84:12</w:t>
-        </w:r>
-      </w:hyperlink>
-      <w:r>
-        <w:rPr>
-          <w:lang w:val="en_US" w:bidi="en_US"/>
-        </w:rPr>
-        <w:t xml:space="preserve">; </w:t>
-      </w:r>
-      <w:hyperlink r:id="rId235">
-        <w:r>
-          <w:rPr>
-            <w:lang w:val="en_US" w:bidi="en_US"/>
-          </w:rPr>
-          <w:rPr>
-            <w:color w:val="0000EE"/>
-            <w:u w:val="single"/>
-          </w:rPr>
-          <w:t>37:7</w:t>
-        </w:r>
-      </w:hyperlink>
+      <w:r>
+        <w:rPr>
+          <w:lang w:val="en_US" w:bidi="en_US"/>
+        </w:rPr>
+        <w:t>2:12</w:t>
+      </w:r>
+      <w:r>
+        <w:rPr>
+          <w:lang w:val="en_US" w:bidi="en_US"/>
+        </w:rPr>
+        <w:t xml:space="preserve">; </w:t>
+      </w:r>
+      <w:r>
+        <w:rPr>
+          <w:lang w:val="en_US" w:bidi="en_US"/>
+        </w:rPr>
+        <w:t>22:4–5</w:t>
+      </w:r>
+      <w:r>
+        <w:rPr>
+          <w:lang w:val="en_US" w:bidi="en_US"/>
+        </w:rPr>
+        <w:t xml:space="preserve">; </w:t>
+      </w:r>
+      <w:r>
+        <w:rPr>
+          <w:lang w:val="en_US" w:bidi="en_US"/>
+        </w:rPr>
+        <w:t>34:8</w:t>
+      </w:r>
+      <w:r>
+        <w:rPr>
+          <w:lang w:val="en_US" w:bidi="en_US"/>
+        </w:rPr>
+        <w:t xml:space="preserve">; </w:t>
+      </w:r>
+      <w:r>
+        <w:rPr>
+          <w:lang w:val="en_US" w:bidi="en_US"/>
+        </w:rPr>
+        <w:t>40:4</w:t>
+      </w:r>
+      <w:r>
+        <w:rPr>
+          <w:lang w:val="en_US" w:bidi="en_US"/>
+        </w:rPr>
+        <w:t xml:space="preserve">; </w:t>
+      </w:r>
+      <w:r>
+        <w:rPr>
+          <w:lang w:val="en_US" w:bidi="en_US"/>
+        </w:rPr>
+        <w:t>84:12</w:t>
+      </w:r>
+      <w:r>
+        <w:rPr>
+          <w:lang w:val="en_US" w:bidi="en_US"/>
+        </w:rPr>
+        <w:t xml:space="preserve">; </w:t>
+      </w:r>
+      <w:r>
+        <w:rPr>
+          <w:lang w:val="en_US" w:bidi="en_US"/>
+        </w:rPr>
+        <w:t>37:7</w:t>
+      </w:r>
       <w:r>
         <w:rPr>
           <w:lang w:val="en_US" w:bidi="en_US"/>
         </w:rPr>
         <w:t xml:space="preserve">, </w:t>
       </w:r>
-      <w:hyperlink r:id="rId236">
-        <w:r>
-          <w:rPr>
-            <w:lang w:val="en_US" w:bidi="en_US"/>
-          </w:rPr>
-          <w:rPr>
-            <w:color w:val="0000EE"/>
-            <w:u w:val="single"/>
-          </w:rPr>
-          <w:t>34</w:t>
-        </w:r>
-      </w:hyperlink>
-      <w:r>
-        <w:rPr>
-          <w:lang w:val="en_US" w:bidi="en_US"/>
-        </w:rPr>
-        <w:t xml:space="preserve">; </w:t>
-      </w:r>
-      <w:hyperlink r:id="rId237">
-        <w:r>
-          <w:rPr>
-            <w:lang w:val="en_US" w:bidi="en_US"/>
-          </w:rPr>
-          <w:rPr>
-            <w:color w:val="0000EE"/>
-            <w:u w:val="single"/>
-          </w:rPr>
-          <w:t>38:15</w:t>
-        </w:r>
-      </w:hyperlink>
-      <w:r>
-        <w:rPr>
-          <w:lang w:val="en_US" w:bidi="en_US"/>
-        </w:rPr>
-        <w:t xml:space="preserve">; </w:t>
-      </w:r>
-      <w:hyperlink r:id="rId238">
-        <w:r>
-          <w:rPr>
-            <w:lang w:val="en_US" w:bidi="en_US"/>
-          </w:rPr>
-          <w:rPr>
-            <w:color w:val="0000EE"/>
-            <w:u w:val="single"/>
-          </w:rPr>
-          <w:t>40:1</w:t>
-        </w:r>
-      </w:hyperlink>
-      <w:r>
-        <w:rPr>
-          <w:lang w:val="en_US" w:bidi="en_US"/>
-        </w:rPr>
-        <w:t xml:space="preserve">; </w:t>
-      </w:r>
-      <w:hyperlink r:id="rId239">
-        <w:r>
-          <w:rPr>
-            <w:lang w:val="en_US" w:bidi="en_US"/>
-          </w:rPr>
-          <w:rPr>
-            <w:color w:val="0000EE"/>
-            <w:u w:val="single"/>
-          </w:rPr>
-          <w:t>119:166</w:t>
-        </w:r>
-      </w:hyperlink>
-      <w:r>
-        <w:rPr>
-          <w:lang w:val="en_US" w:bidi="en_US"/>
-        </w:rPr>
-        <w:t xml:space="preserve">; </w:t>
-      </w:r>
-      <w:hyperlink r:id="rId240">
-        <w:r>
-          <w:rPr>
-            <w:lang w:val="en_US" w:bidi="en_US"/>
-          </w:rPr>
-          <w:rPr>
-            <w:color w:val="0000EE"/>
-            <w:u w:val="single"/>
-          </w:rPr>
-          <w:t>130:5–6</w:t>
-        </w:r>
-      </w:hyperlink>
+      <w:r>
+        <w:rPr>
+          <w:lang w:val="en_US" w:bidi="en_US"/>
+        </w:rPr>
+        <w:t>34</w:t>
+      </w:r>
+      <w:r>
+        <w:rPr>
+          <w:lang w:val="en_US" w:bidi="en_US"/>
+        </w:rPr>
+        <w:t xml:space="preserve">; </w:t>
+      </w:r>
+      <w:r>
+        <w:rPr>
+          <w:lang w:val="en_US" w:bidi="en_US"/>
+        </w:rPr>
+        <w:t>38:15</w:t>
+      </w:r>
+      <w:r>
+        <w:rPr>
+          <w:lang w:val="en_US" w:bidi="en_US"/>
+        </w:rPr>
+        <w:t xml:space="preserve">; </w:t>
+      </w:r>
+      <w:r>
+        <w:rPr>
+          <w:lang w:val="en_US" w:bidi="en_US"/>
+        </w:rPr>
+        <w:t>40:1</w:t>
+      </w:r>
+      <w:r>
+        <w:rPr>
+          <w:lang w:val="en_US" w:bidi="en_US"/>
+        </w:rPr>
+        <w:t xml:space="preserve">; </w:t>
+      </w:r>
+      <w:r>
+        <w:rPr>
+          <w:lang w:val="en_US" w:bidi="en_US"/>
+        </w:rPr>
+        <w:t>119:166</w:t>
+      </w:r>
+      <w:r>
+        <w:rPr>
+          <w:lang w:val="en_US" w:bidi="en_US"/>
+        </w:rPr>
+        <w:t xml:space="preserve">; </w:t>
+      </w:r>
+      <w:r>
+        <w:rPr>
+          <w:lang w:val="en_US" w:bidi="en_US"/>
+        </w:rPr>
+        <w:t>130:5–6</w:t>
+      </w:r>
       <w:r>
         <w:rPr>
           <w:lang w:val="en_US" w:bidi="en_US"/>
         </w:rPr>
         <w:t>). Faith in the Lord brings joy and reasons to praise him (</w:t>
       </w:r>
-      <w:hyperlink r:id="rId241">
-        <w:r>
-          <w:rPr>
-            <w:lang w:val="en_US" w:bidi="en_US"/>
-          </w:rPr>
-          <w:rPr>
-            <w:color w:val="0000EE"/>
-            <w:u w:val="single"/>
-          </w:rPr>
-          <w:t>5:11</w:t>
-        </w:r>
-      </w:hyperlink>
-      <w:r>
-        <w:rPr>
-          <w:lang w:val="en_US" w:bidi="en_US"/>
-        </w:rPr>
-        <w:t xml:space="preserve">; </w:t>
-      </w:r>
-      <w:hyperlink r:id="rId242">
-        <w:r>
-          <w:rPr>
-            <w:lang w:val="en_US" w:bidi="en_US"/>
-          </w:rPr>
-          <w:rPr>
-            <w:color w:val="0000EE"/>
-            <w:u w:val="single"/>
-          </w:rPr>
-          <w:t>18:30–36</w:t>
-        </w:r>
-      </w:hyperlink>
-      <w:r>
-        <w:rPr>
-          <w:lang w:val="en_US" w:bidi="en_US"/>
-        </w:rPr>
-        <w:t xml:space="preserve">; </w:t>
-      </w:r>
-      <w:hyperlink r:id="rId243">
-        <w:r>
-          <w:rPr>
-            <w:lang w:val="en_US" w:bidi="en_US"/>
-          </w:rPr>
-          <w:rPr>
-            <w:color w:val="0000EE"/>
-            <w:u w:val="single"/>
-          </w:rPr>
-          <w:t>28:7</w:t>
-        </w:r>
-      </w:hyperlink>
-      <w:r>
-        <w:rPr>
-          <w:lang w:val="en_US" w:bidi="en_US"/>
-        </w:rPr>
-        <w:t xml:space="preserve">; </w:t>
-      </w:r>
-      <w:hyperlink r:id="rId244">
-        <w:r>
-          <w:rPr>
-            <w:lang w:val="en_US" w:bidi="en_US"/>
-          </w:rPr>
-          <w:rPr>
-            <w:color w:val="0000EE"/>
-            <w:u w:val="single"/>
-          </w:rPr>
-          <w:t>40:3</w:t>
-        </w:r>
-      </w:hyperlink>
-      <w:r>
-        <w:rPr>
-          <w:lang w:val="en_US" w:bidi="en_US"/>
-        </w:rPr>
-        <w:t xml:space="preserve">; </w:t>
-      </w:r>
-      <w:hyperlink r:id="rId245">
-        <w:r>
-          <w:rPr>
-            <w:lang w:val="en_US" w:bidi="en_US"/>
-          </w:rPr>
-          <w:rPr>
-            <w:color w:val="0000EE"/>
-            <w:u w:val="single"/>
-          </w:rPr>
-          <w:t>56:4</w:t>
-        </w:r>
-      </w:hyperlink>
-      <w:r>
-        <w:rPr>
-          <w:lang w:val="en_US" w:bidi="en_US"/>
-        </w:rPr>
-        <w:t xml:space="preserve">; </w:t>
-      </w:r>
-      <w:hyperlink r:id="rId246">
-        <w:r>
-          <w:rPr>
-            <w:lang w:val="en_US" w:bidi="en_US"/>
-          </w:rPr>
-          <w:rPr>
-            <w:color w:val="0000EE"/>
-            <w:u w:val="single"/>
-          </w:rPr>
-          <w:t>64:10</w:t>
-        </w:r>
-      </w:hyperlink>
+      <w:r>
+        <w:rPr>
+          <w:lang w:val="en_US" w:bidi="en_US"/>
+        </w:rPr>
+        <w:t>5:11</w:t>
+      </w:r>
+      <w:r>
+        <w:rPr>
+          <w:lang w:val="en_US" w:bidi="en_US"/>
+        </w:rPr>
+        <w:t xml:space="preserve">; </w:t>
+      </w:r>
+      <w:r>
+        <w:rPr>
+          <w:lang w:val="en_US" w:bidi="en_US"/>
+        </w:rPr>
+        <w:t>18:30–36</w:t>
+      </w:r>
+      <w:r>
+        <w:rPr>
+          <w:lang w:val="en_US" w:bidi="en_US"/>
+        </w:rPr>
+        <w:t xml:space="preserve">; </w:t>
+      </w:r>
+      <w:r>
+        <w:rPr>
+          <w:lang w:val="en_US" w:bidi="en_US"/>
+        </w:rPr>
+        <w:t>28:7</w:t>
+      </w:r>
+      <w:r>
+        <w:rPr>
+          <w:lang w:val="en_US" w:bidi="en_US"/>
+        </w:rPr>
+        <w:t xml:space="preserve">; </w:t>
+      </w:r>
+      <w:r>
+        <w:rPr>
+          <w:lang w:val="en_US" w:bidi="en_US"/>
+        </w:rPr>
+        <w:t>40:3</w:t>
+      </w:r>
+      <w:r>
+        <w:rPr>
+          <w:lang w:val="en_US" w:bidi="en_US"/>
+        </w:rPr>
+        <w:t xml:space="preserve">; </w:t>
+      </w:r>
+      <w:r>
+        <w:rPr>
+          <w:lang w:val="en_US" w:bidi="en_US"/>
+        </w:rPr>
+        <w:t>56:4</w:t>
+      </w:r>
+      <w:r>
+        <w:rPr>
+          <w:lang w:val="en_US" w:bidi="en_US"/>
+        </w:rPr>
+        <w:t xml:space="preserve">; </w:t>
+      </w:r>
+      <w:r>
+        <w:rPr>
+          <w:lang w:val="en_US" w:bidi="en_US"/>
+        </w:rPr>
+        <w:t>64:10</w:t>
+      </w:r>
       <w:r>
         <w:rPr>
           <w:lang w:val="en_US" w:bidi="en_US"/>
@@ -6726,612 +5040,408 @@
           <w:lang w:val="en_US" w:bidi="en_US"/>
         </w:rPr>
       </w:r>
-      <w:hyperlink r:id="rId221">
-        <w:r>
-          <w:rPr>
-            <w:lang w:val="en_US" w:bidi="en_US"/>
-          </w:rPr>
-          <w:rPr>
-            <w:color w:val="0000EE"/>
-            <w:u w:val="single"/>
-          </w:rPr>
-          <w:t>Psalms 7:1</w:t>
-        </w:r>
-      </w:hyperlink>
-      <w:r>
-        <w:rPr>
-          <w:lang w:val="en_US" w:bidi="en_US"/>
-        </w:rPr>
-        <w:t xml:space="preserve">; </w:t>
-      </w:r>
-      <w:hyperlink r:id="rId209">
-        <w:r>
-          <w:rPr>
-            <w:lang w:val="en_US" w:bidi="en_US"/>
-          </w:rPr>
-          <w:rPr>
-            <w:color w:val="0000EE"/>
-            <w:u w:val="single"/>
-          </w:rPr>
-          <w:t>9:9</w:t>
-        </w:r>
-      </w:hyperlink>
-      <w:r>
-        <w:rPr>
-          <w:lang w:val="en_US" w:bidi="en_US"/>
-        </w:rPr>
-        <w:t xml:space="preserve">; </w:t>
-      </w:r>
-      <w:hyperlink r:id="rId247">
-        <w:r>
-          <w:rPr>
-            <w:lang w:val="en_US" w:bidi="en_US"/>
-          </w:rPr>
-          <w:rPr>
-            <w:color w:val="0000EE"/>
-            <w:u w:val="single"/>
-          </w:rPr>
-          <w:t>11:1</w:t>
-        </w:r>
-      </w:hyperlink>
-      <w:r>
-        <w:rPr>
-          <w:lang w:val="en_US" w:bidi="en_US"/>
-        </w:rPr>
-        <w:t xml:space="preserve">; </w:t>
-      </w:r>
-      <w:hyperlink r:id="rId242">
-        <w:r>
-          <w:rPr>
-            <w:lang w:val="en_US" w:bidi="en_US"/>
-          </w:rPr>
-          <w:rPr>
-            <w:color w:val="0000EE"/>
-            <w:u w:val="single"/>
-          </w:rPr>
-          <w:t>18:30–36</w:t>
-        </w:r>
-      </w:hyperlink>
-      <w:r>
-        <w:rPr>
-          <w:lang w:val="en_US" w:bidi="en_US"/>
-        </w:rPr>
-        <w:t xml:space="preserve">; </w:t>
-      </w:r>
-      <w:hyperlink r:id="rId231">
-        <w:r>
-          <w:rPr>
-            <w:lang w:val="en_US" w:bidi="en_US"/>
-          </w:rPr>
-          <w:rPr>
-            <w:color w:val="0000EE"/>
-            <w:u w:val="single"/>
-          </w:rPr>
-          <w:t>22:4–5</w:t>
-        </w:r>
-      </w:hyperlink>
+      <w:r>
+        <w:rPr>
+          <w:lang w:val="en_US" w:bidi="en_US"/>
+        </w:rPr>
+        <w:t>Psalms 7:1</w:t>
+      </w:r>
+      <w:r>
+        <w:rPr>
+          <w:lang w:val="en_US" w:bidi="en_US"/>
+        </w:rPr>
+        <w:t xml:space="preserve">; </w:t>
+      </w:r>
+      <w:r>
+        <w:rPr>
+          <w:lang w:val="en_US" w:bidi="en_US"/>
+        </w:rPr>
+        <w:t>9:9</w:t>
+      </w:r>
+      <w:r>
+        <w:rPr>
+          <w:lang w:val="en_US" w:bidi="en_US"/>
+        </w:rPr>
+        <w:t xml:space="preserve">; </w:t>
+      </w:r>
+      <w:r>
+        <w:rPr>
+          <w:lang w:val="en_US" w:bidi="en_US"/>
+        </w:rPr>
+        <w:t>11:1</w:t>
+      </w:r>
+      <w:r>
+        <w:rPr>
+          <w:lang w:val="en_US" w:bidi="en_US"/>
+        </w:rPr>
+        <w:t xml:space="preserve">; </w:t>
+      </w:r>
+      <w:r>
+        <w:rPr>
+          <w:lang w:val="en_US" w:bidi="en_US"/>
+        </w:rPr>
+        <w:t>18:30–36</w:t>
+      </w:r>
+      <w:r>
+        <w:rPr>
+          <w:lang w:val="en_US" w:bidi="en_US"/>
+        </w:rPr>
+        <w:t xml:space="preserve">; </w:t>
+      </w:r>
+      <w:r>
+        <w:rPr>
+          <w:lang w:val="en_US" w:bidi="en_US"/>
+        </w:rPr>
+        <w:t>22:4–5</w:t>
+      </w:r>
       <w:r>
         <w:rPr>
           <w:lang w:val="en_US" w:bidi="en_US"/>
         </w:rPr>
         <w:t xml:space="preserve">, </w:t>
       </w:r>
-      <w:hyperlink r:id="rId248">
-        <w:r>
-          <w:rPr>
-            <w:lang w:val="en_US" w:bidi="en_US"/>
-          </w:rPr>
-          <w:rPr>
-            <w:color w:val="0000EE"/>
-            <w:u w:val="single"/>
-          </w:rPr>
-          <w:t>8–9</w:t>
-        </w:r>
-      </w:hyperlink>
-      <w:r>
-        <w:rPr>
-          <w:lang w:val="en_US" w:bidi="en_US"/>
-        </w:rPr>
-        <w:t xml:space="preserve">; </w:t>
-      </w:r>
-      <w:hyperlink r:id="rId249">
-        <w:r>
-          <w:rPr>
-            <w:lang w:val="en_US" w:bidi="en_US"/>
-          </w:rPr>
-          <w:rPr>
-            <w:color w:val="0000EE"/>
-            <w:u w:val="single"/>
-          </w:rPr>
-          <w:t>25:1–3</w:t>
-        </w:r>
-      </w:hyperlink>
+      <w:r>
+        <w:rPr>
+          <w:lang w:val="en_US" w:bidi="en_US"/>
+        </w:rPr>
+        <w:t>8–9</w:t>
+      </w:r>
+      <w:r>
+        <w:rPr>
+          <w:lang w:val="en_US" w:bidi="en_US"/>
+        </w:rPr>
+        <w:t xml:space="preserve">; </w:t>
+      </w:r>
+      <w:r>
+        <w:rPr>
+          <w:lang w:val="en_US" w:bidi="en_US"/>
+        </w:rPr>
+        <w:t>25:1–3</w:t>
+      </w:r>
       <w:r>
         <w:rPr>
           <w:lang w:val="en_US" w:bidi="en_US"/>
         </w:rPr>
         <w:t xml:space="preserve">, </w:t>
       </w:r>
-      <w:hyperlink r:id="rId223">
-        <w:r>
-          <w:rPr>
-            <w:lang w:val="en_US" w:bidi="en_US"/>
-          </w:rPr>
-          <w:rPr>
-            <w:color w:val="0000EE"/>
-            <w:u w:val="single"/>
-          </w:rPr>
-          <w:t>20</w:t>
-        </w:r>
-      </w:hyperlink>
-      <w:r>
-        <w:rPr>
-          <w:lang w:val="en_US" w:bidi="en_US"/>
-        </w:rPr>
-        <w:t xml:space="preserve">; </w:t>
-      </w:r>
-      <w:hyperlink r:id="rId224">
-        <w:r>
-          <w:rPr>
-            <w:lang w:val="en_US" w:bidi="en_US"/>
-          </w:rPr>
-          <w:rPr>
-            <w:color w:val="0000EE"/>
-            <w:u w:val="single"/>
-          </w:rPr>
-          <w:t>26:1</w:t>
-        </w:r>
-      </w:hyperlink>
-      <w:r>
-        <w:rPr>
-          <w:lang w:val="en_US" w:bidi="en_US"/>
-        </w:rPr>
-        <w:t xml:space="preserve">; </w:t>
-      </w:r>
-      <w:hyperlink r:id="rId243">
-        <w:r>
-          <w:rPr>
-            <w:lang w:val="en_US" w:bidi="en_US"/>
-          </w:rPr>
-          <w:rPr>
-            <w:color w:val="0000EE"/>
-            <w:u w:val="single"/>
-          </w:rPr>
-          <w:t>28:7</w:t>
-        </w:r>
-      </w:hyperlink>
-      <w:r>
-        <w:rPr>
-          <w:lang w:val="en_US" w:bidi="en_US"/>
-        </w:rPr>
-        <w:t xml:space="preserve">; </w:t>
-      </w:r>
-      <w:hyperlink r:id="rId250">
-        <w:r>
-          <w:rPr>
-            <w:lang w:val="en_US" w:bidi="en_US"/>
-          </w:rPr>
-          <w:rPr>
-            <w:color w:val="0000EE"/>
-            <w:u w:val="single"/>
-          </w:rPr>
-          <w:t>31:1–6</w:t>
-        </w:r>
-      </w:hyperlink>
-      <w:r>
-        <w:rPr>
-          <w:lang w:val="en_US" w:bidi="en_US"/>
-        </w:rPr>
-        <w:t xml:space="preserve">; </w:t>
-      </w:r>
-      <w:hyperlink r:id="rId251">
-        <w:r>
-          <w:rPr>
-            <w:lang w:val="en_US" w:bidi="en_US"/>
-          </w:rPr>
-          <w:rPr>
-            <w:color w:val="0000EE"/>
-            <w:u w:val="single"/>
-          </w:rPr>
-          <w:t>34:8–10</w:t>
-        </w:r>
-      </w:hyperlink>
-      <w:r>
-        <w:rPr>
-          <w:lang w:val="en_US" w:bidi="en_US"/>
-        </w:rPr>
-        <w:t xml:space="preserve">; </w:t>
-      </w:r>
-      <w:hyperlink r:id="rId252">
-        <w:r>
-          <w:rPr>
-            <w:lang w:val="en_US" w:bidi="en_US"/>
-          </w:rPr>
-          <w:rPr>
-            <w:color w:val="0000EE"/>
-            <w:u w:val="single"/>
-          </w:rPr>
-          <w:t>37:3–9</w:t>
-        </w:r>
-      </w:hyperlink>
-      <w:r>
-        <w:rPr>
-          <w:lang w:val="en_US" w:bidi="en_US"/>
-        </w:rPr>
-        <w:t xml:space="preserve">; </w:t>
-      </w:r>
-      <w:hyperlink r:id="rId253">
-        <w:r>
-          <w:rPr>
-            <w:lang w:val="en_US" w:bidi="en_US"/>
-          </w:rPr>
-          <w:rPr>
-            <w:color w:val="0000EE"/>
-            <w:u w:val="single"/>
-          </w:rPr>
-          <w:t>40:1–4</w:t>
-        </w:r>
-      </w:hyperlink>
-      <w:r>
-        <w:rPr>
-          <w:lang w:val="en_US" w:bidi="en_US"/>
-        </w:rPr>
-        <w:t xml:space="preserve">; </w:t>
-      </w:r>
-      <w:hyperlink r:id="rId211">
-        <w:r>
-          <w:rPr>
-            <w:lang w:val="en_US" w:bidi="en_US"/>
-          </w:rPr>
-          <w:rPr>
-            <w:color w:val="0000EE"/>
-            <w:u w:val="single"/>
-          </w:rPr>
-          <w:t>46:1</w:t>
-        </w:r>
-      </w:hyperlink>
-      <w:r>
-        <w:rPr>
-          <w:lang w:val="en_US" w:bidi="en_US"/>
-        </w:rPr>
-        <w:t xml:space="preserve">; </w:t>
-      </w:r>
-      <w:hyperlink r:id="rId217">
-        <w:r>
-          <w:rPr>
-            <w:lang w:val="en_US" w:bidi="en_US"/>
-          </w:rPr>
-          <w:rPr>
-            <w:color w:val="0000EE"/>
-            <w:u w:val="single"/>
-          </w:rPr>
-          <w:t>56:3–4</w:t>
-        </w:r>
-      </w:hyperlink>
+      <w:r>
+        <w:rPr>
+          <w:lang w:val="en_US" w:bidi="en_US"/>
+        </w:rPr>
+        <w:t>20</w:t>
+      </w:r>
+      <w:r>
+        <w:rPr>
+          <w:lang w:val="en_US" w:bidi="en_US"/>
+        </w:rPr>
+        <w:t xml:space="preserve">; </w:t>
+      </w:r>
+      <w:r>
+        <w:rPr>
+          <w:lang w:val="en_US" w:bidi="en_US"/>
+        </w:rPr>
+        <w:t>26:1</w:t>
+      </w:r>
+      <w:r>
+        <w:rPr>
+          <w:lang w:val="en_US" w:bidi="en_US"/>
+        </w:rPr>
+        <w:t xml:space="preserve">; </w:t>
+      </w:r>
+      <w:r>
+        <w:rPr>
+          <w:lang w:val="en_US" w:bidi="en_US"/>
+        </w:rPr>
+        <w:t>28:7</w:t>
+      </w:r>
+      <w:r>
+        <w:rPr>
+          <w:lang w:val="en_US" w:bidi="en_US"/>
+        </w:rPr>
+        <w:t xml:space="preserve">; </w:t>
+      </w:r>
+      <w:r>
+        <w:rPr>
+          <w:lang w:val="en_US" w:bidi="en_US"/>
+        </w:rPr>
+        <w:t>31:1–6</w:t>
+      </w:r>
+      <w:r>
+        <w:rPr>
+          <w:lang w:val="en_US" w:bidi="en_US"/>
+        </w:rPr>
+        <w:t xml:space="preserve">; </w:t>
+      </w:r>
+      <w:r>
+        <w:rPr>
+          <w:lang w:val="en_US" w:bidi="en_US"/>
+        </w:rPr>
+        <w:t>34:8–10</w:t>
+      </w:r>
+      <w:r>
+        <w:rPr>
+          <w:lang w:val="en_US" w:bidi="en_US"/>
+        </w:rPr>
+        <w:t xml:space="preserve">; </w:t>
+      </w:r>
+      <w:r>
+        <w:rPr>
+          <w:lang w:val="en_US" w:bidi="en_US"/>
+        </w:rPr>
+        <w:t>37:3–9</w:t>
+      </w:r>
+      <w:r>
+        <w:rPr>
+          <w:lang w:val="en_US" w:bidi="en_US"/>
+        </w:rPr>
+        <w:t xml:space="preserve">; </w:t>
+      </w:r>
+      <w:r>
+        <w:rPr>
+          <w:lang w:val="en_US" w:bidi="en_US"/>
+        </w:rPr>
+        <w:t>40:1–4</w:t>
+      </w:r>
+      <w:r>
+        <w:rPr>
+          <w:lang w:val="en_US" w:bidi="en_US"/>
+        </w:rPr>
+        <w:t xml:space="preserve">; </w:t>
+      </w:r>
+      <w:r>
+        <w:rPr>
+          <w:lang w:val="en_US" w:bidi="en_US"/>
+        </w:rPr>
+        <w:t>46:1</w:t>
+      </w:r>
+      <w:r>
+        <w:rPr>
+          <w:lang w:val="en_US" w:bidi="en_US"/>
+        </w:rPr>
+        <w:t xml:space="preserve">; </w:t>
+      </w:r>
+      <w:r>
+        <w:rPr>
+          <w:lang w:val="en_US" w:bidi="en_US"/>
+        </w:rPr>
+        <w:t>56:3–4</w:t>
+      </w:r>
       <w:r>
         <w:rPr>
           <w:lang w:val="en_US" w:bidi="en_US"/>
         </w:rPr>
         <w:t xml:space="preserve">, </w:t>
       </w:r>
-      <w:hyperlink r:id="rId218">
-        <w:r>
-          <w:rPr>
-            <w:lang w:val="en_US" w:bidi="en_US"/>
-          </w:rPr>
-          <w:rPr>
-            <w:color w:val="0000EE"/>
-            <w:u w:val="single"/>
-          </w:rPr>
-          <w:t>11</w:t>
-        </w:r>
-      </w:hyperlink>
-      <w:r>
-        <w:rPr>
-          <w:lang w:val="en_US" w:bidi="en_US"/>
-        </w:rPr>
-        <w:t xml:space="preserve">; </w:t>
-      </w:r>
-      <w:hyperlink r:id="rId254">
-        <w:r>
-          <w:rPr>
-            <w:lang w:val="en_US" w:bidi="en_US"/>
-          </w:rPr>
-          <w:rPr>
-            <w:color w:val="0000EE"/>
-            <w:u w:val="single"/>
-          </w:rPr>
-          <w:t>62:1–12</w:t>
-        </w:r>
-      </w:hyperlink>
-      <w:r>
-        <w:rPr>
-          <w:lang w:val="en_US" w:bidi="en_US"/>
-        </w:rPr>
-        <w:t xml:space="preserve">; </w:t>
-      </w:r>
-      <w:hyperlink r:id="rId246">
-        <w:r>
-          <w:rPr>
-            <w:lang w:val="en_US" w:bidi="en_US"/>
-          </w:rPr>
-          <w:rPr>
-            <w:color w:val="0000EE"/>
-            <w:u w:val="single"/>
-          </w:rPr>
-          <w:t>64:10</w:t>
-        </w:r>
-      </w:hyperlink>
-      <w:r>
-        <w:rPr>
-          <w:lang w:val="en_US" w:bidi="en_US"/>
-        </w:rPr>
-        <w:t xml:space="preserve">; </w:t>
-      </w:r>
-      <w:hyperlink r:id="rId216">
-        <w:r>
-          <w:rPr>
-            <w:lang w:val="en_US" w:bidi="en_US"/>
-          </w:rPr>
-          <w:rPr>
-            <w:color w:val="0000EE"/>
-            <w:u w:val="single"/>
-          </w:rPr>
-          <w:t>78:7</w:t>
-        </w:r>
-      </w:hyperlink>
-      <w:r>
-        <w:rPr>
-          <w:lang w:val="en_US" w:bidi="en_US"/>
-        </w:rPr>
-        <w:t xml:space="preserve">; </w:t>
-      </w:r>
-      <w:hyperlink r:id="rId234">
-        <w:r>
-          <w:rPr>
-            <w:lang w:val="en_US" w:bidi="en_US"/>
-          </w:rPr>
-          <w:rPr>
-            <w:color w:val="0000EE"/>
-            <w:u w:val="single"/>
-          </w:rPr>
-          <w:t>84:12</w:t>
-        </w:r>
-      </w:hyperlink>
-      <w:r>
-        <w:rPr>
-          <w:lang w:val="en_US" w:bidi="en_US"/>
-        </w:rPr>
-        <w:t xml:space="preserve">; </w:t>
-      </w:r>
-      <w:hyperlink r:id="rId229">
-        <w:r>
-          <w:rPr>
-            <w:lang w:val="en_US" w:bidi="en_US"/>
-          </w:rPr>
-          <w:rPr>
-            <w:color w:val="0000EE"/>
-            <w:u w:val="single"/>
-          </w:rPr>
-          <w:t>86:2</w:t>
-        </w:r>
-      </w:hyperlink>
-      <w:r>
-        <w:rPr>
-          <w:lang w:val="en_US" w:bidi="en_US"/>
-        </w:rPr>
-        <w:t xml:space="preserve">; </w:t>
-      </w:r>
-      <w:hyperlink r:id="rId219">
-        <w:r>
-          <w:rPr>
-            <w:lang w:val="en_US" w:bidi="en_US"/>
-          </w:rPr>
-          <w:rPr>
-            <w:color w:val="0000EE"/>
-            <w:u w:val="single"/>
-          </w:rPr>
-          <w:t>112:7</w:t>
-        </w:r>
-      </w:hyperlink>
-      <w:r>
-        <w:rPr>
-          <w:lang w:val="en_US" w:bidi="en_US"/>
-        </w:rPr>
-        <w:t xml:space="preserve">; </w:t>
-      </w:r>
-      <w:hyperlink r:id="rId255">
-        <w:r>
-          <w:rPr>
-            <w:lang w:val="en_US" w:bidi="en_US"/>
-          </w:rPr>
-          <w:rPr>
-            <w:color w:val="0000EE"/>
-            <w:u w:val="single"/>
-          </w:rPr>
-          <w:t>115:9–11</w:t>
-        </w:r>
-      </w:hyperlink>
-      <w:r>
-        <w:rPr>
-          <w:lang w:val="en_US" w:bidi="en_US"/>
-        </w:rPr>
-        <w:t xml:space="preserve">; </w:t>
-      </w:r>
-      <w:hyperlink r:id="rId256">
-        <w:r>
-          <w:rPr>
-            <w:lang w:val="en_US" w:bidi="en_US"/>
-          </w:rPr>
-          <w:rPr>
-            <w:color w:val="0000EE"/>
-            <w:u w:val="single"/>
-          </w:rPr>
-          <w:t>119:42</w:t>
-        </w:r>
-      </w:hyperlink>
-      <w:r>
-        <w:rPr>
-          <w:lang w:val="en_US" w:bidi="en_US"/>
-        </w:rPr>
-        <w:t xml:space="preserve">; </w:t>
-      </w:r>
-      <w:hyperlink r:id="rId220">
-        <w:r>
-          <w:rPr>
-            <w:lang w:val="en_US" w:bidi="en_US"/>
-          </w:rPr>
-          <w:rPr>
-            <w:color w:val="0000EE"/>
-            <w:u w:val="single"/>
-          </w:rPr>
-          <w:t>125:1</w:t>
-        </w:r>
-      </w:hyperlink>
-      <w:r>
-        <w:rPr>
-          <w:lang w:val="en_US" w:bidi="en_US"/>
-        </w:rPr>
-        <w:t xml:space="preserve">; </w:t>
-      </w:r>
-      <w:hyperlink r:id="rId240">
-        <w:r>
-          <w:rPr>
-            <w:lang w:val="en_US" w:bidi="en_US"/>
-          </w:rPr>
-          <w:rPr>
-            <w:color w:val="0000EE"/>
-            <w:u w:val="single"/>
-          </w:rPr>
-          <w:t>130:5–6</w:t>
-        </w:r>
-      </w:hyperlink>
-      <w:r>
-        <w:rPr>
-          <w:lang w:val="en_US" w:bidi="en_US"/>
-        </w:rPr>
-        <w:t xml:space="preserve">; </w:t>
-      </w:r>
-      <w:hyperlink r:id="rId257">
-        <w:r>
-          <w:rPr>
-            <w:lang w:val="en_US" w:bidi="en_US"/>
-          </w:rPr>
-          <w:rPr>
-            <w:color w:val="0000EE"/>
-            <w:u w:val="single"/>
-          </w:rPr>
-          <w:t>141:8</w:t>
-        </w:r>
-      </w:hyperlink>
-      <w:r>
-        <w:rPr>
-          <w:lang w:val="en_US" w:bidi="en_US"/>
-        </w:rPr>
-        <w:t xml:space="preserve">; </w:t>
-      </w:r>
-      <w:hyperlink r:id="rId258">
-        <w:r>
-          <w:rPr>
-            <w:lang w:val="en_US" w:bidi="en_US"/>
-          </w:rPr>
-          <w:rPr>
-            <w:color w:val="0000EE"/>
-            <w:u w:val="single"/>
-          </w:rPr>
-          <w:t>Proverbs 3:5</w:t>
-        </w:r>
-      </w:hyperlink>
-      <w:r>
-        <w:rPr>
-          <w:lang w:val="en_US" w:bidi="en_US"/>
-        </w:rPr>
-        <w:t xml:space="preserve">; </w:t>
-      </w:r>
-      <w:hyperlink r:id="rId259">
-        <w:r>
-          <w:rPr>
-            <w:lang w:val="en_US" w:bidi="en_US"/>
-          </w:rPr>
-          <w:rPr>
-            <w:color w:val="0000EE"/>
-            <w:u w:val="single"/>
-          </w:rPr>
-          <w:t>22:19</w:t>
-        </w:r>
-      </w:hyperlink>
-      <w:r>
-        <w:rPr>
-          <w:lang w:val="en_US" w:bidi="en_US"/>
-        </w:rPr>
-        <w:t xml:space="preserve">; </w:t>
-      </w:r>
-      <w:hyperlink r:id="rId260">
-        <w:r>
-          <w:rPr>
-            <w:lang w:val="en_US" w:bidi="en_US"/>
-          </w:rPr>
-          <w:rPr>
-            <w:color w:val="0000EE"/>
-            <w:u w:val="single"/>
-          </w:rPr>
-          <w:t>Isaiah 26:4</w:t>
-        </w:r>
-      </w:hyperlink>
-      <w:r>
-        <w:rPr>
-          <w:lang w:val="en_US" w:bidi="en_US"/>
-        </w:rPr>
-        <w:t xml:space="preserve">; </w:t>
-      </w:r>
-      <w:hyperlink r:id="rId180">
-        <w:r>
-          <w:rPr>
-            <w:lang w:val="en_US" w:bidi="en_US"/>
-          </w:rPr>
-          <w:rPr>
-            <w:color w:val="0000EE"/>
-            <w:u w:val="single"/>
-          </w:rPr>
-          <w:t>40:31</w:t>
-        </w:r>
-      </w:hyperlink>
-      <w:r>
-        <w:rPr>
-          <w:lang w:val="en_US" w:bidi="en_US"/>
-        </w:rPr>
-        <w:t xml:space="preserve">; </w:t>
-      </w:r>
-      <w:hyperlink r:id="rId261">
-        <w:r>
-          <w:rPr>
-            <w:lang w:val="en_US" w:bidi="en_US"/>
-          </w:rPr>
-          <w:rPr>
-            <w:color w:val="0000EE"/>
-            <w:u w:val="single"/>
-          </w:rPr>
-          <w:t>Jeremiah 17:7</w:t>
-        </w:r>
-      </w:hyperlink>
-      <w:r>
-        <w:rPr>
-          <w:lang w:val="en_US" w:bidi="en_US"/>
-        </w:rPr>
-        <w:t xml:space="preserve">; </w:t>
-      </w:r>
-      <w:hyperlink r:id="rId262">
-        <w:r>
-          <w:rPr>
-            <w:lang w:val="en_US" w:bidi="en_US"/>
-          </w:rPr>
-          <w:rPr>
-            <w:color w:val="0000EE"/>
-            <w:u w:val="single"/>
-          </w:rPr>
-          <w:t>Hebrews 10:35</w:t>
-        </w:r>
-      </w:hyperlink>
+      <w:r>
+        <w:rPr>
+          <w:lang w:val="en_US" w:bidi="en_US"/>
+        </w:rPr>
+        <w:t>11</w:t>
+      </w:r>
+      <w:r>
+        <w:rPr>
+          <w:lang w:val="en_US" w:bidi="en_US"/>
+        </w:rPr>
+        <w:t xml:space="preserve">; </w:t>
+      </w:r>
+      <w:r>
+        <w:rPr>
+          <w:lang w:val="en_US" w:bidi="en_US"/>
+        </w:rPr>
+        <w:t>62:1–12</w:t>
+      </w:r>
+      <w:r>
+        <w:rPr>
+          <w:lang w:val="en_US" w:bidi="en_US"/>
+        </w:rPr>
+        <w:t xml:space="preserve">; </w:t>
+      </w:r>
+      <w:r>
+        <w:rPr>
+          <w:lang w:val="en_US" w:bidi="en_US"/>
+        </w:rPr>
+        <w:t>64:10</w:t>
+      </w:r>
+      <w:r>
+        <w:rPr>
+          <w:lang w:val="en_US" w:bidi="en_US"/>
+        </w:rPr>
+        <w:t xml:space="preserve">; </w:t>
+      </w:r>
+      <w:r>
+        <w:rPr>
+          <w:lang w:val="en_US" w:bidi="en_US"/>
+        </w:rPr>
+        <w:t>78:7</w:t>
+      </w:r>
+      <w:r>
+        <w:rPr>
+          <w:lang w:val="en_US" w:bidi="en_US"/>
+        </w:rPr>
+        <w:t xml:space="preserve">; </w:t>
+      </w:r>
+      <w:r>
+        <w:rPr>
+          <w:lang w:val="en_US" w:bidi="en_US"/>
+        </w:rPr>
+        <w:t>84:12</w:t>
+      </w:r>
+      <w:r>
+        <w:rPr>
+          <w:lang w:val="en_US" w:bidi="en_US"/>
+        </w:rPr>
+        <w:t xml:space="preserve">; </w:t>
+      </w:r>
+      <w:r>
+        <w:rPr>
+          <w:lang w:val="en_US" w:bidi="en_US"/>
+        </w:rPr>
+        <w:t>86:2</w:t>
+      </w:r>
+      <w:r>
+        <w:rPr>
+          <w:lang w:val="en_US" w:bidi="en_US"/>
+        </w:rPr>
+        <w:t xml:space="preserve">; </w:t>
+      </w:r>
+      <w:r>
+        <w:rPr>
+          <w:lang w:val="en_US" w:bidi="en_US"/>
+        </w:rPr>
+        <w:t>112:7</w:t>
+      </w:r>
+      <w:r>
+        <w:rPr>
+          <w:lang w:val="en_US" w:bidi="en_US"/>
+        </w:rPr>
+        <w:t xml:space="preserve">; </w:t>
+      </w:r>
+      <w:r>
+        <w:rPr>
+          <w:lang w:val="en_US" w:bidi="en_US"/>
+        </w:rPr>
+        <w:t>115:9–11</w:t>
+      </w:r>
+      <w:r>
+        <w:rPr>
+          <w:lang w:val="en_US" w:bidi="en_US"/>
+        </w:rPr>
+        <w:t xml:space="preserve">; </w:t>
+      </w:r>
+      <w:r>
+        <w:rPr>
+          <w:lang w:val="en_US" w:bidi="en_US"/>
+        </w:rPr>
+        <w:t>119:42</w:t>
+      </w:r>
+      <w:r>
+        <w:rPr>
+          <w:lang w:val="en_US" w:bidi="en_US"/>
+        </w:rPr>
+        <w:t xml:space="preserve">; </w:t>
+      </w:r>
+      <w:r>
+        <w:rPr>
+          <w:lang w:val="en_US" w:bidi="en_US"/>
+        </w:rPr>
+        <w:t>125:1</w:t>
+      </w:r>
+      <w:r>
+        <w:rPr>
+          <w:lang w:val="en_US" w:bidi="en_US"/>
+        </w:rPr>
+        <w:t xml:space="preserve">; </w:t>
+      </w:r>
+      <w:r>
+        <w:rPr>
+          <w:lang w:val="en_US" w:bidi="en_US"/>
+        </w:rPr>
+        <w:t>130:5–6</w:t>
+      </w:r>
+      <w:r>
+        <w:rPr>
+          <w:lang w:val="en_US" w:bidi="en_US"/>
+        </w:rPr>
+        <w:t xml:space="preserve">; </w:t>
+      </w:r>
+      <w:r>
+        <w:rPr>
+          <w:lang w:val="en_US" w:bidi="en_US"/>
+        </w:rPr>
+        <w:t>141:8</w:t>
+      </w:r>
+      <w:r>
+        <w:rPr>
+          <w:lang w:val="en_US" w:bidi="en_US"/>
+        </w:rPr>
+        <w:t xml:space="preserve">; </w:t>
+      </w:r>
+      <w:r>
+        <w:rPr>
+          <w:lang w:val="en_US" w:bidi="en_US"/>
+        </w:rPr>
+        <w:t>Proverbs 3:5</w:t>
+      </w:r>
+      <w:r>
+        <w:rPr>
+          <w:lang w:val="en_US" w:bidi="en_US"/>
+        </w:rPr>
+        <w:t xml:space="preserve">; </w:t>
+      </w:r>
+      <w:r>
+        <w:rPr>
+          <w:lang w:val="en_US" w:bidi="en_US"/>
+        </w:rPr>
+        <w:t>22:19</w:t>
+      </w:r>
+      <w:r>
+        <w:rPr>
+          <w:lang w:val="en_US" w:bidi="en_US"/>
+        </w:rPr>
+        <w:t xml:space="preserve">; </w:t>
+      </w:r>
+      <w:r>
+        <w:rPr>
+          <w:lang w:val="en_US" w:bidi="en_US"/>
+        </w:rPr>
+        <w:t>Isaiah 26:4</w:t>
+      </w:r>
+      <w:r>
+        <w:rPr>
+          <w:lang w:val="en_US" w:bidi="en_US"/>
+        </w:rPr>
+        <w:t xml:space="preserve">; </w:t>
+      </w:r>
+      <w:r>
+        <w:rPr>
+          <w:lang w:val="en_US" w:bidi="en_US"/>
+        </w:rPr>
+        <w:t>40:31</w:t>
+      </w:r>
+      <w:r>
+        <w:rPr>
+          <w:lang w:val="en_US" w:bidi="en_US"/>
+        </w:rPr>
+        <w:t xml:space="preserve">; </w:t>
+      </w:r>
+      <w:r>
+        <w:rPr>
+          <w:lang w:val="en_US" w:bidi="en_US"/>
+        </w:rPr>
+        <w:t>Jeremiah 17:7</w:t>
+      </w:r>
+      <w:r>
+        <w:rPr>
+          <w:lang w:val="en_US" w:bidi="en_US"/>
+        </w:rPr>
+        <w:t xml:space="preserve">; </w:t>
+      </w:r>
+      <w:r>
+        <w:rPr>
+          <w:lang w:val="en_US" w:bidi="en_US"/>
+        </w:rPr>
+        <w:t>Hebrews 10:35</w:t>
+      </w:r>
       <w:r>
         <w:rPr>
           <w:lang w:val="en_US" w:bidi="en_US"/>
@@ -7408,36 +5518,24 @@
         </w:rPr>
         <w:t>Once, Asa, King of Judah, asked the king of Aram for help. Aram was a long-time enemy of God's people. Asa gave him treasures from the temple and palace so he would attack Baasha, King of Israel (</w:t>
       </w:r>
-      <w:hyperlink r:id="rId263">
-        <w:r>
-          <w:rPr>
-            <w:lang w:val="en_US" w:bidi="en_US"/>
-          </w:rPr>
-          <w:rPr>
-            <w:color w:val="0000EE"/>
-            <w:u w:val="single"/>
-          </w:rPr>
-          <w:t>2 Chronicles 16:1–6</w:t>
-        </w:r>
-      </w:hyperlink>
+      <w:r>
+        <w:rPr>
+          <w:lang w:val="en_US" w:bidi="en_US"/>
+        </w:rPr>
+        <w:t>2 Chronicles 16:1–6</w:t>
+      </w:r>
       <w:r>
         <w:rPr>
           <w:lang w:val="en_US" w:bidi="en_US"/>
         </w:rPr>
         <w:t>). The prophet Hanani criticized Asa, warning that Aram would remain an enemy to Judah. Past battles showed that Asa only needed God as support (</w:t>
       </w:r>
-      <w:hyperlink r:id="rId264">
-        <w:r>
-          <w:rPr>
-            <w:lang w:val="en_US" w:bidi="en_US"/>
-          </w:rPr>
-          <w:rPr>
-            <w:color w:val="0000EE"/>
-            <w:u w:val="single"/>
-          </w:rPr>
-          <w:t>16:8</w:t>
-        </w:r>
-      </w:hyperlink>
+      <w:r>
+        <w:rPr>
+          <w:lang w:val="en_US" w:bidi="en_US"/>
+        </w:rPr>
+        <w:t>16:8</w:t>
+      </w:r>
       <w:r>
         <w:rPr>
           <w:lang w:val="en_US" w:bidi="en_US"/>
@@ -7470,54 +5568,36 @@
         </w:rPr>
         <w:t>" (</w:t>
       </w:r>
-      <w:hyperlink r:id="rId265">
-        <w:r>
-          <w:rPr>
-            <w:lang w:val="en_US" w:bidi="en_US"/>
-          </w:rPr>
-          <w:rPr>
-            <w:color w:val="0000EE"/>
-            <w:u w:val="single"/>
-          </w:rPr>
-          <w:t>2 Chronicles 16:9</w:t>
-        </w:r>
-      </w:hyperlink>
+      <w:r>
+        <w:rPr>
+          <w:lang w:val="en_US" w:bidi="en_US"/>
+        </w:rPr>
+        <w:t>2 Chronicles 16:9</w:t>
+      </w:r>
       <w:r>
         <w:rPr>
           <w:lang w:val="en_US" w:bidi="en_US"/>
         </w:rPr>
         <w:t xml:space="preserve">; see also </w:t>
       </w:r>
-      <w:hyperlink r:id="rId266">
-        <w:r>
-          <w:rPr>
-            <w:lang w:val="en_US" w:bidi="en_US"/>
-          </w:rPr>
-          <w:rPr>
-            <w:color w:val="0000EE"/>
-            <w:u w:val="single"/>
-          </w:rPr>
-          <w:t>Zechariah 4:10</w:t>
-        </w:r>
-      </w:hyperlink>
+      <w:r>
+        <w:rPr>
+          <w:lang w:val="en_US" w:bidi="en_US"/>
+        </w:rPr>
+        <w:t>Zechariah 4:10</w:t>
+      </w:r>
       <w:r>
         <w:rPr>
           <w:lang w:val="en_US" w:bidi="en_US"/>
         </w:rPr>
         <w:t>). When Hanani showed Asa his mistakes, Asa quickly put the prophet in prison. The angry king also unfairly harmed the people (</w:t>
       </w:r>
-      <w:hyperlink r:id="rId267">
-        <w:r>
-          <w:rPr>
-            <w:lang w:val="en_US" w:bidi="en_US"/>
-          </w:rPr>
-          <w:rPr>
-            <w:color w:val="0000EE"/>
-            <w:u w:val="single"/>
-          </w:rPr>
-          <w:t>2 Chronicles 16:10</w:t>
-        </w:r>
-      </w:hyperlink>
+      <w:r>
+        <w:rPr>
+          <w:lang w:val="en_US" w:bidi="en_US"/>
+        </w:rPr>
+        <w:t>2 Chronicles 16:10</w:t>
+      </w:r>
       <w:r>
         <w:rPr>
           <w:lang w:val="en_US" w:bidi="en_US"/>
@@ -7538,144 +5618,96 @@
         </w:rPr>
         <w:t xml:space="preserve">Asa shows how people often rely on their own resources and get angry when corrected (see </w:t>
       </w:r>
-      <w:hyperlink r:id="rId268">
-        <w:r>
-          <w:rPr>
-            <w:lang w:val="en_US" w:bidi="en_US"/>
-          </w:rPr>
-          <w:rPr>
-            <w:color w:val="0000EE"/>
-            <w:u w:val="single"/>
-          </w:rPr>
-          <w:t>Proverbs 11:7</w:t>
-        </w:r>
-      </w:hyperlink>
-      <w:r>
-        <w:rPr>
-          <w:lang w:val="en_US" w:bidi="en_US"/>
-        </w:rPr>
-        <w:t xml:space="preserve">; </w:t>
-      </w:r>
-      <w:hyperlink r:id="rId269">
-        <w:r>
-          <w:rPr>
-            <w:lang w:val="en_US" w:bidi="en_US"/>
-          </w:rPr>
-          <w:rPr>
-            <w:color w:val="0000EE"/>
-            <w:u w:val="single"/>
-          </w:rPr>
-          <w:t>Isaiah 31:1</w:t>
-        </w:r>
-      </w:hyperlink>
-      <w:r>
-        <w:rPr>
-          <w:lang w:val="en_US" w:bidi="en_US"/>
-        </w:rPr>
-        <w:t xml:space="preserve">; </w:t>
-      </w:r>
-      <w:hyperlink r:id="rId270">
-        <w:r>
-          <w:rPr>
-            <w:lang w:val="en_US" w:bidi="en_US"/>
-          </w:rPr>
-          <w:rPr>
-            <w:color w:val="0000EE"/>
-            <w:u w:val="single"/>
-          </w:rPr>
-          <w:t>Jeremiah 17:5–6</w:t>
-        </w:r>
-      </w:hyperlink>
+      <w:r>
+        <w:rPr>
+          <w:lang w:val="en_US" w:bidi="en_US"/>
+        </w:rPr>
+        <w:t>Proverbs 11:7</w:t>
+      </w:r>
+      <w:r>
+        <w:rPr>
+          <w:lang w:val="en_US" w:bidi="en_US"/>
+        </w:rPr>
+        <w:t xml:space="preserve">; </w:t>
+      </w:r>
+      <w:r>
+        <w:rPr>
+          <w:lang w:val="en_US" w:bidi="en_US"/>
+        </w:rPr>
+        <w:t>Isaiah 31:1</w:t>
+      </w:r>
+      <w:r>
+        <w:rPr>
+          <w:lang w:val="en_US" w:bidi="en_US"/>
+        </w:rPr>
+        <w:t xml:space="preserve">; </w:t>
+      </w:r>
+      <w:r>
+        <w:rPr>
+          <w:lang w:val="en_US" w:bidi="en_US"/>
+        </w:rPr>
+        <w:t>Jeremiah 17:5–6</w:t>
+      </w:r>
       <w:r>
         <w:rPr>
           <w:lang w:val="en_US" w:bidi="en_US"/>
         </w:rPr>
         <w:t xml:space="preserve">). Even those who have seen the Lord's power can act this way. This was true for the Israelites rescued from slavery in Egypt. It is better to trust the Lord and accept his guidance (compare </w:t>
       </w:r>
-      <w:hyperlink r:id="rId271">
-        <w:r>
-          <w:rPr>
-            <w:lang w:val="en_US" w:bidi="en_US"/>
-          </w:rPr>
-          <w:rPr>
-            <w:color w:val="0000EE"/>
-            <w:u w:val="single"/>
-          </w:rPr>
-          <w:t>Psalms 33:18</w:t>
-        </w:r>
-      </w:hyperlink>
-      <w:r>
-        <w:rPr>
-          <w:lang w:val="en_US" w:bidi="en_US"/>
-        </w:rPr>
-        <w:t xml:space="preserve">; </w:t>
-      </w:r>
-      <w:hyperlink r:id="rId235">
-        <w:r>
-          <w:rPr>
-            <w:lang w:val="en_US" w:bidi="en_US"/>
-          </w:rPr>
-          <w:rPr>
-            <w:color w:val="0000EE"/>
-            <w:u w:val="single"/>
-          </w:rPr>
-          <w:t>37:7</w:t>
-        </w:r>
-      </w:hyperlink>
-      <w:r>
-        <w:rPr>
-          <w:lang w:val="en_US" w:bidi="en_US"/>
-        </w:rPr>
-        <w:t xml:space="preserve">; </w:t>
-      </w:r>
-      <w:hyperlink r:id="rId272">
-        <w:r>
-          <w:rPr>
-            <w:lang w:val="en_US" w:bidi="en_US"/>
-          </w:rPr>
-          <w:rPr>
-            <w:color w:val="0000EE"/>
-            <w:u w:val="single"/>
-          </w:rPr>
-          <w:t>Isaiah 50:10</w:t>
-        </w:r>
-      </w:hyperlink>
-      <w:r>
-        <w:rPr>
-          <w:lang w:val="en_US" w:bidi="en_US"/>
-        </w:rPr>
-        <w:t xml:space="preserve">; </w:t>
-      </w:r>
-      <w:hyperlink r:id="rId273">
-        <w:r>
-          <w:rPr>
-            <w:lang w:val="en_US" w:bidi="en_US"/>
-          </w:rPr>
-          <w:rPr>
-            <w:color w:val="0000EE"/>
-            <w:u w:val="single"/>
-          </w:rPr>
-          <w:t>Jeremiah 17:7–8</w:t>
-        </w:r>
-      </w:hyperlink>
-      <w:r>
-        <w:rPr>
-          <w:lang w:val="en_US" w:bidi="en_US"/>
-        </w:rPr>
-        <w:t xml:space="preserve">; </w:t>
-      </w:r>
-      <w:hyperlink r:id="rId274">
-        <w:r>
-          <w:rPr>
-            <w:lang w:val="en_US" w:bidi="en_US"/>
-          </w:rPr>
-          <w:rPr>
-            <w:color w:val="0000EE"/>
-            <w:u w:val="single"/>
-          </w:rPr>
-          <w:t>Acts 13:43</w:t>
-        </w:r>
-      </w:hyperlink>
+      <w:r>
+        <w:rPr>
+          <w:lang w:val="en_US" w:bidi="en_US"/>
+        </w:rPr>
+        <w:t>Psalms 33:18</w:t>
+      </w:r>
+      <w:r>
+        <w:rPr>
+          <w:lang w:val="en_US" w:bidi="en_US"/>
+        </w:rPr>
+        <w:t xml:space="preserve">; </w:t>
+      </w:r>
+      <w:r>
+        <w:rPr>
+          <w:lang w:val="en_US" w:bidi="en_US"/>
+        </w:rPr>
+        <w:t>37:7</w:t>
+      </w:r>
+      <w:r>
+        <w:rPr>
+          <w:lang w:val="en_US" w:bidi="en_US"/>
+        </w:rPr>
+        <w:t xml:space="preserve">; </w:t>
+      </w:r>
+      <w:r>
+        <w:rPr>
+          <w:lang w:val="en_US" w:bidi="en_US"/>
+        </w:rPr>
+        <w:t>Isaiah 50:10</w:t>
+      </w:r>
+      <w:r>
+        <w:rPr>
+          <w:lang w:val="en_US" w:bidi="en_US"/>
+        </w:rPr>
+        <w:t xml:space="preserve">; </w:t>
+      </w:r>
+      <w:r>
+        <w:rPr>
+          <w:lang w:val="en_US" w:bidi="en_US"/>
+        </w:rPr>
+        <w:t>Jeremiah 17:7–8</w:t>
+      </w:r>
+      <w:r>
+        <w:rPr>
+          <w:lang w:val="en_US" w:bidi="en_US"/>
+        </w:rPr>
+        <w:t xml:space="preserve">; </w:t>
+      </w:r>
+      <w:r>
+        <w:rPr>
+          <w:lang w:val="en_US" w:bidi="en_US"/>
+        </w:rPr>
+        <w:t>Acts 13:43</w:t>
+      </w:r>
       <w:r>
         <w:rPr>
           <w:lang w:val="en_US" w:bidi="en_US"/>
@@ -7696,54 +5728,36 @@
         </w:rPr>
         <w:t>Life teaches us to trust God. We might start by doing good and right (</w:t>
       </w:r>
-      <w:hyperlink r:id="rId275">
-        <w:r>
-          <w:rPr>
-            <w:lang w:val="en_US" w:bidi="en_US"/>
-          </w:rPr>
-          <w:rPr>
-            <w:color w:val="0000EE"/>
-            <w:u w:val="single"/>
-          </w:rPr>
-          <w:t>2 Chronicles 14:1–6</w:t>
-        </w:r>
-      </w:hyperlink>
+      <w:r>
+        <w:rPr>
+          <w:lang w:val="en_US" w:bidi="en_US"/>
+        </w:rPr>
+        <w:t>2 Chronicles 14:1–6</w:t>
+      </w:r>
       <w:r>
         <w:rPr>
           <w:lang w:val="en_US" w:bidi="en_US"/>
         </w:rPr>
         <w:t xml:space="preserve">). But our spiritual impact is not complete until our last action (see </w:t>
       </w:r>
-      <w:hyperlink r:id="rId276">
-        <w:r>
-          <w:rPr>
-            <w:lang w:val="en_US" w:bidi="en_US"/>
-          </w:rPr>
-          <w:rPr>
-            <w:color w:val="0000EE"/>
-            <w:u w:val="single"/>
-          </w:rPr>
-          <w:t>Romans 2:6–11</w:t>
-        </w:r>
-      </w:hyperlink>
-      <w:r>
-        <w:rPr>
-          <w:lang w:val="en_US" w:bidi="en_US"/>
-        </w:rPr>
-        <w:t xml:space="preserve">; </w:t>
-      </w:r>
-      <w:hyperlink r:id="rId277">
-        <w:r>
-          <w:rPr>
-            <w:lang w:val="en_US" w:bidi="en_US"/>
-          </w:rPr>
-          <w:rPr>
-            <w:color w:val="0000EE"/>
-            <w:u w:val="single"/>
-          </w:rPr>
-          <w:t>1 Corinthians 4:1–5</w:t>
-        </w:r>
-      </w:hyperlink>
+      <w:r>
+        <w:rPr>
+          <w:lang w:val="en_US" w:bidi="en_US"/>
+        </w:rPr>
+        <w:t>Romans 2:6–11</w:t>
+      </w:r>
+      <w:r>
+        <w:rPr>
+          <w:lang w:val="en_US" w:bidi="en_US"/>
+        </w:rPr>
+        <w:t xml:space="preserve">; </w:t>
+      </w:r>
+      <w:r>
+        <w:rPr>
+          <w:lang w:val="en_US" w:bidi="en_US"/>
+        </w:rPr>
+        <w:t>1 Corinthians 4:1–5</w:t>
+      </w:r>
       <w:r>
         <w:rPr>
           <w:lang w:val="en_US" w:bidi="en_US"/>
@@ -7773,288 +5787,192 @@
           <w:lang w:val="en_US" w:bidi="en_US"/>
         </w:rPr>
       </w:r>
-      <w:hyperlink r:id="rId278">
-        <w:r>
-          <w:rPr>
-            <w:lang w:val="en_US" w:bidi="en_US"/>
-          </w:rPr>
-          <w:rPr>
-            <w:color w:val="0000EE"/>
-            <w:u w:val="single"/>
-          </w:rPr>
-          <w:t>Deuteronomy 13:4</w:t>
-        </w:r>
-      </w:hyperlink>
-      <w:r>
-        <w:rPr>
-          <w:lang w:val="en_US" w:bidi="en_US"/>
-        </w:rPr>
-        <w:t xml:space="preserve">; </w:t>
-      </w:r>
-      <w:hyperlink r:id="rId279">
-        <w:r>
-          <w:rPr>
-            <w:lang w:val="en_US" w:bidi="en_US"/>
-          </w:rPr>
-          <w:rPr>
-            <w:color w:val="0000EE"/>
-            <w:u w:val="single"/>
-          </w:rPr>
-          <w:t>2 Kings 6:15–18</w:t>
-        </w:r>
-      </w:hyperlink>
-      <w:r>
-        <w:rPr>
-          <w:lang w:val="en_US" w:bidi="en_US"/>
-        </w:rPr>
-        <w:t xml:space="preserve">; </w:t>
-      </w:r>
-      <w:hyperlink r:id="rId280">
-        <w:r>
-          <w:rPr>
-            <w:lang w:val="en_US" w:bidi="en_US"/>
-          </w:rPr>
-          <w:rPr>
-            <w:color w:val="0000EE"/>
-            <w:u w:val="single"/>
-          </w:rPr>
-          <w:t>2 Chronicles 16:1–10</w:t>
-        </w:r>
-      </w:hyperlink>
-      <w:r>
-        <w:rPr>
-          <w:lang w:val="en_US" w:bidi="en_US"/>
-        </w:rPr>
-        <w:t xml:space="preserve">; </w:t>
-      </w:r>
-      <w:hyperlink r:id="rId281">
-        <w:r>
-          <w:rPr>
-            <w:lang w:val="en_US" w:bidi="en_US"/>
-          </w:rPr>
-          <w:rPr>
-            <w:color w:val="0000EE"/>
-            <w:u w:val="single"/>
-          </w:rPr>
-          <w:t>32:7–8</w:t>
-        </w:r>
-      </w:hyperlink>
-      <w:r>
-        <w:rPr>
-          <w:lang w:val="en_US" w:bidi="en_US"/>
-        </w:rPr>
-        <w:t xml:space="preserve">; </w:t>
-      </w:r>
-      <w:hyperlink r:id="rId282">
-        <w:r>
-          <w:rPr>
-            <w:lang w:val="en_US" w:bidi="en_US"/>
-          </w:rPr>
-          <w:rPr>
-            <w:color w:val="0000EE"/>
-            <w:u w:val="single"/>
-          </w:rPr>
-          <w:t>Psalms 20:6–8</w:t>
-        </w:r>
-      </w:hyperlink>
-      <w:r>
-        <w:rPr>
-          <w:lang w:val="en_US" w:bidi="en_US"/>
-        </w:rPr>
-        <w:t xml:space="preserve">; </w:t>
-      </w:r>
-      <w:hyperlink r:id="rId283">
-        <w:r>
-          <w:rPr>
-            <w:lang w:val="en_US" w:bidi="en_US"/>
-          </w:rPr>
-          <w:rPr>
-            <w:color w:val="0000EE"/>
-            <w:u w:val="single"/>
-          </w:rPr>
-          <w:t>37:3–7</w:t>
-        </w:r>
-      </w:hyperlink>
-      <w:r>
-        <w:rPr>
-          <w:lang w:val="en_US" w:bidi="en_US"/>
-        </w:rPr>
-        <w:t xml:space="preserve">; </w:t>
-      </w:r>
-      <w:hyperlink r:id="rId284">
-        <w:r>
-          <w:rPr>
-            <w:lang w:val="en_US" w:bidi="en_US"/>
-          </w:rPr>
-          <w:rPr>
-            <w:color w:val="0000EE"/>
-            <w:u w:val="single"/>
-          </w:rPr>
-          <w:t>60:11–12</w:t>
-        </w:r>
-      </w:hyperlink>
-      <w:r>
-        <w:rPr>
-          <w:lang w:val="en_US" w:bidi="en_US"/>
-        </w:rPr>
-        <w:t xml:space="preserve">; </w:t>
-      </w:r>
-      <w:hyperlink r:id="rId285">
-        <w:r>
-          <w:rPr>
-            <w:lang w:val="en_US" w:bidi="en_US"/>
-          </w:rPr>
-          <w:rPr>
-            <w:color w:val="0000EE"/>
-            <w:u w:val="single"/>
-          </w:rPr>
-          <w:t>Proverbs 11:7–8</w:t>
-        </w:r>
-      </w:hyperlink>
-      <w:r>
-        <w:rPr>
-          <w:lang w:val="en_US" w:bidi="en_US"/>
-        </w:rPr>
-        <w:t xml:space="preserve">; </w:t>
-      </w:r>
-      <w:hyperlink r:id="rId286">
-        <w:r>
-          <w:rPr>
-            <w:lang w:val="en_US" w:bidi="en_US"/>
-          </w:rPr>
-          <w:rPr>
-            <w:color w:val="0000EE"/>
-            <w:u w:val="single"/>
-          </w:rPr>
-          <w:t>18:10–12</w:t>
-        </w:r>
-      </w:hyperlink>
-      <w:r>
-        <w:rPr>
-          <w:lang w:val="en_US" w:bidi="en_US"/>
-        </w:rPr>
-        <w:t xml:space="preserve">; </w:t>
-      </w:r>
-      <w:hyperlink r:id="rId287">
-        <w:r>
-          <w:rPr>
-            <w:lang w:val="en_US" w:bidi="en_US"/>
-          </w:rPr>
-          <w:rPr>
-            <w:color w:val="0000EE"/>
-            <w:u w:val="single"/>
-          </w:rPr>
-          <w:t>Ecclesiastes 3:14</w:t>
-        </w:r>
-      </w:hyperlink>
-      <w:r>
-        <w:rPr>
-          <w:lang w:val="en_US" w:bidi="en_US"/>
-        </w:rPr>
-        <w:t xml:space="preserve">; </w:t>
-      </w:r>
-      <w:hyperlink r:id="rId288">
-        <w:r>
-          <w:rPr>
-            <w:lang w:val="en_US" w:bidi="en_US"/>
-          </w:rPr>
-          <w:rPr>
-            <w:color w:val="0000EE"/>
-            <w:u w:val="single"/>
-          </w:rPr>
-          <w:t>Isaiah 31:1–5</w:t>
-        </w:r>
-      </w:hyperlink>
-      <w:r>
-        <w:rPr>
-          <w:lang w:val="en_US" w:bidi="en_US"/>
-        </w:rPr>
-        <w:t xml:space="preserve">; </w:t>
-      </w:r>
-      <w:hyperlink r:id="rId289">
-        <w:r>
-          <w:rPr>
-            <w:lang w:val="en_US" w:bidi="en_US"/>
-          </w:rPr>
-          <w:rPr>
-            <w:color w:val="0000EE"/>
-            <w:u w:val="single"/>
-          </w:rPr>
-          <w:t>Jeremiah 17:5–8</w:t>
-        </w:r>
-      </w:hyperlink>
-      <w:r>
-        <w:rPr>
-          <w:lang w:val="en_US" w:bidi="en_US"/>
-        </w:rPr>
-        <w:t xml:space="preserve">; </w:t>
-      </w:r>
-      <w:hyperlink r:id="rId290">
-        <w:r>
-          <w:rPr>
-            <w:lang w:val="en_US" w:bidi="en_US"/>
-          </w:rPr>
-          <w:rPr>
-            <w:color w:val="0000EE"/>
-            <w:u w:val="single"/>
-          </w:rPr>
-          <w:t>Matthew 10:26–31</w:t>
-        </w:r>
-      </w:hyperlink>
-      <w:r>
-        <w:rPr>
-          <w:lang w:val="en_US" w:bidi="en_US"/>
-        </w:rPr>
-        <w:t xml:space="preserve">; </w:t>
-      </w:r>
-      <w:hyperlink r:id="rId276">
-        <w:r>
-          <w:rPr>
-            <w:lang w:val="en_US" w:bidi="en_US"/>
-          </w:rPr>
-          <w:rPr>
-            <w:color w:val="0000EE"/>
-            <w:u w:val="single"/>
-          </w:rPr>
-          <w:t>Romans 2:6–11</w:t>
-        </w:r>
-      </w:hyperlink>
-      <w:r>
-        <w:rPr>
-          <w:lang w:val="en_US" w:bidi="en_US"/>
-        </w:rPr>
-        <w:t xml:space="preserve">; </w:t>
-      </w:r>
-      <w:hyperlink r:id="rId277">
-        <w:r>
-          <w:rPr>
-            <w:lang w:val="en_US" w:bidi="en_US"/>
-          </w:rPr>
-          <w:rPr>
-            <w:color w:val="0000EE"/>
-            <w:u w:val="single"/>
-          </w:rPr>
-          <w:t>1 Corinthians 4:1–5</w:t>
-        </w:r>
-      </w:hyperlink>
-      <w:r>
-        <w:rPr>
-          <w:lang w:val="en_US" w:bidi="en_US"/>
-        </w:rPr>
-        <w:t xml:space="preserve">; </w:t>
-      </w:r>
-      <w:hyperlink r:id="rId291">
-        <w:r>
-          <w:rPr>
-            <w:lang w:val="en_US" w:bidi="en_US"/>
-          </w:rPr>
-          <w:rPr>
-            <w:color w:val="0000EE"/>
-            <w:u w:val="single"/>
-          </w:rPr>
-          <w:t>Revelation 2:8–11</w:t>
-        </w:r>
-      </w:hyperlink>
+      <w:r>
+        <w:rPr>
+          <w:lang w:val="en_US" w:bidi="en_US"/>
+        </w:rPr>
+        <w:t>Deuteronomy 13:4</w:t>
+      </w:r>
+      <w:r>
+        <w:rPr>
+          <w:lang w:val="en_US" w:bidi="en_US"/>
+        </w:rPr>
+        <w:t xml:space="preserve">; </w:t>
+      </w:r>
+      <w:r>
+        <w:rPr>
+          <w:lang w:val="en_US" w:bidi="en_US"/>
+        </w:rPr>
+        <w:t>2 Kings 6:15–18</w:t>
+      </w:r>
+      <w:r>
+        <w:rPr>
+          <w:lang w:val="en_US" w:bidi="en_US"/>
+        </w:rPr>
+        <w:t xml:space="preserve">; </w:t>
+      </w:r>
+      <w:r>
+        <w:rPr>
+          <w:lang w:val="en_US" w:bidi="en_US"/>
+        </w:rPr>
+        <w:t>2 Chronicles 16:1–10</w:t>
+      </w:r>
+      <w:r>
+        <w:rPr>
+          <w:lang w:val="en_US" w:bidi="en_US"/>
+        </w:rPr>
+        <w:t xml:space="preserve">; </w:t>
+      </w:r>
+      <w:r>
+        <w:rPr>
+          <w:lang w:val="en_US" w:bidi="en_US"/>
+        </w:rPr>
+        <w:t>32:7–8</w:t>
+      </w:r>
+      <w:r>
+        <w:rPr>
+          <w:lang w:val="en_US" w:bidi="en_US"/>
+        </w:rPr>
+        <w:t xml:space="preserve">; </w:t>
+      </w:r>
+      <w:r>
+        <w:rPr>
+          <w:lang w:val="en_US" w:bidi="en_US"/>
+        </w:rPr>
+        <w:t>Psalms 20:6–8</w:t>
+      </w:r>
+      <w:r>
+        <w:rPr>
+          <w:lang w:val="en_US" w:bidi="en_US"/>
+        </w:rPr>
+        <w:t xml:space="preserve">; </w:t>
+      </w:r>
+      <w:r>
+        <w:rPr>
+          <w:lang w:val="en_US" w:bidi="en_US"/>
+        </w:rPr>
+        <w:t>37:3–7</w:t>
+      </w:r>
+      <w:r>
+        <w:rPr>
+          <w:lang w:val="en_US" w:bidi="en_US"/>
+        </w:rPr>
+        <w:t xml:space="preserve">; </w:t>
+      </w:r>
+      <w:r>
+        <w:rPr>
+          <w:lang w:val="en_US" w:bidi="en_US"/>
+        </w:rPr>
+        <w:t>60:11–12</w:t>
+      </w:r>
+      <w:r>
+        <w:rPr>
+          <w:lang w:val="en_US" w:bidi="en_US"/>
+        </w:rPr>
+        <w:t xml:space="preserve">; </w:t>
+      </w:r>
+      <w:r>
+        <w:rPr>
+          <w:lang w:val="en_US" w:bidi="en_US"/>
+        </w:rPr>
+        <w:t>Proverbs 11:7–8</w:t>
+      </w:r>
+      <w:r>
+        <w:rPr>
+          <w:lang w:val="en_US" w:bidi="en_US"/>
+        </w:rPr>
+        <w:t xml:space="preserve">; </w:t>
+      </w:r>
+      <w:r>
+        <w:rPr>
+          <w:lang w:val="en_US" w:bidi="en_US"/>
+        </w:rPr>
+        <w:t>18:10–12</w:t>
+      </w:r>
+      <w:r>
+        <w:rPr>
+          <w:lang w:val="en_US" w:bidi="en_US"/>
+        </w:rPr>
+        <w:t xml:space="preserve">; </w:t>
+      </w:r>
+      <w:r>
+        <w:rPr>
+          <w:lang w:val="en_US" w:bidi="en_US"/>
+        </w:rPr>
+        <w:t>Ecclesiastes 3:14</w:t>
+      </w:r>
+      <w:r>
+        <w:rPr>
+          <w:lang w:val="en_US" w:bidi="en_US"/>
+        </w:rPr>
+        <w:t xml:space="preserve">; </w:t>
+      </w:r>
+      <w:r>
+        <w:rPr>
+          <w:lang w:val="en_US" w:bidi="en_US"/>
+        </w:rPr>
+        <w:t>Isaiah 31:1–5</w:t>
+      </w:r>
+      <w:r>
+        <w:rPr>
+          <w:lang w:val="en_US" w:bidi="en_US"/>
+        </w:rPr>
+        <w:t xml:space="preserve">; </w:t>
+      </w:r>
+      <w:r>
+        <w:rPr>
+          <w:lang w:val="en_US" w:bidi="en_US"/>
+        </w:rPr>
+        <w:t>Jeremiah 17:5–8</w:t>
+      </w:r>
+      <w:r>
+        <w:rPr>
+          <w:lang w:val="en_US" w:bidi="en_US"/>
+        </w:rPr>
+        <w:t xml:space="preserve">; </w:t>
+      </w:r>
+      <w:r>
+        <w:rPr>
+          <w:lang w:val="en_US" w:bidi="en_US"/>
+        </w:rPr>
+        <w:t>Matthew 10:26–31</w:t>
+      </w:r>
+      <w:r>
+        <w:rPr>
+          <w:lang w:val="en_US" w:bidi="en_US"/>
+        </w:rPr>
+        <w:t xml:space="preserve">; </w:t>
+      </w:r>
+      <w:r>
+        <w:rPr>
+          <w:lang w:val="en_US" w:bidi="en_US"/>
+        </w:rPr>
+        <w:t>Romans 2:6–11</w:t>
+      </w:r>
+      <w:r>
+        <w:rPr>
+          <w:lang w:val="en_US" w:bidi="en_US"/>
+        </w:rPr>
+        <w:t xml:space="preserve">; </w:t>
+      </w:r>
+      <w:r>
+        <w:rPr>
+          <w:lang w:val="en_US" w:bidi="en_US"/>
+        </w:rPr>
+        <w:t>1 Corinthians 4:1–5</w:t>
+      </w:r>
+      <w:r>
+        <w:rPr>
+          <w:lang w:val="en_US" w:bidi="en_US"/>
+        </w:rPr>
+        <w:t xml:space="preserve">; </w:t>
+      </w:r>
+      <w:r>
+        <w:rPr>
+          <w:lang w:val="en_US" w:bidi="en_US"/>
+        </w:rPr>
+        <w:t>Revelation 2:8–11</w:t>
+      </w:r>
       <w:r>
         <w:rPr>
           <w:lang w:val="en_US" w:bidi="en_US"/>
